--- a/downloads/student/ai-7-week-34.docx
+++ b/downloads/student/ai-7-week-34.docx
@@ -835,6 +835,16 @@
     <w:p>
       <w:r>
         <w:t>No population superiority or significance claim is supplied; dependence and sample coverage need explicit treatment.</w:t>
+      </w:r>
+    </w:p>
+    <w:p>
+      <w:r>
+        <w:t>Read the labelled picture: Connect the manuscript’s 7/10 and 8/10 scores to the five-plant grouping. Which abstract claim must be corrected if it says ten independent plants?</w:t>
+      </w:r>
+    </w:p>
+    <w:p>
+      <w:r>
+        <w:t>Change one thing: The abstract calls the study a test on ten independent plants. Predict the result before checking the explanation. What remains the same?</w:t>
       </w:r>
     </w:p>
     <w:p>
@@ -1933,6 +1943,187 @@
         <w:t>Attempt the independent case before hints. Record whether you worked alone, used a hint or followed a model. After feedback, fix the first unsupported step and explain why it changed. A later check uses a changed case, not a copied answer.</w:t>
       </w:r>
     </w:p>
+    <w:p>
+      <w:pPr>
+        <w:pStyle w:val="Heading1"/>
+      </w:pPr>
+      <w:r>
+        <w:t>15. Your lesson route</w:t>
+      </w:r>
+    </w:p>
+    <w:p>
+      <w:r>
+        <w:t>Start with this question: Build a manuscript from claim to record. A capstone manuscript compares two frozen pattern classifiers on ten reserved cases.</w:t>
+      </w:r>
+    </w:p>
+    <w:tbl>
+      <w:tblPr>
+        <w:tblStyle w:val="LightShading-Accent1"/>
+        <w:tblW w:type="auto" w:w="0"/>
+        <w:tblLook w:firstColumn="1" w:firstRow="1" w:lastColumn="0" w:lastRow="0" w:noHBand="0" w:noVBand="1" w:val="04A0"/>
+      </w:tblPr>
+      <w:tblGrid>
+        <w:gridCol w:w="5112"/>
+        <w:gridCol w:w="5112"/>
+      </w:tblGrid>
+      <w:tr>
+        <w:trPr>
+          <w:tblHeader/>
+        </w:trPr>
+        <w:tc>
+          <w:tcPr>
+            <w:tcW w:type="dxa" w:w="5112"/>
+          </w:tcPr>
+          <w:p>
+            <w:r>
+              <w:t>By the end, I can</w:t>
+            </w:r>
+          </w:p>
+        </w:tc>
+        <w:tc>
+          <w:tcPr>
+            <w:tcW w:type="dxa" w:w="5112"/>
+          </w:tcPr>
+          <w:p>
+            <w:r>
+              <w:t>How I will show it</w:t>
+            </w:r>
+          </w:p>
+        </w:tc>
+      </w:tr>
+      <w:tr>
+        <w:tc>
+          <w:tcPr>
+            <w:tcW w:type="dxa" w:w="5112"/>
+          </w:tcPr>
+          <w:p>
+            <w:r>
+              <w:t>Explain the mechanism and terminology of final project manuscript</w:t>
+            </w:r>
+          </w:p>
+        </w:tc>
+        <w:tc>
+          <w:tcPr>
+            <w:tcW w:type="dxa" w:w="5112"/>
+          </w:tcPr>
+          <w:p>
+            <w:r>
+              <w:t>Explain the deciding step, show a trace or test, and state one limit.</w:t>
+            </w:r>
+          </w:p>
+        </w:tc>
+      </w:tr>
+      <w:tr>
+        <w:tc>
+          <w:tcPr>
+            <w:tcW w:type="dxa" w:w="5112"/>
+          </w:tcPr>
+          <w:p>
+            <w:r>
+              <w:t>Apply the stated procedure to a new case with a traceable result</w:t>
+            </w:r>
+          </w:p>
+        </w:tc>
+        <w:tc>
+          <w:tcPr>
+            <w:tcW w:type="dxa" w:w="5112"/>
+          </w:tcPr>
+          <w:p>
+            <w:r>
+              <w:t>Explain the deciding step, show a trace or test, and state one limit.</w:t>
+            </w:r>
+          </w:p>
+        </w:tc>
+      </w:tr>
+      <w:tr>
+        <w:tc>
+          <w:tcPr>
+            <w:tcW w:type="dxa" w:w="5112"/>
+          </w:tcPr>
+          <w:p>
+            <w:r>
+              <w:t>Identify an assumption or limitation and design a revealing follow-up</w:t>
+            </w:r>
+          </w:p>
+        </w:tc>
+        <w:tc>
+          <w:tcPr>
+            <w:tcW w:type="dxa" w:w="5112"/>
+          </w:tcPr>
+          <w:p>
+            <w:r>
+              <w:t>Explain the deciding step, show a trace or test, and state one limit.</w:t>
+            </w:r>
+          </w:p>
+        </w:tc>
+      </w:tr>
+    </w:tbl>
+    <w:p>
+      <w:r>
+        <w:t>Remember → watch and explain → try with help → investigate → try independently → keep project evidence. Your teacher may spread this lesson across several classes.</w:t>
+      </w:r>
+    </w:p>
+    <w:p>
+      <w:r>
+        <w:t>Keep your first prediction. Compare it with what the evidence shows and explain any change.</w:t>
+      </w:r>
+    </w:p>
+    <w:p>
+      <w:pPr>
+        <w:pStyle w:val="Heading1"/>
+      </w:pPr>
+      <w:r>
+        <w:t>16. Finish and return</w:t>
+      </w:r>
+    </w:p>
+    <w:p>
+      <w:r>
+        <w:t>Close your notes. Explain this goal in your own words: Explain the mechanism and terminology of final project manuscript</w:t>
+      </w:r>
+    </w:p>
+    <w:p>
+      <w:pPr>
+        <w:pStyle w:val="Heading3"/>
+      </w:pPr>
+      <w:r>
+        <w:t>My deciding step, evidence and one remaining question</w:t>
+      </w:r>
+    </w:p>
+    <w:p>
+      <w:r>
+        <w:t>________________________________________________________________</w:t>
+      </w:r>
+    </w:p>
+    <w:p>
+      <w:r>
+        <w:t>________________________________________________________________</w:t>
+      </w:r>
+    </w:p>
+    <w:p>
+      <w:r>
+        <w:t>________________________________________________________________</w:t>
+      </w:r>
+    </w:p>
+    <w:p>
+      <w:r>
+        <w:t>________________________________________________________________</w:t>
+      </w:r>
+    </w:p>
+    <w:p>
+      <w:r>
+        <w:t>________________________________________________________________</w:t>
+      </w:r>
+    </w:p>
+    <w:p>
+      <w:r>
+        <w:t>If you are unsure, return to the worked picture and explain one arrow. If you are ready, change an input or assumption and justify your prediction.</w:t>
+      </w:r>
+    </w:p>
+    <w:p>
+      <w:r>
+        <w:t>Save your workbook evidence. At the next review, try a different case before opening your old answer.</w:t>
+      </w:r>
+    </w:p>
     <w:sectPr>
       <w:pgSz w:w="12240" w:h="15840"/>
       <w:pgMar w:top="936" w:right="1008" w:bottom="936" w:left="1008" w:header="720" w:footer="720" w:gutter="0"/>

--- a/downloads/student/ai-7-week-34.docx
+++ b/downloads/student/ai-7-week-34.docx
@@ -2124,6 +2124,207 @@
         <w:t>Save your workbook evidence. At the next review, try a different case before opening your old answer.</w:t>
       </w:r>
     </w:p>
+    <w:p>
+      <w:pPr>
+        <w:pStyle w:val="Heading1"/>
+      </w:pPr>
+      <w:r>
+        <w:t>17. Supported practice, repair and portfolio</w:t>
+      </w:r>
+    </w:p>
+    <w:p>
+      <w:r>
+        <w:t>Use this supported practice once, in the browser or on paper. Keep the reserved independent assessment for a separate first attempt before teacher feedback.</w:t>
+      </w:r>
+    </w:p>
+    <w:p>
+      <w:r>
+        <w:t>Build a manuscript from claim to record. A capstone manuscript compares two frozen pattern classifiers on ten reserved cases.</w:t>
+      </w:r>
+    </w:p>
+    <w:p>
+      <w:pPr>
+        <w:pStyle w:val="Heading3"/>
+      </w:pPr>
+      <w:r>
+        <w:t>Practice 1: explain the deciding evidence</w:t>
+      </w:r>
+    </w:p>
+    <w:p>
+      <w:r>
+        <w:t>Which labelled step matches this detail? Do not claim outdoor robustness or ten independent plants.</w:t>
+      </w:r>
+    </w:p>
+    <w:p>
+      <w:r>
+        <w:t>1. Present results</w:t>
+      </w:r>
+    </w:p>
+    <w:p>
+      <w:r>
+        <w:t>2. Describe dependence</w:t>
+      </w:r>
+    </w:p>
+    <w:p>
+      <w:r>
+        <w:t>3. State bounded claim</w:t>
+      </w:r>
+    </w:p>
+    <w:p>
+      <w:r>
+        <w:t>4. Preserve limitations</w:t>
+      </w:r>
+    </w:p>
+    <w:p>
+      <w:pPr>
+        <w:pStyle w:val="Heading3"/>
+      </w:pPr>
+      <w:r>
+        <w:t>My selected conclusion, deciding fact and explanation</w:t>
+      </w:r>
+    </w:p>
+    <w:p>
+      <w:r>
+        <w:t>________________________________________________________________</w:t>
+      </w:r>
+    </w:p>
+    <w:p>
+      <w:r>
+        <w:t>________________________________________________________________</w:t>
+      </w:r>
+    </w:p>
+    <w:p>
+      <w:r>
+        <w:t>________________________________________________________________</w:t>
+      </w:r>
+    </w:p>
+    <w:p>
+      <w:r>
+        <w:t>________________________________________________________________</w:t>
+      </w:r>
+    </w:p>
+    <w:p>
+      <w:r>
+        <w:t>________________________________________________________________</w:t>
+      </w:r>
+    </w:p>
+    <w:p>
+      <w:r>
+        <w:t>Hint if needed: Read the steps in the pictorial case. Match the supplied detail to the stage that performs or records it.</w:t>
+      </w:r>
+    </w:p>
+    <w:p>
+      <w:r>
+        <w:t>After your attempt, compare with the supported explanation: Preserve limitations Do not claim outdoor robustness or ten independent plants. A final manuscript aligns question, procedure, evidence and scope. Every figure and conclusion should point back to the records that support it.</w:t>
+      </w:r>
+    </w:p>
+    <w:p>
+      <w:pPr>
+        <w:pStyle w:val="Heading3"/>
+      </w:pPr>
+      <w:r>
+        <w:t>Practice 2: explain the deciding evidence</w:t>
+      </w:r>
+    </w:p>
+    <w:p>
+      <w:r>
+        <w:t>Changed-case practice: The abstract calls the study a test on ten independent plants. Which conclusion is supported by the supplied facts?</w:t>
+      </w:r>
+    </w:p>
+    <w:p>
+      <w:r>
+        <w:t>1. We can decide the result without examining the changed input or the procedure.</w:t>
+      </w:r>
+    </w:p>
+    <w:p>
+      <w:r>
+        <w:t>2. Correct it to five plants with two views each.</w:t>
+      </w:r>
+    </w:p>
+    <w:p>
+      <w:r>
+        <w:t>3. This one example guarantees correct results for every future input.</w:t>
+      </w:r>
+    </w:p>
+    <w:p>
+      <w:pPr>
+        <w:pStyle w:val="Heading3"/>
+      </w:pPr>
+      <w:r>
+        <w:t>My selected conclusion, deciding fact and explanation</w:t>
+      </w:r>
+    </w:p>
+    <w:p>
+      <w:r>
+        <w:t>________________________________________________________________</w:t>
+      </w:r>
+    </w:p>
+    <w:p>
+      <w:r>
+        <w:t>________________________________________________________________</w:t>
+      </w:r>
+    </w:p>
+    <w:p>
+      <w:r>
+        <w:t>________________________________________________________________</w:t>
+      </w:r>
+    </w:p>
+    <w:p>
+      <w:r>
+        <w:t>________________________________________________________________</w:t>
+      </w:r>
+    </w:p>
+    <w:p>
+      <w:r>
+        <w:t>________________________________________________________________</w:t>
+      </w:r>
+    </w:p>
+    <w:p>
+      <w:r>
+        <w:t>Hint if needed: Use the changed condition and the deciding step in the pictorial trace. The answer must say what follows from those facts.</w:t>
+      </w:r>
+    </w:p>
+    <w:p>
+      <w:r>
+        <w:t>After your attempt, compare with the supported explanation: Correct it to five plants with two views each. The source-object count, not the photo count, defines the independent plants.</w:t>
+      </w:r>
+    </w:p>
+    <w:p>
+      <w:pPr>
+        <w:pStyle w:val="Heading3"/>
+      </w:pPr>
+      <w:r>
+        <w:t>Repair a missing building block</w:t>
+      </w:r>
+    </w:p>
+    <w:p>
+      <w:r>
+        <w:t>Review Independent reproduction check (ai-7/33). Goal: Explain the mechanism and terminology of independent reproduction check. Short practice: Locate the Q3 scoring disagreement between 5/6 and 4/6. What should the teams inspect before choosing a score, and what limitation follows if the saved Q3 file is missing?. Return to this week and explain what you changed.</w:t>
+      </w:r>
+    </w:p>
+    <w:p>
+      <w:r>
+        <w:t>Review Writing results and limitations (ai-7/31). Goal: Explain the mechanism and terminology of writing results and limitations. Short practice: Compute the supported-answer rates for 9/12 and 10/12. What actual outcome was measured, and why is a claim that every student becomes smarter outside this evidence?. Return to this week and explain what you changed.</w:t>
+      </w:r>
+    </w:p>
+    <w:p>
+      <w:r>
+        <w:t>Review Negative results and claim revision (ai-7/28). Goal: Explain the mechanism and terminology of negative results and claim revision. Short practice: Does a 6/8 tie support the prediction that B scores higher? Explain why one newly selected favourable demonstration does not replace the original result or prove equivalence.. Return to this week and explain what you changed.</w:t>
+      </w:r>
+    </w:p>
+    <w:p>
+      <w:pPr>
+        <w:pStyle w:val="Heading3"/>
+      </w:pPr>
+      <w:r>
+        <w:t>Keep your completed work</w:t>
+      </w:r>
+    </w:p>
+    <w:p>
+      <w:r>
+        <w:t>Use Download completed work in the hosted lesson to export your answers, reflections, practice feedback and code-run evidence. Open the HTML copy to read or print it. Drafts stay in this browser when storage is available; clear drafts on a shared device.</w:t>
+      </w:r>
+    </w:p>
     <w:sectPr>
       <w:pgSz w:w="12240" w:h="15840"/>
       <w:pgMar w:top="936" w:right="1008" w:bottom="936" w:left="1008" w:header="720" w:footer="720" w:gutter="0"/>

--- a/downloads/student/ai-7-week-34.docx
+++ b/downloads/student/ai-7-week-34.docx
@@ -42,6 +42,11 @@
       </w:r>
     </w:p>
     <w:p>
+      <w:r>
+        <w:t>Start with the target: Explain the mechanism and terminology of final project manuscript. Try the recall before opening notes.</w:t>
+      </w:r>
+    </w:p>
+    <w:p>
       <w:pPr>
         <w:pStyle w:val="Heading3"/>
       </w:pPr>
@@ -50,17 +55,47 @@
       </w:r>
     </w:p>
     <w:p>
-      <w:r>
-        <w:t>I can explain the mechanism and terminology of final project manuscript.</w:t>
-      </w:r>
-    </w:p>
-    <w:p>
-      <w:r>
+      <w:pPr>
+        <w:spacing w:line="336" w:lineRule="auto" w:after="180"/>
+      </w:pPr>
+      <w:r>
+        <w:rPr>
+          <w:b w:val="0"/>
+        </w:rPr>
+        <w:t xml:space="preserve">I can explain the </w:t>
+      </w:r>
+      <w:r>
+        <w:rPr>
+          <w:b/>
+        </w:rPr>
+        <w:t>mechanism</w:t>
+      </w:r>
+      <w:r>
+        <w:rPr>
+          <w:b w:val="0"/>
+        </w:rPr>
+        <w:t xml:space="preserve"> and terminology of final project manuscript.</w:t>
+      </w:r>
+    </w:p>
+    <w:p>
+      <w:pPr>
+        <w:spacing w:line="336" w:lineRule="auto" w:after="180"/>
+      </w:pPr>
+      <w:r>
+        <w:rPr>
+          <w:b w:val="0"/>
+        </w:rPr>
         <w:t>I can apply the stated procedure to a new case with a traceable result.</w:t>
       </w:r>
     </w:p>
     <w:p>
-      <w:r>
+      <w:pPr>
+        <w:spacing w:line="336" w:lineRule="auto" w:after="180"/>
+      </w:pPr>
+      <w:r>
+        <w:rPr>
+          <w:b w:val="0"/>
+        </w:rPr>
         <w:t>I can identify an assumption or limitation and design a revealing follow-up.</w:t>
       </w:r>
     </w:p>
@@ -73,47 +108,125 @@
       </w:r>
     </w:p>
     <w:p>
-      <w:r>
+      <w:pPr>
+        <w:spacing w:line="336" w:lineRule="auto" w:after="180"/>
+      </w:pPr>
+      <w:r>
+        <w:rPr>
+          <w:b w:val="0"/>
+        </w:rPr>
         <w:t>Close your notes first. A rough first answer helps us choose the right starting point; it is not a score for your ability.</w:t>
       </w:r>
     </w:p>
     <w:p>
-      <w:r>
+      <w:pPr>
+        <w:spacing w:line="336" w:lineRule="auto" w:after="180"/>
+      </w:pPr>
+      <w:r>
+        <w:rPr>
+          <w:b w:val="0"/>
+        </w:rPr>
         <w:t>Without opening the old lesson, explain one key idea from Independent reproduction check. Give an example and a mistake that the idea helps you avoid.</w:t>
       </w:r>
     </w:p>
     <w:p>
-      <w:r>
+      <w:pPr>
+        <w:spacing w:line="336" w:lineRule="auto" w:after="180"/>
+      </w:pPr>
+      <w:r>
+        <w:rPr>
+          <w:b w:val="0"/>
+        </w:rPr>
         <w:t>Without opening the old lesson, explain one key idea from Writing results and limitations. Give an example and a mistake that the idea helps you avoid.</w:t>
       </w:r>
     </w:p>
     <w:p>
-      <w:r>
+      <w:pPr>
+        <w:spacing w:line="336" w:lineRule="auto" w:after="180"/>
+      </w:pPr>
+      <w:r>
+        <w:rPr>
+          <w:b w:val="0"/>
+        </w:rPr>
         <w:t>Without opening the old lesson, explain one key idea from Negative results and claim revision. Give an example and a mistake that the idea helps you avoid.</w:t>
       </w:r>
     </w:p>
     <w:p>
-      <w:r>
-        <w:t>After trying, check the relevant lesson or ask your teacher. Change the part of your explanation that the evidence shows was wrong.</w:t>
-      </w:r>
-    </w:p>
-    <w:p>
-      <w:r>
+      <w:pPr>
+        <w:spacing w:line="336" w:lineRule="auto" w:after="180"/>
+      </w:pPr>
+      <w:r>
+        <w:rPr>
+          <w:b w:val="0"/>
+        </w:rPr>
+        <w:t xml:space="preserve">After trying, check the relevant lesson or ask your teacher. Change the part of your explanation that the </w:t>
+      </w:r>
+      <w:r>
+        <w:rPr>
+          <w:b/>
+        </w:rPr>
+        <w:t>evidence</w:t>
+      </w:r>
+      <w:r>
+        <w:rPr>
+          <w:b w:val="0"/>
+        </w:rPr>
+        <w:t xml:space="preserve"> shows was wrong.</w:t>
+      </w:r>
+    </w:p>
+    <w:p>
+      <w:pPr>
+        <w:spacing w:line="336" w:lineRule="auto" w:after="180"/>
+      </w:pPr>
+      <w:r>
+        <w:rPr>
+          <w:b w:val="0"/>
+        </w:rPr>
         <w:t>This week you will practise:</w:t>
       </w:r>
     </w:p>
     <w:p>
-      <w:r>
-        <w:t>Explain the mechanism and terminology of final project manuscript</w:t>
-      </w:r>
-    </w:p>
-    <w:p>
-      <w:r>
+      <w:pPr>
+        <w:spacing w:line="336" w:lineRule="auto" w:after="180"/>
+      </w:pPr>
+      <w:r>
+        <w:rPr>
+          <w:b w:val="0"/>
+        </w:rPr>
+        <w:t xml:space="preserve">Explain the </w:t>
+      </w:r>
+      <w:r>
+        <w:rPr>
+          <w:b/>
+        </w:rPr>
+        <w:t>mechanism</w:t>
+      </w:r>
+      <w:r>
+        <w:rPr>
+          <w:b w:val="0"/>
+        </w:rPr>
+        <w:t xml:space="preserve"> and terminology of final project manuscript</w:t>
+      </w:r>
+    </w:p>
+    <w:p>
+      <w:pPr>
+        <w:spacing w:line="336" w:lineRule="auto" w:after="180"/>
+      </w:pPr>
+      <w:r>
+        <w:rPr>
+          <w:b w:val="0"/>
+        </w:rPr>
         <w:t>Apply the stated procedure to a new case with a traceable result</w:t>
       </w:r>
     </w:p>
     <w:p>
-      <w:r>
+      <w:pPr>
+        <w:spacing w:line="336" w:lineRule="auto" w:after="180"/>
+      </w:pPr>
+      <w:r>
+        <w:rPr>
+          <w:b w:val="0"/>
+        </w:rPr>
         <w:t>Identify an assumption or limitation and design a revealing follow-up</w:t>
       </w:r>
     </w:p>
@@ -126,8 +239,38 @@
       </w:r>
     </w:p>
     <w:p>
-      <w:r>
-        <w:t>Recall Independent reproduction check. Explain why a recorded result needs its input conditions and evidence source before it can support a claim.</w:t>
+      <w:pPr>
+        <w:spacing w:line="336" w:lineRule="auto" w:after="180"/>
+      </w:pPr>
+      <w:r>
+        <w:rPr>
+          <w:b w:val="0"/>
+        </w:rPr>
+        <w:t xml:space="preserve">Recall Independent reproduction check. Explain why a recorded result needs its </w:t>
+      </w:r>
+      <w:r>
+        <w:rPr>
+          <w:b/>
+        </w:rPr>
+        <w:t>input</w:t>
+      </w:r>
+      <w:r>
+        <w:rPr>
+          <w:b w:val="0"/>
+        </w:rPr>
+        <w:t xml:space="preserve"> conditions and </w:t>
+      </w:r>
+      <w:r>
+        <w:rPr>
+          <w:b/>
+        </w:rPr>
+        <w:t>evidence</w:t>
+      </w:r>
+      <w:r>
+        <w:rPr>
+          <w:b w:val="0"/>
+        </w:rPr>
+        <w:t xml:space="preserve"> source before it can support a claim.</w:t>
       </w:r>
     </w:p>
     <w:p>
@@ -162,7 +305,13 @@
       </w:r>
     </w:p>
     <w:p>
-      <w:r>
+      <w:pPr>
+        <w:spacing w:line="336" w:lineRule="auto" w:after="180"/>
+      </w:pPr>
+      <w:r>
+        <w:rPr>
+          <w:b w:val="0"/>
+        </w:rPr>
         <w:t>Explain final project manuscript using the records and boundaries of this fictional investigation.</w:t>
       </w:r>
     </w:p>
@@ -176,12 +325,40 @@
     </w:p>
     <w:p>
       <w:r>
+        <w:t>Investigate the supplied Final project manuscript case. Separate observations, given facts and assumptions before choosing an explanation.</w:t>
+      </w:r>
+    </w:p>
+    <w:p>
+      <w:pPr>
+        <w:spacing w:line="336" w:lineRule="auto" w:after="180"/>
+      </w:pPr>
+      <w:r>
+        <w:rPr>
+          <w:b w:val="0"/>
+        </w:rPr>
         <w:t>A final manuscript integrates question, methods, results, limitations and reproducibility. Each table and claim should point to the correct run.</w:t>
       </w:r>
     </w:p>
     <w:p>
-      <w:r>
-        <w:t>Begin by writing the question the procedure is intended to answer. Identify the information already supplied, the information it will produce and the information still missing. These are constructed classroom examples; they do not require live accounts, private records or an external service. Do not treat a plausible explanation as a measured outcome.</w:t>
+      <w:pPr>
+        <w:spacing w:line="336" w:lineRule="auto" w:after="180"/>
+      </w:pPr>
+      <w:r>
+        <w:rPr>
+          <w:b w:val="0"/>
+        </w:rPr>
+        <w:t>Begin by writing the question the procedure is intended to answer. Identify the information already supplied, the information it will produce and the information still missing.</w:t>
+      </w:r>
+    </w:p>
+    <w:p>
+      <w:pPr>
+        <w:spacing w:line="336" w:lineRule="auto" w:after="180"/>
+      </w:pPr>
+      <w:r>
+        <w:rPr>
+          <w:b w:val="0"/>
+        </w:rPr>
+        <w:t>These are constructed classroom examples; they do not require live accounts, private records or an external service. Do not treat a plausible explanation as a measured outcome.</w:t>
       </w:r>
     </w:p>
     <w:p>
@@ -217,6 +394,17 @@
     </w:p>
     <w:p>
       <w:r>
+        <w:t>Follow the mechanism for Final project manuscript. Connect each labelled input, deciding step and result.</w:t>
+      </w:r>
+    </w:p>
+    <w:p>
+      <w:pPr>
+        <w:spacing w:line="336" w:lineRule="auto" w:after="180"/>
+      </w:pPr>
+      <w:r>
+        <w:rPr>
+          <w:b w:val="0"/>
+        </w:rPr>
         <w:t>Audit consistency across abstract, figures, raw results and artifact manifest. Remove unsupported universal claims; label exploratory analyses and unassessed outcomes.</w:t>
       </w:r>
     </w:p>
@@ -313,8 +501,49 @@
       </w:r>
     </w:p>
     <w:p>
-      <w:r>
-        <w:t>Before applying the procedure, write its units, denominator or decision boundary where relevant. A partner should be able to repeat each step using the same inputs. If a required input is absent or violates the stated contract, record that condition explicitly instead of quietly replacing it with a convenient value.</w:t>
+      <w:pPr>
+        <w:spacing w:line="336" w:lineRule="auto" w:after="180"/>
+      </w:pPr>
+      <w:r>
+        <w:rPr>
+          <w:b w:val="0"/>
+        </w:rPr>
+        <w:t xml:space="preserve">Before applying the procedure, write its units, denominator or decision boundary where relevant. A partner should be able to repeat each step using the same </w:t>
+      </w:r>
+      <w:r>
+        <w:rPr>
+          <w:b/>
+        </w:rPr>
+        <w:t>input</w:t>
+      </w:r>
+      <w:r>
+        <w:rPr>
+          <w:b w:val="0"/>
+        </w:rPr>
+        <w:t>s.</w:t>
+      </w:r>
+    </w:p>
+    <w:p>
+      <w:pPr>
+        <w:spacing w:line="336" w:lineRule="auto" w:after="180"/>
+      </w:pPr>
+      <w:r>
+        <w:rPr>
+          <w:b w:val="0"/>
+        </w:rPr>
+        <w:t xml:space="preserve">If a required </w:t>
+      </w:r>
+      <w:r>
+        <w:rPr>
+          <w:b/>
+        </w:rPr>
+        <w:t>input</w:t>
+      </w:r>
+      <w:r>
+        <w:rPr>
+          <w:b w:val="0"/>
+        </w:rPr>
+        <w:t xml:space="preserve"> is absent or violates the stated contract, record that condition explicitly instead of quietly replacing it with a convenient value.</w:t>
       </w:r>
     </w:p>
     <w:p>
@@ -326,8 +555,26 @@
       </w:r>
     </w:p>
     <w:p>
-      <w:r>
-        <w:t>Point to the input, the deciding step and the result in this week’s visual. Explain the same step in ordinary words. A picture helps when you can say what each part represents.</w:t>
+      <w:pPr>
+        <w:spacing w:line="336" w:lineRule="auto" w:after="180"/>
+      </w:pPr>
+      <w:r>
+        <w:rPr>
+          <w:b w:val="0"/>
+        </w:rPr>
+        <w:t xml:space="preserve">Point to the </w:t>
+      </w:r>
+      <w:r>
+        <w:rPr>
+          <w:b/>
+        </w:rPr>
+        <w:t>input</w:t>
+      </w:r>
+      <w:r>
+        <w:rPr>
+          <w:b w:val="0"/>
+        </w:rPr>
+        <w:t>, the deciding step and the result in this week’s visual. Explain the same step in ordinary words. A picture helps when you can say what each part represents.</w:t>
       </w:r>
     </w:p>
     <w:p>
@@ -339,6 +586,11 @@
       </w:r>
     </w:p>
     <w:p>
+      <w:r>
+        <w:t>Compare the supplied cases for Final project manuscript. Identify the detail that changes the conclusion.</w:t>
+      </w:r>
+    </w:p>
+    <w:p>
       <w:pPr>
         <w:pStyle w:val="Heading3"/>
       </w:pPr>
@@ -347,7 +599,13 @@
       </w:r>
     </w:p>
     <w:p>
-      <w:r>
+      <w:pPr>
+        <w:spacing w:line="336" w:lineRule="auto" w:after="180"/>
+      </w:pPr>
+      <w:r>
+        <w:rPr>
+          <w:b w:val="0"/>
+        </w:rPr>
         <w:t>Abstract says100% success; results table shows18/20, and two failures are omitted from the figure. Show the intermediate steps and give the conclusion with its scope.</w:t>
       </w:r>
     </w:p>
@@ -393,17 +651,68 @@
       </w:r>
     </w:p>
     <w:p>
-      <w:r>
+      <w:pPr>
+        <w:pStyle w:val="Heading3"/>
+      </w:pPr>
+      <w:r>
+        <w:t>Change one thing</w:t>
+      </w:r>
+    </w:p>
+    <w:p>
+      <w:pPr>
+        <w:spacing w:line="336" w:lineRule="auto" w:after="180"/>
+        <w:shd w:fill="F5F1FB"/>
+      </w:pPr>
+      <w:r>
+        <w:rPr>
+          <w:b w:val="0"/>
+        </w:rPr>
         <w:t>Change: The abstract calls the study a test on ten independent plants.</w:t>
       </w:r>
     </w:p>
     <w:p>
-      <w:r>
-        <w:t>Prediction: Correct it to five plants with two views each.</w:t>
-      </w:r>
-    </w:p>
-    <w:p>
-      <w:r>
+      <w:pPr>
+        <w:pStyle w:val="Heading3"/>
+      </w:pPr>
+      <w:r>
+        <w:t>Predicted result</w:t>
+      </w:r>
+    </w:p>
+    <w:p>
+      <w:pPr>
+        <w:spacing w:line="336" w:lineRule="auto" w:after="180"/>
+        <w:shd w:fill="F1F6FC"/>
+      </w:pPr>
+      <w:r>
+        <w:rPr>
+          <w:b/>
+        </w:rPr>
+        <w:t>Prediction</w:t>
+      </w:r>
+      <w:r>
+        <w:rPr>
+          <w:b w:val="0"/>
+        </w:rPr>
+        <w:t>: Correct it to five plants with two views each.</w:t>
+      </w:r>
+    </w:p>
+    <w:p>
+      <w:pPr>
+        <w:pStyle w:val="Heading3"/>
+      </w:pPr>
+      <w:r>
+        <w:t>Why the result follows</w:t>
+      </w:r>
+    </w:p>
+    <w:p>
+      <w:pPr>
+        <w:spacing w:line="336" w:lineRule="auto" w:after="180"/>
+        <w:shd w:fill="F1F6FC"/>
+      </w:pPr>
+      <w:r>
+        <w:rPr>
+          <w:b w:val="0"/>
+        </w:rPr>
         <w:t>Reason: The source-object count, not the photo count, defines the independent plants.</w:t>
       </w:r>
     </w:p>
@@ -413,6 +722,11 @@
       </w:pPr>
       <w:r>
         <w:t>05. Words that unlock the idea</w:t>
+      </w:r>
+    </w:p>
+    <w:p>
+      <w:r>
+        <w:t>Use the vocabulary of Final project manuscript to explain a concrete decision, rather than only memorising definitions.</w:t>
       </w:r>
     </w:p>
     <w:tbl>
@@ -550,29 +864,115 @@
     </w:p>
     <w:p>
       <w:r>
+        <w:t>Follow the worked trace for Final project manuscript, predict a step, then compare with its explanation.</w:t>
+      </w:r>
+    </w:p>
+    <w:p>
+      <w:pPr>
+        <w:spacing w:line="336" w:lineRule="auto" w:after="180"/>
+      </w:pPr>
+      <w:r>
+        <w:rPr>
+          <w:b w:val="0"/>
+        </w:rPr>
         <w:t>Abstract says100% success; results table shows18/20, and two failures are omitted from the figure.</w:t>
       </w:r>
     </w:p>
     <w:p>
-      <w:r>
+      <w:pPr>
+        <w:spacing w:line="336" w:lineRule="auto" w:after="180"/>
+      </w:pPr>
+      <w:r>
+        <w:rPr>
+          <w:b w:val="0"/>
+        </w:rPr>
         <w:t>Correct to90% over20 with two failures; restore figure and align abstract/table/run. Do not hide failures to preserve the headline.</w:t>
       </w:r>
     </w:p>
     <w:p>
-      <w:r>
-        <w:t>Compare the intermediate evidence with the final statement. Explain why each number or decision follows from the stated inputs. The conclusion belongs to this scenario and procedure; changing the inputs, evaluation population or authority can change what it establishes. Retain the raw record so a later revision can be compared honestly.</w:t>
-      </w:r>
-    </w:p>
-    <w:p>
       <w:pPr>
         <w:pStyle w:val="Heading3"/>
       </w:pPr>
       <w:r>
+        <w:t>Worked explanation · Final project manuscript</w:t>
+      </w:r>
+    </w:p>
+    <w:p>
+      <w:pPr>
+        <w:spacing w:line="336" w:lineRule="auto" w:after="180"/>
+        <w:shd w:fill="F1F6FC"/>
+      </w:pPr>
+      <w:r>
+        <w:rPr>
+          <w:b w:val="0"/>
+        </w:rPr>
+        <w:t xml:space="preserve">Compare the intermediate </w:t>
+      </w:r>
+      <w:r>
+        <w:rPr>
+          <w:b/>
+        </w:rPr>
+        <w:t>evidence</w:t>
+      </w:r>
+      <w:r>
+        <w:rPr>
+          <w:b w:val="0"/>
+        </w:rPr>
+        <w:t xml:space="preserve"> with the final statement. Explain why each number or decision follows from the stated </w:t>
+      </w:r>
+      <w:r>
+        <w:rPr>
+          <w:b/>
+        </w:rPr>
+        <w:t>input</w:t>
+      </w:r>
+      <w:r>
+        <w:rPr>
+          <w:b w:val="0"/>
+        </w:rPr>
+        <w:t>s.</w:t>
+      </w:r>
+    </w:p>
+    <w:p>
+      <w:pPr>
+        <w:spacing w:line="336" w:lineRule="auto" w:after="180"/>
+        <w:shd w:fill="F1F6FC"/>
+      </w:pPr>
+      <w:r>
+        <w:rPr>
+          <w:b w:val="0"/>
+        </w:rPr>
+        <w:t xml:space="preserve">The conclusion belongs to this scenario and procedure; changing the </w:t>
+      </w:r>
+      <w:r>
+        <w:rPr>
+          <w:b/>
+        </w:rPr>
+        <w:t>input</w:t>
+      </w:r>
+      <w:r>
+        <w:rPr>
+          <w:b w:val="0"/>
+        </w:rPr>
+        <w:t>s, evaluation population or authority can change what it establishes. Retain the raw record so a later revision can be compared honestly.</w:t>
+      </w:r>
+    </w:p>
+    <w:p>
+      <w:pPr>
+        <w:pStyle w:val="Heading3"/>
+      </w:pPr>
+      <w:r>
         <w:t>Learn from the worked case</w:t>
       </w:r>
     </w:p>
     <w:p>
-      <w:r>
+      <w:pPr>
+        <w:spacing w:line="336" w:lineRule="auto" w:after="180"/>
+      </w:pPr>
+      <w:r>
+        <w:rPr>
+          <w:b w:val="0"/>
+        </w:rPr>
         <w:t>Cover the result before checking it. Say what is given, choose the procedure, and follow one step at a time. Then uncover the result and explain your first mismatch. Ask why a step is allowed, not only what number it produces.</w:t>
       </w:r>
     </w:p>
@@ -585,7 +985,13 @@
       </w:r>
     </w:p>
     <w:p>
-      <w:r>
+      <w:pPr>
+        <w:spacing w:line="336" w:lineRule="auto" w:after="180"/>
+      </w:pPr>
+      <w:r>
+        <w:rPr>
+          <w:b w:val="0"/>
+        </w:rPr>
         <w:t>Build a manuscript from claim to record. A capstone manuscript compares two frozen pattern classifiers on ten reserved cases.</w:t>
       </w:r>
     </w:p>
@@ -598,7 +1004,22 @@
       </w:r>
     </w:p>
     <w:p>
-      <w:r>
+      <w:pPr>
+        <w:pStyle w:val="Heading3"/>
+      </w:pPr>
+      <w:r>
+        <w:t>Supplied facts</w:t>
+      </w:r>
+    </w:p>
+    <w:p>
+      <w:pPr>
+        <w:spacing w:line="336" w:lineRule="auto" w:after="180"/>
+        <w:shd w:fill="F1F6FC"/>
+      </w:pPr>
+      <w:r>
+        <w:rPr>
+          <w:b w:val="0"/>
+        </w:rPr>
         <w:t>A is correct on 7/10; B on 8/10. All cases are indoor, from five plants with two views each.</w:t>
       </w:r>
     </w:p>
@@ -820,30 +1241,102 @@
       </w:r>
     </w:p>
     <w:p>
-      <w:r>
-        <w:t>A final manuscript aligns question, procedure, evidence and scope. Every figure and conclusion should point back to the records that support it.</w:t>
-      </w:r>
-    </w:p>
-    <w:p>
       <w:pPr>
         <w:pStyle w:val="Heading3"/>
       </w:pPr>
       <w:r>
+        <w:t>Why the result follows</w:t>
+      </w:r>
+    </w:p>
+    <w:p>
+      <w:pPr>
+        <w:spacing w:line="336" w:lineRule="auto" w:after="180"/>
+        <w:shd w:fill="F1F6FC"/>
+      </w:pPr>
+      <w:r>
+        <w:rPr>
+          <w:b w:val="0"/>
+        </w:rPr>
+        <w:t xml:space="preserve">A final manuscript aligns question, procedure, </w:t>
+      </w:r>
+      <w:r>
+        <w:rPr>
+          <w:b/>
+        </w:rPr>
+        <w:t>evidence</w:t>
+      </w:r>
+      <w:r>
+        <w:rPr>
+          <w:b w:val="0"/>
+        </w:rPr>
+        <w:t xml:space="preserve"> and scope. Every figure and conclusion should point back to the records that support it.</w:t>
+      </w:r>
+    </w:p>
+    <w:p>
+      <w:pPr>
+        <w:pStyle w:val="Heading3"/>
+      </w:pPr>
+      <w:r>
         <w:t>What this example does not establish</w:t>
       </w:r>
     </w:p>
     <w:p>
-      <w:r>
+      <w:pPr>
+        <w:pStyle w:val="Heading3"/>
+      </w:pPr>
+      <w:r>
+        <w:t>Keep the stated limit</w:t>
+      </w:r>
+    </w:p>
+    <w:p>
+      <w:pPr>
+        <w:spacing w:line="336" w:lineRule="auto" w:after="180"/>
+        <w:shd w:fill="FFF5E6"/>
+      </w:pPr>
+      <w:r>
+        <w:rPr>
+          <w:b w:val="0"/>
+        </w:rPr>
         <w:t>No population superiority or significance claim is supplied; dependence and sample coverage need explicit treatment.</w:t>
       </w:r>
     </w:p>
     <w:p>
-      <w:r>
+      <w:pPr>
+        <w:pStyle w:val="Heading3"/>
+      </w:pPr>
+      <w:r>
+        <w:t>Keep the stated limit</w:t>
+      </w:r>
+    </w:p>
+    <w:p>
+      <w:pPr>
+        <w:spacing w:line="336" w:lineRule="auto" w:after="180"/>
+        <w:shd w:fill="FFF5E6"/>
+      </w:pPr>
+      <w:r>
+        <w:rPr>
+          <w:b w:val="0"/>
+        </w:rPr>
         <w:t>Read the labelled picture: Connect the manuscript’s 7/10 and 8/10 scores to the five-plant grouping. Which abstract claim must be corrected if it says ten independent plants?</w:t>
       </w:r>
     </w:p>
     <w:p>
-      <w:r>
+      <w:pPr>
+        <w:pStyle w:val="Heading3"/>
+      </w:pPr>
+      <w:r>
+        <w:t>Keep the stated limit</w:t>
+      </w:r>
+    </w:p>
+    <w:p>
+      <w:pPr>
+        <w:spacing w:line="336" w:lineRule="auto" w:after="180"/>
+        <w:shd w:fill="FFF5E6"/>
+      </w:pPr>
+      <w:r>
+        <w:rPr>
+          <w:b w:val="0"/>
+        </w:rPr>
         <w:t>Change one thing: The abstract calls the study a test on ten independent plants. Predict the result before checking the explanation. What remains the same?</w:t>
       </w:r>
     </w:p>
@@ -857,12 +1350,30 @@
     </w:p>
     <w:p>
       <w:r>
-        <w:t>A manuscript is ready only when its claims and artifacts align; formatting alone cannot certify evidence.</w:t>
-      </w:r>
-    </w:p>
-    <w:p>
-      <w:r>
-        <w:t>A useful check asks what would make the reasoning fail. Distinguish a failure to execute the declared procedure from a weakness in the procedure itself. The first may require a correction; the second requires an explicitly revised method and new evidence. Preserve unsuccessful cases so an improved result cannot hide the original problem.</w:t>
+        <w:t>Find the unsupported step in the Final project manuscript claim and explain a repair using the supplied evidence.</w:t>
+      </w:r>
+    </w:p>
+    <w:p>
+      <w:pPr>
+        <w:spacing w:line="336" w:lineRule="auto" w:after="180"/>
+      </w:pPr>
+      <w:r>
+        <w:rPr>
+          <w:b w:val="0"/>
+        </w:rPr>
+        <w:t xml:space="preserve">A manuscript is ready only when its claims and artifacts align; formatting alone cannot certify </w:t>
+      </w:r>
+      <w:r>
+        <w:rPr>
+          <w:b/>
+        </w:rPr>
+        <w:t>evidence</w:t>
+      </w:r>
+      <w:r>
+        <w:rPr>
+          <w:b w:val="0"/>
+        </w:rPr>
+        <w:t>.</w:t>
       </w:r>
     </w:p>
     <w:p>
@@ -870,6 +1381,50 @@
         <w:pStyle w:val="Heading3"/>
       </w:pPr>
       <w:r>
+        <w:t>Check the claim against the facts</w:t>
+      </w:r>
+    </w:p>
+    <w:p>
+      <w:pPr>
+        <w:spacing w:line="336" w:lineRule="auto" w:after="180"/>
+        <w:shd w:fill="FFF5E6"/>
+      </w:pPr>
+      <w:r>
+        <w:rPr>
+          <w:b w:val="0"/>
+        </w:rPr>
+        <w:t>A useful check asks what would make the reasoning fail. Distinguish a failure to execute the declared procedure from a weakness in the procedure itself.</w:t>
+      </w:r>
+    </w:p>
+    <w:p>
+      <w:pPr>
+        <w:spacing w:line="336" w:lineRule="auto" w:after="180"/>
+        <w:shd w:fill="FFF5E6"/>
+      </w:pPr>
+      <w:r>
+        <w:rPr>
+          <w:b w:val="0"/>
+        </w:rPr>
+        <w:t xml:space="preserve">The first may require a correction; the second requires an explicitly revised method and new </w:t>
+      </w:r>
+      <w:r>
+        <w:rPr>
+          <w:b/>
+        </w:rPr>
+        <w:t>evidence</w:t>
+      </w:r>
+      <w:r>
+        <w:rPr>
+          <w:b w:val="0"/>
+        </w:rPr>
+        <w:t>. Preserve unsuccessful cases so an improved result cannot hide the original problem.</w:t>
+      </w:r>
+    </w:p>
+    <w:p>
+      <w:pPr>
+        <w:pStyle w:val="Heading3"/>
+      </w:pPr>
+      <w:r>
         <w:t>Guided: restate the worked result, then name the assumption or limitation that prevents a broader conclusion.</w:t>
       </w:r>
     </w:p>
@@ -907,8 +1462,37 @@
       </w:r>
     </w:p>
     <w:p>
-      <w:r>
-        <w:t>A report omits this qualification: A manuscript is ready only when its claims and artifacts align; formatting alone cannot certify evidence. Explain how omitting it could change a reader's interpretation, and write an accurate replacement.</w:t>
+      <w:pPr>
+        <w:spacing w:line="336" w:lineRule="auto" w:after="180"/>
+      </w:pPr>
+      <w:r>
+        <w:rPr>
+          <w:b w:val="0"/>
+        </w:rPr>
+        <w:t xml:space="preserve">A report omits this qualification: A manuscript is ready only when its claims and artifacts align; formatting alone cannot certify </w:t>
+      </w:r>
+      <w:r>
+        <w:rPr>
+          <w:b/>
+        </w:rPr>
+        <w:t>evidence</w:t>
+      </w:r>
+      <w:r>
+        <w:rPr>
+          <w:b w:val="0"/>
+        </w:rPr>
+        <w:t>.</w:t>
+      </w:r>
+    </w:p>
+    <w:p>
+      <w:pPr>
+        <w:spacing w:line="336" w:lineRule="auto" w:after="180"/>
+      </w:pPr>
+      <w:r>
+        <w:rPr>
+          <w:b w:val="0"/>
+        </w:rPr>
+        <w:t>Explain how omitting it could change a reader's interpretation, and write an accurate replacement.</w:t>
       </w:r>
     </w:p>
     <w:p>
@@ -959,7 +1543,54 @@
     </w:p>
     <w:p>
       <w:r>
-        <w:t>Explain the weekly mechanism in your own words. Use the worked scenario to name its input, decision rule and output.</w:t>
+        <w:t>Practise Final project manuscript with support, then explain the deciding step in your own words.</w:t>
+      </w:r>
+    </w:p>
+    <w:p>
+      <w:pPr>
+        <w:spacing w:line="336" w:lineRule="auto" w:after="180"/>
+      </w:pPr>
+      <w:r>
+        <w:rPr>
+          <w:b w:val="0"/>
+        </w:rPr>
+        <w:t xml:space="preserve">Explain the weekly </w:t>
+      </w:r>
+      <w:r>
+        <w:rPr>
+          <w:b/>
+        </w:rPr>
+        <w:t>mechanism</w:t>
+      </w:r>
+      <w:r>
+        <w:rPr>
+          <w:b w:val="0"/>
+        </w:rPr>
+        <w:t xml:space="preserve"> in your own words. Use the worked scenario to name its </w:t>
+      </w:r>
+      <w:r>
+        <w:rPr>
+          <w:b/>
+        </w:rPr>
+        <w:t>input</w:t>
+      </w:r>
+      <w:r>
+        <w:rPr>
+          <w:b w:val="0"/>
+        </w:rPr>
+        <w:t xml:space="preserve">, decision rule and </w:t>
+      </w:r>
+      <w:r>
+        <w:rPr>
+          <w:b/>
+        </w:rPr>
+        <w:t>output</w:t>
+      </w:r>
+      <w:r>
+        <w:rPr>
+          <w:b w:val="0"/>
+        </w:rPr>
+        <w:t>.</w:t>
       </w:r>
     </w:p>
     <w:p>
@@ -1032,8 +1663,26 @@
       </w:r>
     </w:p>
     <w:p>
-      <w:r>
-        <w:t>Use workbook W2 for the connected example “Final project manuscript”. First fill the input and rule boxes. Try the middle steps before asking for a hint. After a hint, try the next step yourself.</w:t>
+      <w:pPr>
+        <w:spacing w:line="336" w:lineRule="auto" w:after="180"/>
+      </w:pPr>
+      <w:r>
+        <w:rPr>
+          <w:b w:val="0"/>
+        </w:rPr>
+        <w:t xml:space="preserve">Use workbook W2 for the connected example “Final project manuscript”. First fill the </w:t>
+      </w:r>
+      <w:r>
+        <w:rPr>
+          <w:b/>
+        </w:rPr>
+        <w:t>input</w:t>
+      </w:r>
+      <w:r>
+        <w:rPr>
+          <w:b w:val="0"/>
+        </w:rPr>
+        <w:t xml:space="preserve"> and rule boxes. Try the middle steps before asking for a hint. After a hint, try the next step yourself.</w:t>
       </w:r>
     </w:p>
     <w:tbl>
@@ -1116,7 +1765,13 @@
       </w:tr>
     </w:tbl>
     <w:p>
-      <w:r>
+      <w:pPr>
+        <w:spacing w:line="336" w:lineRule="auto" w:after="180"/>
+      </w:pPr>
+      <w:r>
+        <w:rPr>
+          <w:b w:val="0"/>
+        </w:rPr>
         <w:t>Explain your trace to a partner. Your partner points to one step to check. Swap roles on the next case. Each person writes their own explanation.</w:t>
       </w:r>
     </w:p>
@@ -1129,12 +1784,35 @@
       </w:r>
     </w:p>
     <w:p>
-      <w:r>
-        <w:t>Use the worked case for Final project manuscript. Proposed explanation: “The worked result establishes every future case”. Decide whether this explanation is supported. Point to the step or supplied fact that decides; explain your repair if needed.</w:t>
-      </w:r>
-    </w:p>
-    <w:p>
-      <w:r>
+      <w:pPr>
+        <w:spacing w:line="336" w:lineRule="auto" w:after="180"/>
+      </w:pPr>
+      <w:r>
+        <w:rPr>
+          <w:b w:val="0"/>
+        </w:rPr>
+        <w:t>Use the worked case for Final project manuscript. Proposed explanation: “The worked result establishes every future case”. Decide whether this explanation is supported.</w:t>
+      </w:r>
+    </w:p>
+    <w:p>
+      <w:pPr>
+        <w:spacing w:line="336" w:lineRule="auto" w:after="180"/>
+      </w:pPr>
+      <w:r>
+        <w:rPr>
+          <w:b w:val="0"/>
+        </w:rPr>
+        <w:t>Point to the step or supplied fact that decides; explain your repair if needed.</w:t>
+      </w:r>
+    </w:p>
+    <w:p>
+      <w:pPr>
+        <w:spacing w:line="336" w:lineRule="auto" w:after="180"/>
+      </w:pPr>
+      <w:r>
+        <w:rPr>
+          <w:b w:val="0"/>
+        </w:rPr>
         <w:t>Answer on your own before discussion. If you are unsure, say which step you need help with.</w:t>
       </w:r>
     </w:p>
@@ -1147,7 +1825,14 @@
       </w:r>
     </w:p>
     <w:p>
-      <w:r>
+      <w:pPr>
+        <w:spacing w:line="336" w:lineRule="auto" w:after="180"/>
+        <w:shd w:fill="F5F1FB"/>
+      </w:pPr>
+      <w:r>
+        <w:rPr>
+          <w:b w:val="0"/>
+        </w:rPr>
         <w:t>Connect the manuscript’s 7/10 and 8/10 scores to the five-plant grouping. Which abstract claim must be corrected if it says ten independent plants?</w:t>
       </w:r>
     </w:p>
@@ -1180,7 +1865,13 @@
       </w:r>
     </w:p>
     <w:p>
-      <w:r>
+      <w:pPr>
+        <w:spacing w:line="336" w:lineRule="auto" w:after="180"/>
+      </w:pPr>
+      <w:r>
+        <w:rPr>
+          <w:b w:val="0"/>
+        </w:rPr>
         <w:t>This is supported practice. Keep the separately named independent case for an attempt before feedback.</w:t>
       </w:r>
     </w:p>
@@ -1193,6 +1884,11 @@
       </w:r>
     </w:p>
     <w:p>
+      <w:r>
+        <w:t>Investigate Final project manuscript. Record the prediction, actual observation or labelled paper trace, explanation and next test separately.</w:t>
+      </w:r>
+    </w:p>
+    <w:p>
       <w:pPr>
         <w:pStyle w:val="Heading3"/>
       </w:pPr>
@@ -1201,7 +1897,13 @@
       </w:r>
     </w:p>
     <w:p>
-      <w:r>
+      <w:pPr>
+        <w:spacing w:line="336" w:lineRule="auto" w:after="180"/>
+      </w:pPr>
+      <w:r>
+        <w:rPr>
+          <w:b w:val="0"/>
+        </w:rPr>
         <w:t>Abstract says100% success; results table shows18/20, and two failures are omitted from the figure. Show the intermediate steps and give the conclusion with its scope.</w:t>
       </w:r>
     </w:p>
@@ -1342,7 +2044,13 @@
       </w:tr>
     </w:tbl>
     <w:p>
-      <w:r>
+      <w:pPr>
+        <w:spacing w:line="336" w:lineRule="auto" w:after="180"/>
+      </w:pPr>
+      <w:r>
+        <w:rPr>
+          <w:b w:val="0"/>
+        </w:rPr>
         <w:t>On paper, trace the supplied procedure. If code is provided, predict before running it in a local practice file. Never write an expected answer as though it were an observed run.</w:t>
       </w:r>
     </w:p>
@@ -1355,7 +2063,13 @@
       </w:r>
     </w:p>
     <w:p>
-      <w:r>
+      <w:pPr>
+        <w:spacing w:line="336" w:lineRule="auto" w:after="180"/>
+      </w:pPr>
+      <w:r>
+        <w:rPr>
+          <w:b w:val="0"/>
+        </w:rPr>
         <w:t>Before trying: what do I expect, and why? While trying: which step could first go wrong? Afterwards: what did I actually observe, and what should change? Keep “not run” if you only traced the procedure.</w:t>
       </w:r>
     </w:p>
@@ -1368,6 +2082,11 @@
       </w:r>
     </w:p>
     <w:p>
+      <w:r>
+        <w:t>Move from recall to tracing, diagnosis and transfer in Final project manuscript. Explain why each step is justified.</w:t>
+      </w:r>
+    </w:p>
+    <w:p>
       <w:pPr>
         <w:pStyle w:val="Heading3"/>
       </w:pPr>
@@ -1376,18 +2095,106 @@
       </w:r>
     </w:p>
     <w:p>
-      <w:r>
-        <w:t>Explain the weekly mechanism in your own words. Use the worked scenario to name its input, decision rule and output.</w:t>
-      </w:r>
-    </w:p>
-    <w:p>
-      <w:r>
-        <w:t>A report omits this qualification: A manuscript is ready only when its claims and artifacts align; formatting alone cannot certify evidence. Explain how omitting it could change a reader's interpretation, and write an accurate replacement.</w:t>
-      </w:r>
-    </w:p>
-    <w:p>
-      <w:r>
-        <w:t>For the worked scenario, propose one additional case that could reveal a failure, describe its expected outcome before running it, and explain what would need to remain fixed for a fair comparison. Do not reuse W4 as a new final test after receiving feedback.</w:t>
+      <w:pPr>
+        <w:spacing w:line="336" w:lineRule="auto" w:after="180"/>
+      </w:pPr>
+      <w:r>
+        <w:rPr>
+          <w:b w:val="0"/>
+        </w:rPr>
+        <w:t xml:space="preserve">Explain the weekly </w:t>
+      </w:r>
+      <w:r>
+        <w:rPr>
+          <w:b/>
+        </w:rPr>
+        <w:t>mechanism</w:t>
+      </w:r>
+      <w:r>
+        <w:rPr>
+          <w:b w:val="0"/>
+        </w:rPr>
+        <w:t xml:space="preserve"> in your own words. Use the worked scenario to name its </w:t>
+      </w:r>
+      <w:r>
+        <w:rPr>
+          <w:b/>
+        </w:rPr>
+        <w:t>input</w:t>
+      </w:r>
+      <w:r>
+        <w:rPr>
+          <w:b w:val="0"/>
+        </w:rPr>
+        <w:t xml:space="preserve">, decision rule and </w:t>
+      </w:r>
+      <w:r>
+        <w:rPr>
+          <w:b/>
+        </w:rPr>
+        <w:t>output</w:t>
+      </w:r>
+      <w:r>
+        <w:rPr>
+          <w:b w:val="0"/>
+        </w:rPr>
+        <w:t>.</w:t>
+      </w:r>
+    </w:p>
+    <w:p>
+      <w:pPr>
+        <w:spacing w:line="336" w:lineRule="auto" w:after="180"/>
+      </w:pPr>
+      <w:r>
+        <w:rPr>
+          <w:b w:val="0"/>
+        </w:rPr>
+        <w:t xml:space="preserve">A report omits this qualification: A manuscript is ready only when its claims and artifacts align; formatting alone cannot certify </w:t>
+      </w:r>
+      <w:r>
+        <w:rPr>
+          <w:b/>
+        </w:rPr>
+        <w:t>evidence</w:t>
+      </w:r>
+      <w:r>
+        <w:rPr>
+          <w:b w:val="0"/>
+        </w:rPr>
+        <w:t>.</w:t>
+      </w:r>
+    </w:p>
+    <w:p>
+      <w:pPr>
+        <w:spacing w:line="336" w:lineRule="auto" w:after="180"/>
+      </w:pPr>
+      <w:r>
+        <w:rPr>
+          <w:b w:val="0"/>
+        </w:rPr>
+        <w:t>Explain how omitting it could change a reader's interpretation, and write an accurate replacement.</w:t>
+      </w:r>
+    </w:p>
+    <w:p>
+      <w:pPr>
+        <w:spacing w:line="336" w:lineRule="auto" w:after="180"/>
+      </w:pPr>
+      <w:r>
+        <w:rPr>
+          <w:b w:val="0"/>
+        </w:rPr>
+        <w:t>For the worked scenario, propose one additional case that could reveal a failure, describe its expected outcome before running it, and explain what would need to remain fixed for a fair comparison.</w:t>
+      </w:r>
+    </w:p>
+    <w:p>
+      <w:pPr>
+        <w:spacing w:line="336" w:lineRule="auto" w:after="180"/>
+      </w:pPr>
+      <w:r>
+        <w:rPr>
+          <w:b w:val="0"/>
+        </w:rPr>
+        <w:t>Do not reuse W4 as a new final test after receiving feedback.</w:t>
       </w:r>
     </w:p>
     <w:p>
@@ -1433,7 +2240,53 @@
     </w:p>
     <w:p>
       <w:r>
-        <w:t>For Reproducible AI Research Study, use this week’s independent task as a rehearsal for the final evidence pack: Manuscript says12 evaluated cases, raw record has10 completed and2 missing with8 passes. Correct the summary. Keep actual observations separate from expected results, preserve failures, compare a baseline and explain the limits.</w:t>
+        <w:t>Apply this week’s idea to Reproducible AI Research Study. Keep an annotated decision and the evidence supporting it.</w:t>
+      </w:r>
+    </w:p>
+    <w:p>
+      <w:pPr>
+        <w:spacing w:line="336" w:lineRule="auto" w:after="180"/>
+      </w:pPr>
+      <w:r>
+        <w:rPr>
+          <w:b w:val="0"/>
+        </w:rPr>
+        <w:t xml:space="preserve">For Reproducible AI Research Study, use this week’s independent task as a rehearsal for the final </w:t>
+      </w:r>
+      <w:r>
+        <w:rPr>
+          <w:b/>
+        </w:rPr>
+        <w:t>evidence</w:t>
+      </w:r>
+      <w:r>
+        <w:rPr>
+          <w:b w:val="0"/>
+        </w:rPr>
+        <w:t xml:space="preserve"> pack: Manuscript says12 evaluated cases, raw record has10 completed and2 missing with8 passes. Correct the summary.</w:t>
+      </w:r>
+    </w:p>
+    <w:p>
+      <w:pPr>
+        <w:spacing w:line="336" w:lineRule="auto" w:after="180"/>
+      </w:pPr>
+      <w:r>
+        <w:rPr>
+          <w:b w:val="0"/>
+        </w:rPr>
+        <w:t xml:space="preserve">Keep actual </w:t>
+      </w:r>
+      <w:r>
+        <w:rPr>
+          <w:b/>
+        </w:rPr>
+        <w:t>observation</w:t>
+      </w:r>
+      <w:r>
+        <w:rPr>
+          <w:b w:val="0"/>
+        </w:rPr>
+        <w:t>s separate from expected results, preserve failures, compare a baseline and explain the limits.</w:t>
       </w:r>
     </w:p>
     <w:tbl>
@@ -1561,7 +2414,13 @@
       </w:r>
     </w:p>
     <w:p>
-      <w:r>
+      <w:pPr>
+        <w:spacing w:line="336" w:lineRule="auto" w:after="180"/>
+      </w:pPr>
+      <w:r>
+        <w:rPr>
+          <w:b w:val="0"/>
+        </w:rPr>
         <w:t>For the Reproducible AI Research Study, retain an annotated worked trace and the changed-case reasoning. Connect the claim to its records, units and assumptions so another investigator can challenge or reproduce it.</w:t>
       </w:r>
     </w:p>
@@ -1575,7 +2434,29 @@
     </w:p>
     <w:p>
       <w:r>
-        <w:t>Complete the supported workbook tasks before attempting W4 independently. Record any hints or help used. After feedback, use the teacher's fresh retry rather than copying the earlier answer. For a project, select a relevant new case, predict the outcome from the declared rule and preserve the result alongside any revision.</w:t>
+        <w:t>Use a genuinely new case for independent evidence. Previously discussed examples remain practice; use the separately named independent case before feedback.</w:t>
+      </w:r>
+    </w:p>
+    <w:p>
+      <w:pPr>
+        <w:spacing w:line="336" w:lineRule="auto" w:after="180"/>
+      </w:pPr>
+      <w:r>
+        <w:rPr>
+          <w:b w:val="0"/>
+        </w:rPr>
+        <w:t>Complete the supported workbook tasks before attempting W4 independently. Record any hints or help used. After feedback, use the teacher's fresh retry rather than copying the earlier answer.</w:t>
+      </w:r>
+    </w:p>
+    <w:p>
+      <w:pPr>
+        <w:spacing w:line="336" w:lineRule="auto" w:after="180"/>
+      </w:pPr>
+      <w:r>
+        <w:rPr>
+          <w:b w:val="0"/>
+        </w:rPr>
+        <w:t>For a project, select a relevant new case, predict the outcome from the declared rule and preserve the result alongside any revision.</w:t>
       </w:r>
     </w:p>
     <w:p>
@@ -1612,8 +2493,25 @@
       </w:r>
     </w:p>
     <w:p>
-      <w:r>
-        <w:t>For the worked scenario, propose one additional case that could reveal a failure, describe its expected outcome before running it, and explain what would need to remain fixed for a fair comparison. Do not reuse W4 as a new final test after receiving feedback.</w:t>
+      <w:pPr>
+        <w:spacing w:line="336" w:lineRule="auto" w:after="180"/>
+      </w:pPr>
+      <w:r>
+        <w:rPr>
+          <w:b w:val="0"/>
+        </w:rPr>
+        <w:t>For the worked scenario, propose one additional case that could reveal a failure, describe its expected outcome before running it, and explain what would need to remain fixed for a fair comparison.</w:t>
+      </w:r>
+    </w:p>
+    <w:p>
+      <w:pPr>
+        <w:spacing w:line="336" w:lineRule="auto" w:after="180"/>
+      </w:pPr>
+      <w:r>
+        <w:rPr>
+          <w:b w:val="0"/>
+        </w:rPr>
+        <w:t>Do not reuse W4 as a new final test after receiving feedback.</w:t>
       </w:r>
     </w:p>
     <w:p>
@@ -1650,6 +2548,11 @@
       </w:pPr>
       <w:r>
         <w:t>13. Study a complete case</w:t>
+      </w:r>
+    </w:p>
+    <w:p>
+      <w:r>
+        <w:t>Revisit the complete Final project manuscript case for supported practice. Repeated examples do not become fresh assessments.</w:t>
       </w:r>
     </w:p>
     <w:p>
@@ -1753,8 +2656,26 @@
       </w:r>
     </w:p>
     <w:p>
-      <w:r>
-        <w:t>Follow the input through the stated procedure to its result. Cover the result first, predict it, then explain every intermediate step. The text/table accompanies the figure so the example can be read without colour.</w:t>
+      <w:pPr>
+        <w:spacing w:line="336" w:lineRule="auto" w:after="180"/>
+      </w:pPr>
+      <w:r>
+        <w:rPr>
+          <w:b w:val="0"/>
+        </w:rPr>
+        <w:t xml:space="preserve">Follow the </w:t>
+      </w:r>
+      <w:r>
+        <w:rPr>
+          <w:b/>
+        </w:rPr>
+        <w:t>input</w:t>
+      </w:r>
+      <w:r>
+        <w:rPr>
+          <w:b w:val="0"/>
+        </w:rPr>
+        <w:t xml:space="preserve"> through the stated procedure to its result. Cover the result first, predict it, then explain every intermediate step. The text/table accompanies the figure so the example can be read without colour.</w:t>
       </w:r>
     </w:p>
     <w:p>
@@ -1804,6 +2725,11 @@
       </w:r>
     </w:p>
     <w:p>
+      <w:r>
+        <w:t>Attempt the reserved new case before feedback. Record support; the earlier examples below remain additional practice.</w:t>
+      </w:r>
+    </w:p>
+    <w:p>
       <w:pPr>
         <w:pStyle w:val="Heading3"/>
       </w:pPr>
@@ -1812,7 +2738,13 @@
       </w:r>
     </w:p>
     <w:p>
-      <w:r>
+      <w:pPr>
+        <w:spacing w:line="336" w:lineRule="auto" w:after="180"/>
+      </w:pPr>
+      <w:r>
+        <w:rPr>
+          <w:b w:val="0"/>
+        </w:rPr>
         <w:t>Manuscript says12 evaluated cases, raw record has10 completed and2 missing with8 passes. Correct the summary.</w:t>
       </w:r>
     </w:p>
@@ -1860,7 +2792,13 @@
       </w:r>
     </w:p>
     <w:p>
-      <w:r>
+      <w:pPr>
+        <w:spacing w:line="336" w:lineRule="auto" w:after="180"/>
+      </w:pPr>
+      <w:r>
+        <w:rPr>
+          <w:b w:val="0"/>
+        </w:rPr>
         <w:t>Attempt this case before feedback. Record any help. Earlier examples below are further practice; a case already practised with feedback cannot establish fresh transfer.</w:t>
       </w:r>
     </w:p>
@@ -1873,7 +2811,13 @@
       </w:r>
     </w:p>
     <w:p>
-      <w:r>
+      <w:pPr>
+        <w:spacing w:line="336" w:lineRule="auto" w:after="180"/>
+      </w:pPr>
+      <w:r>
+        <w:rPr>
+          <w:b w:val="0"/>
+        </w:rPr>
         <w:t>Manuscript says12 evaluated cases, raw record has10 completed and2 missing with8 passes. Correct the summary.</w:t>
       </w:r>
     </w:p>
@@ -1926,7 +2870,13 @@
       </w:r>
     </w:p>
     <w:p>
-      <w:r>
+      <w:pPr>
+        <w:spacing w:line="336" w:lineRule="auto" w:after="180"/>
+      </w:pPr>
+      <w:r>
+        <w:rPr>
+          <w:b w:val="0"/>
+        </w:rPr>
         <w:t>Record support used: none, hint or teacher explanation. After feedback, a different case is needed to demonstrate independence.</w:t>
       </w:r>
     </w:p>
@@ -1939,8 +2889,25 @@
       </w:r>
     </w:p>
     <w:p>
-      <w:r>
-        <w:t>Attempt the independent case before hints. Record whether you worked alone, used a hint or followed a model. After feedback, fix the first unsupported step and explain why it changed. A later check uses a changed case, not a copied answer.</w:t>
+      <w:pPr>
+        <w:spacing w:line="336" w:lineRule="auto" w:after="180"/>
+      </w:pPr>
+      <w:r>
+        <w:rPr>
+          <w:b w:val="0"/>
+        </w:rPr>
+        <w:t>Attempt the independent case before hints. Record whether you worked alone, used a hint or followed a model. After feedback, fix the first unsupported step and explain why it changed.</w:t>
+      </w:r>
+    </w:p>
+    <w:p>
+      <w:pPr>
+        <w:spacing w:line="336" w:lineRule="auto" w:after="180"/>
+      </w:pPr>
+      <w:r>
+        <w:rPr>
+          <w:b w:val="0"/>
+        </w:rPr>
+        <w:t>A later check uses a changed case, not a copied answer.</w:t>
       </w:r>
     </w:p>
     <w:p>
@@ -1953,6 +2920,17 @@
     </w:p>
     <w:p>
       <w:r>
+        <w:t>Use this map to navigate Final project manuscript, connect the goals to tasks and keep one evidence record for each attempt.</w:t>
+      </w:r>
+    </w:p>
+    <w:p>
+      <w:pPr>
+        <w:spacing w:line="336" w:lineRule="auto" w:after="180"/>
+      </w:pPr>
+      <w:r>
+        <w:rPr>
+          <w:b w:val="0"/>
+        </w:rPr>
         <w:t>Start with this question: Build a manuscript from claim to record. A capstone manuscript compares two frozen pattern classifiers on ten reserved cases.</w:t>
       </w:r>
     </w:p>
@@ -2059,13 +3037,61 @@
       </w:tr>
     </w:tbl>
     <w:p>
-      <w:r>
-        <w:t>Remember → watch and explain → try with help → investigate → try independently → keep project evidence. Your teacher may spread this lesson across several classes.</w:t>
-      </w:r>
-    </w:p>
-    <w:p>
-      <w:r>
-        <w:t>Keep your first prediction. Compare it with what the evidence shows and explain any change.</w:t>
+      <w:pPr>
+        <w:spacing w:line="336" w:lineRule="auto" w:after="180"/>
+      </w:pPr>
+      <w:r>
+        <w:rPr>
+          <w:b w:val="0"/>
+        </w:rPr>
+        <w:t xml:space="preserve">Remember → watch and explain → try with help → investigate → try independently → keep project </w:t>
+      </w:r>
+      <w:r>
+        <w:rPr>
+          <w:b/>
+        </w:rPr>
+        <w:t>evidence</w:t>
+      </w:r>
+      <w:r>
+        <w:rPr>
+          <w:b w:val="0"/>
+        </w:rPr>
+        <w:t>. Your teacher may spread this lesson across several classes.</w:t>
+      </w:r>
+    </w:p>
+    <w:p>
+      <w:pPr>
+        <w:spacing w:line="336" w:lineRule="auto" w:after="180"/>
+      </w:pPr>
+      <w:r>
+        <w:rPr>
+          <w:b w:val="0"/>
+        </w:rPr>
+        <w:t xml:space="preserve">Keep your first </w:t>
+      </w:r>
+      <w:r>
+        <w:rPr>
+          <w:b/>
+        </w:rPr>
+        <w:t>prediction</w:t>
+      </w:r>
+      <w:r>
+        <w:rPr>
+          <w:b w:val="0"/>
+        </w:rPr>
+        <w:t xml:space="preserve">. Compare it with what the </w:t>
+      </w:r>
+      <w:r>
+        <w:rPr>
+          <w:b/>
+        </w:rPr>
+        <w:t>evidence</w:t>
+      </w:r>
+      <w:r>
+        <w:rPr>
+          <w:b w:val="0"/>
+        </w:rPr>
+        <w:t xml:space="preserve"> shows and explain any change.</w:t>
       </w:r>
     </w:p>
     <w:p>
@@ -2078,7 +3104,30 @@
     </w:p>
     <w:p>
       <w:r>
-        <w:t>Close your notes. Explain this goal in your own words: Explain the mechanism and terminology of final project manuscript</w:t>
+        <w:t>Explain Final project manuscript without notes, identify a remaining question and plan a later check with a changed case.</w:t>
+      </w:r>
+    </w:p>
+    <w:p>
+      <w:pPr>
+        <w:spacing w:line="336" w:lineRule="auto" w:after="180"/>
+      </w:pPr>
+      <w:r>
+        <w:rPr>
+          <w:b w:val="0"/>
+        </w:rPr>
+        <w:t xml:space="preserve">Close your notes. Explain this goal in your own words: Explain the </w:t>
+      </w:r>
+      <w:r>
+        <w:rPr>
+          <w:b/>
+        </w:rPr>
+        <w:t>mechanism</w:t>
+      </w:r>
+      <w:r>
+        <w:rPr>
+          <w:b w:val="0"/>
+        </w:rPr>
+        <w:t xml:space="preserve"> and terminology of final project manuscript</w:t>
       </w:r>
     </w:p>
     <w:p>
@@ -2115,13 +3164,61 @@
       </w:r>
     </w:p>
     <w:p>
-      <w:r>
-        <w:t>If you are unsure, return to the worked picture and explain one arrow. If you are ready, change an input or assumption and justify your prediction.</w:t>
-      </w:r>
-    </w:p>
-    <w:p>
-      <w:r>
-        <w:t>Save your workbook evidence. At the next review, try a different case before opening your old answer.</w:t>
+      <w:pPr>
+        <w:spacing w:line="336" w:lineRule="auto" w:after="180"/>
+      </w:pPr>
+      <w:r>
+        <w:rPr>
+          <w:b w:val="0"/>
+        </w:rPr>
+        <w:t xml:space="preserve">If you are unsure, return to the worked picture and explain one arrow. If you are ready, change an </w:t>
+      </w:r>
+      <w:r>
+        <w:rPr>
+          <w:b/>
+        </w:rPr>
+        <w:t>input</w:t>
+      </w:r>
+      <w:r>
+        <w:rPr>
+          <w:b w:val="0"/>
+        </w:rPr>
+        <w:t xml:space="preserve"> or assumption and justify your </w:t>
+      </w:r>
+      <w:r>
+        <w:rPr>
+          <w:b/>
+        </w:rPr>
+        <w:t>prediction</w:t>
+      </w:r>
+      <w:r>
+        <w:rPr>
+          <w:b w:val="0"/>
+        </w:rPr>
+        <w:t>.</w:t>
+      </w:r>
+    </w:p>
+    <w:p>
+      <w:pPr>
+        <w:spacing w:line="336" w:lineRule="auto" w:after="180"/>
+      </w:pPr>
+      <w:r>
+        <w:rPr>
+          <w:b w:val="0"/>
+        </w:rPr>
+        <w:t xml:space="preserve">Save your workbook </w:t>
+      </w:r>
+      <w:r>
+        <w:rPr>
+          <w:b/>
+        </w:rPr>
+        <w:t>evidence</w:t>
+      </w:r>
+      <w:r>
+        <w:rPr>
+          <w:b w:val="0"/>
+        </w:rPr>
+        <w:t>. At the next review, try a different case before opening your old answer.</w:t>
       </w:r>
     </w:p>
     <w:p>
@@ -2134,11 +3231,28 @@
     </w:p>
     <w:p>
       <w:r>
+        <w:t>Attempt supported questions before using hints or feedback. Review a missing building block, then keep the completed work.</w:t>
+      </w:r>
+    </w:p>
+    <w:p>
+      <w:pPr>
+        <w:spacing w:line="336" w:lineRule="auto" w:after="180"/>
+      </w:pPr>
+      <w:r>
+        <w:rPr>
+          <w:b w:val="0"/>
+        </w:rPr>
         <w:t>Use this supported practice once, in the browser or on paper. Keep the reserved independent assessment for a separate first attempt before teacher feedback.</w:t>
       </w:r>
     </w:p>
     <w:p>
-      <w:r>
+      <w:pPr>
+        <w:spacing w:line="336" w:lineRule="auto" w:after="180"/>
+      </w:pPr>
+      <w:r>
+        <w:rPr>
+          <w:b w:val="0"/>
+        </w:rPr>
         <w:t>Build a manuscript from claim to record. A capstone manuscript compares two frozen pattern classifiers on ten reserved cases.</w:t>
       </w:r>
     </w:p>
@@ -2151,27 +3265,61 @@
       </w:r>
     </w:p>
     <w:p>
-      <w:r>
+      <w:pPr>
+        <w:spacing w:line="336" w:lineRule="auto" w:after="180"/>
+      </w:pPr>
+      <w:r>
+        <w:rPr>
+          <w:b w:val="0"/>
+        </w:rPr>
         <w:t>Which labelled step matches this detail? Do not claim outdoor robustness or ten independent plants.</w:t>
       </w:r>
     </w:p>
     <w:p>
-      <w:r>
+      <w:pPr>
+        <w:spacing w:line="336" w:lineRule="auto" w:after="180"/>
+        <w:shd w:fill="F4F9FC"/>
+      </w:pPr>
+      <w:r>
+        <w:rPr>
+          <w:b w:val="0"/>
+        </w:rPr>
         <w:t>1. Present results</w:t>
       </w:r>
     </w:p>
     <w:p>
-      <w:r>
+      <w:pPr>
+        <w:spacing w:line="336" w:lineRule="auto" w:after="180"/>
+        <w:shd w:fill="F4F9FC"/>
+      </w:pPr>
+      <w:r>
+        <w:rPr>
+          <w:b w:val="0"/>
+        </w:rPr>
         <w:t>2. Describe dependence</w:t>
       </w:r>
     </w:p>
     <w:p>
-      <w:r>
+      <w:pPr>
+        <w:spacing w:line="336" w:lineRule="auto" w:after="180"/>
+        <w:shd w:fill="F4F9FC"/>
+      </w:pPr>
+      <w:r>
+        <w:rPr>
+          <w:b w:val="0"/>
+        </w:rPr>
         <w:t>3. State bounded claim</w:t>
       </w:r>
     </w:p>
     <w:p>
-      <w:r>
+      <w:pPr>
+        <w:spacing w:line="336" w:lineRule="auto" w:after="180"/>
+        <w:shd w:fill="F4F9FC"/>
+      </w:pPr>
+      <w:r>
+        <w:rPr>
+          <w:b w:val="0"/>
+        </w:rPr>
         <w:t>4. Preserve limitations</w:t>
       </w:r>
     </w:p>
@@ -2209,41 +3357,155 @@
       </w:r>
     </w:p>
     <w:p>
-      <w:r>
+      <w:pPr>
+        <w:pStyle w:val="Heading3"/>
+      </w:pPr>
+      <w:r>
+        <w:t>Hint · try first</w:t>
+      </w:r>
+    </w:p>
+    <w:p>
+      <w:pPr>
+        <w:spacing w:line="336" w:lineRule="auto" w:after="180"/>
+        <w:shd w:fill="F1F6F8"/>
+      </w:pPr>
+      <w:r>
+        <w:rPr>
+          <w:b w:val="0"/>
+        </w:rPr>
         <w:t>Hint if needed: Read the steps in the pictorial case. Match the supplied detail to the stage that performs or records it.</w:t>
       </w:r>
     </w:p>
     <w:p>
-      <w:r>
-        <w:t>After your attempt, compare with the supported explanation: Preserve limitations Do not claim outdoor robustness or ten independent plants. A final manuscript aligns question, procedure, evidence and scope. Every figure and conclusion should point back to the records that support it.</w:t>
-      </w:r>
-    </w:p>
-    <w:p>
       <w:pPr>
         <w:pStyle w:val="Heading3"/>
       </w:pPr>
       <w:r>
+        <w:t>Feedback · compare after trying</w:t>
+      </w:r>
+    </w:p>
+    <w:p>
+      <w:pPr>
+        <w:spacing w:line="336" w:lineRule="auto" w:after="180"/>
+        <w:shd w:fill="F1F6FC"/>
+      </w:pPr>
+      <w:r>
+        <w:rPr>
+          <w:b w:val="0"/>
+        </w:rPr>
+        <w:t xml:space="preserve">After your attempt, compare with the supported explanation: Preserve limitations Do not claim outdoor robustness or ten independent plants. A final manuscript aligns question, procedure, </w:t>
+      </w:r>
+      <w:r>
+        <w:rPr>
+          <w:b/>
+        </w:rPr>
+        <w:t>evidence</w:t>
+      </w:r>
+      <w:r>
+        <w:rPr>
+          <w:b w:val="0"/>
+        </w:rPr>
+        <w:t xml:space="preserve"> and scope.</w:t>
+      </w:r>
+    </w:p>
+    <w:p>
+      <w:pPr>
+        <w:spacing w:line="336" w:lineRule="auto" w:after="180"/>
+        <w:shd w:fill="F1F6FC"/>
+      </w:pPr>
+      <w:r>
+        <w:rPr>
+          <w:b w:val="0"/>
+        </w:rPr>
+        <w:t>Every figure and conclusion should point back to the records that support it.</w:t>
+      </w:r>
+    </w:p>
+    <w:p>
+      <w:pPr>
+        <w:pStyle w:val="Heading3"/>
+      </w:pPr>
+      <w:r>
         <w:t>Practice 2: explain the deciding evidence</w:t>
       </w:r>
     </w:p>
     <w:p>
-      <w:r>
+      <w:pPr>
+        <w:pStyle w:val="Heading3"/>
+      </w:pPr>
+      <w:r>
+        <w:t>Changed case · predict first</w:t>
+      </w:r>
+    </w:p>
+    <w:p>
+      <w:pPr>
+        <w:spacing w:line="336" w:lineRule="auto" w:after="180"/>
+        <w:shd w:fill="F5F1FB"/>
+      </w:pPr>
+      <w:r>
+        <w:rPr>
+          <w:b w:val="0"/>
+        </w:rPr>
         <w:t>Changed-case practice: The abstract calls the study a test on ten independent plants. Which conclusion is supported by the supplied facts?</w:t>
       </w:r>
     </w:p>
     <w:p>
-      <w:r>
-        <w:t>1. We can decide the result without examining the changed input or the procedure.</w:t>
-      </w:r>
-    </w:p>
-    <w:p>
-      <w:r>
+      <w:pPr>
+        <w:spacing w:line="336" w:lineRule="auto" w:after="180"/>
+        <w:shd w:fill="F4F9FC"/>
+      </w:pPr>
+      <w:r>
+        <w:rPr>
+          <w:b w:val="0"/>
+        </w:rPr>
+        <w:t xml:space="preserve">1. We can decide the result without examining the changed </w:t>
+      </w:r>
+      <w:r>
+        <w:rPr>
+          <w:b/>
+        </w:rPr>
+        <w:t>input</w:t>
+      </w:r>
+      <w:r>
+        <w:rPr>
+          <w:b w:val="0"/>
+        </w:rPr>
+        <w:t xml:space="preserve"> or the procedure.</w:t>
+      </w:r>
+    </w:p>
+    <w:p>
+      <w:pPr>
+        <w:spacing w:line="336" w:lineRule="auto" w:after="180"/>
+        <w:shd w:fill="F4F9FC"/>
+      </w:pPr>
+      <w:r>
+        <w:rPr>
+          <w:b w:val="0"/>
+        </w:rPr>
         <w:t>2. Correct it to five plants with two views each.</w:t>
       </w:r>
     </w:p>
     <w:p>
-      <w:r>
-        <w:t>3. This one example guarantees correct results for every future input.</w:t>
+      <w:pPr>
+        <w:spacing w:line="336" w:lineRule="auto" w:after="180"/>
+        <w:shd w:fill="F4F9FC"/>
+      </w:pPr>
+      <w:r>
+        <w:rPr>
+          <w:b w:val="0"/>
+        </w:rPr>
+        <w:t xml:space="preserve">3. This one example guarantees correct results for every future </w:t>
+      </w:r>
+      <w:r>
+        <w:rPr>
+          <w:b/>
+        </w:rPr>
+        <w:t>input</w:t>
+      </w:r>
+      <w:r>
+        <w:rPr>
+          <w:b w:val="0"/>
+        </w:rPr>
+        <w:t>.</w:t>
       </w:r>
     </w:p>
     <w:p>
@@ -2280,12 +3542,42 @@
       </w:r>
     </w:p>
     <w:p>
-      <w:r>
+      <w:pPr>
+        <w:pStyle w:val="Heading3"/>
+      </w:pPr>
+      <w:r>
+        <w:t>Hint · try first</w:t>
+      </w:r>
+    </w:p>
+    <w:p>
+      <w:pPr>
+        <w:spacing w:line="336" w:lineRule="auto" w:after="180"/>
+        <w:shd w:fill="F1F6F8"/>
+      </w:pPr>
+      <w:r>
+        <w:rPr>
+          <w:b w:val="0"/>
+        </w:rPr>
         <w:t>Hint if needed: Use the changed condition and the deciding step in the pictorial trace. The answer must say what follows from those facts.</w:t>
       </w:r>
     </w:p>
     <w:p>
-      <w:r>
+      <w:pPr>
+        <w:pStyle w:val="Heading3"/>
+      </w:pPr>
+      <w:r>
+        <w:t>Feedback · compare after trying</w:t>
+      </w:r>
+    </w:p>
+    <w:p>
+      <w:pPr>
+        <w:spacing w:line="336" w:lineRule="auto" w:after="180"/>
+        <w:shd w:fill="F1F6FC"/>
+      </w:pPr>
+      <w:r>
+        <w:rPr>
+          <w:b w:val="0"/>
+        </w:rPr>
         <w:t>After your attempt, compare with the supported explanation: Correct it to five plants with two views each. The source-object count, not the photo count, defines the independent plants.</w:t>
       </w:r>
     </w:p>
@@ -2298,18 +3590,129 @@
       </w:r>
     </w:p>
     <w:p>
-      <w:r>
-        <w:t>Review Independent reproduction check (ai-7/33). Goal: Explain the mechanism and terminology of independent reproduction check. Short practice: Locate the Q3 scoring disagreement between 5/6 and 4/6. What should the teams inspect before choosing a score, and what limitation follows if the saved Q3 file is missing?. Return to this week and explain what you changed.</w:t>
-      </w:r>
-    </w:p>
-    <w:p>
-      <w:r>
-        <w:t>Review Writing results and limitations (ai-7/31). Goal: Explain the mechanism and terminology of writing results and limitations. Short practice: Compute the supported-answer rates for 9/12 and 10/12. What actual outcome was measured, and why is a claim that every student becomes smarter outside this evidence?. Return to this week and explain what you changed.</w:t>
-      </w:r>
-    </w:p>
-    <w:p>
-      <w:r>
-        <w:t>Review Negative results and claim revision (ai-7/28). Goal: Explain the mechanism and terminology of negative results and claim revision. Short practice: Does a 6/8 tie support the prediction that B scores higher? Explain why one newly selected favourable demonstration does not replace the original result or prove equivalence.. Return to this week and explain what you changed.</w:t>
+      <w:pPr>
+        <w:spacing w:line="336" w:lineRule="auto" w:after="180"/>
+      </w:pPr>
+      <w:r>
+        <w:rPr>
+          <w:b w:val="0"/>
+        </w:rPr>
+        <w:t xml:space="preserve">Review Independent reproduction check (ai-7/33). Goal: Explain the </w:t>
+      </w:r>
+      <w:r>
+        <w:rPr>
+          <w:b/>
+        </w:rPr>
+        <w:t>mechanism</w:t>
+      </w:r>
+      <w:r>
+        <w:rPr>
+          <w:b w:val="0"/>
+        </w:rPr>
+        <w:t xml:space="preserve"> and terminology of independent reproduction check. Short practice: Locate the Q3 scoring disagreement between 5/6 and 4/6.</w:t>
+      </w:r>
+    </w:p>
+    <w:p>
+      <w:pPr>
+        <w:spacing w:line="336" w:lineRule="auto" w:after="180"/>
+      </w:pPr>
+      <w:r>
+        <w:rPr>
+          <w:b w:val="0"/>
+        </w:rPr>
+        <w:t>What should the teams inspect before choosing a score, and what limitation follows if the saved Q3 file is missing?. Return to this week and explain what you changed.</w:t>
+      </w:r>
+    </w:p>
+    <w:p>
+      <w:pPr>
+        <w:spacing w:line="336" w:lineRule="auto" w:after="180"/>
+      </w:pPr>
+      <w:r>
+        <w:rPr>
+          <w:b w:val="0"/>
+        </w:rPr>
+        <w:t xml:space="preserve">Review Writing results and limitations (ai-7/31). Goal: Explain the </w:t>
+      </w:r>
+      <w:r>
+        <w:rPr>
+          <w:b/>
+        </w:rPr>
+        <w:t>mechanism</w:t>
+      </w:r>
+      <w:r>
+        <w:rPr>
+          <w:b w:val="0"/>
+        </w:rPr>
+        <w:t xml:space="preserve"> and terminology of writing results and limitations. Short practice: Compute the supported-answer rates for 9/12 and 10/12.</w:t>
+      </w:r>
+    </w:p>
+    <w:p>
+      <w:pPr>
+        <w:spacing w:line="336" w:lineRule="auto" w:after="180"/>
+      </w:pPr>
+      <w:r>
+        <w:rPr>
+          <w:b w:val="0"/>
+        </w:rPr>
+        <w:t xml:space="preserve">What actual outcome was measured, and why is a claim that every student becomes smarter outside this </w:t>
+      </w:r>
+      <w:r>
+        <w:rPr>
+          <w:b/>
+        </w:rPr>
+        <w:t>evidence</w:t>
+      </w:r>
+      <w:r>
+        <w:rPr>
+          <w:b w:val="0"/>
+        </w:rPr>
+        <w:t>?. Return to this week and explain what you changed.</w:t>
+      </w:r>
+    </w:p>
+    <w:p>
+      <w:pPr>
+        <w:spacing w:line="336" w:lineRule="auto" w:after="180"/>
+      </w:pPr>
+      <w:r>
+        <w:rPr>
+          <w:b w:val="0"/>
+        </w:rPr>
+        <w:t xml:space="preserve">Review Negative results and claim revision (ai-7/28). Goal: Explain the </w:t>
+      </w:r>
+      <w:r>
+        <w:rPr>
+          <w:b/>
+        </w:rPr>
+        <w:t>mechanism</w:t>
+      </w:r>
+      <w:r>
+        <w:rPr>
+          <w:b w:val="0"/>
+        </w:rPr>
+        <w:t xml:space="preserve"> and terminology of negative results and claim revision. Short practice: Does a 6/8 tie support the </w:t>
+      </w:r>
+      <w:r>
+        <w:rPr>
+          <w:b/>
+        </w:rPr>
+        <w:t>prediction</w:t>
+      </w:r>
+      <w:r>
+        <w:rPr>
+          <w:b w:val="0"/>
+        </w:rPr>
+        <w:t xml:space="preserve"> that B scores higher?</w:t>
+      </w:r>
+    </w:p>
+    <w:p>
+      <w:pPr>
+        <w:spacing w:line="336" w:lineRule="auto" w:after="180"/>
+      </w:pPr>
+      <w:r>
+        <w:rPr>
+          <w:b w:val="0"/>
+        </w:rPr>
+        <w:t>Explain why one newly selected favourable demonstration does not replace the original result or prove equivalence.. Return to this week and explain what you changed.</w:t>
       </w:r>
     </w:p>
     <w:p>
@@ -2321,8 +3724,568 @@
       </w:r>
     </w:p>
     <w:p>
-      <w:r>
-        <w:t>Use Download completed work in the hosted lesson to export your answers, reflections, practice feedback and code-run evidence. Open the HTML copy to read or print it. Drafts stay in this browser when storage is available; clear drafts on a shared device.</w:t>
+      <w:pPr>
+        <w:spacing w:line="336" w:lineRule="auto" w:after="180"/>
+      </w:pPr>
+      <w:r>
+        <w:rPr>
+          <w:b w:val="0"/>
+        </w:rPr>
+        <w:t xml:space="preserve">Use Download completed work in the hosted lesson to export your answers, reflections, practice feedback and code-run </w:t>
+      </w:r>
+      <w:r>
+        <w:rPr>
+          <w:b/>
+        </w:rPr>
+        <w:t>evidence</w:t>
+      </w:r>
+      <w:r>
+        <w:rPr>
+          <w:b w:val="0"/>
+        </w:rPr>
+        <w:t>. Open the HTML copy to read or print it.</w:t>
+      </w:r>
+    </w:p>
+    <w:p>
+      <w:pPr>
+        <w:spacing w:line="336" w:lineRule="auto" w:after="180"/>
+      </w:pPr>
+      <w:r>
+        <w:rPr>
+          <w:b w:val="0"/>
+        </w:rPr>
+        <w:t>Drafts stay in this browser when storage is available; clear drafts on a shared device.</w:t>
+      </w:r>
+    </w:p>
+    <w:p>
+      <w:pPr>
+        <w:pStyle w:val="Heading1"/>
+      </w:pPr>
+      <w:r>
+        <w:t>18. Visual concept journey</w:t>
+      </w:r>
+    </w:p>
+    <w:p>
+      <w:r>
+        <w:t>Explain each Final project manuscript graphic using its labels, deciding evidence and relevant limitation.</w:t>
+      </w:r>
+    </w:p>
+    <w:p>
+      <w:pPr>
+        <w:pStyle w:val="Heading3"/>
+      </w:pPr>
+      <w:r>
+        <w:t>01. Final project manuscript: the case</w:t>
+      </w:r>
+    </w:p>
+    <w:p>
+      <w:r>
+        <w:drawing>
+          <wp:inline xmlns:a="http://schemas.openxmlformats.org/drawingml/2006/main" xmlns:pic="http://schemas.openxmlformats.org/drawingml/2006/picture">
+            <wp:extent cx="5486400" cy="2834640"/>
+            <wp:docPr id="3" name="Picture 3" descr="Build a manuscript from claim to record. A capstone manuscript compares two frozen pattern classifiers on ten reserved cases. Supplied facts: A is correct on 7/10; B on 8/10. All cases are indoor, from five plants with two views each."/>
+            <wp:cNvGraphicFramePr>
+              <a:graphicFrameLocks noChangeAspect="1"/>
+            </wp:cNvGraphicFramePr>
+            <a:graphic>
+              <a:graphicData uri="http://schemas.openxmlformats.org/drawingml/2006/picture">
+                <pic:pic>
+                  <pic:nvPicPr>
+                    <pic:cNvPr id="0" name="academy-story-ai-7-34-01.png"/>
+                    <pic:cNvPicPr/>
+                  </pic:nvPicPr>
+                  <pic:blipFill>
+                    <a:blip r:embed="rId11"/>
+                    <a:stretch>
+                      <a:fillRect/>
+                    </a:stretch>
+                  </pic:blipFill>
+                  <pic:spPr>
+                    <a:xfrm>
+                      <a:off x="0" y="0"/>
+                      <a:ext cx="5486400" cy="2834640"/>
+                    </a:xfrm>
+                    <a:prstGeom prst="rect"/>
+                  </pic:spPr>
+                </pic:pic>
+              </a:graphicData>
+            </a:graphic>
+          </wp:inline>
+        </w:drawing>
+      </w:r>
+    </w:p>
+    <w:p>
+      <w:pPr>
+        <w:spacing w:line="336" w:lineRule="auto" w:after="180"/>
+      </w:pPr>
+      <w:r>
+        <w:rPr>
+          <w:b w:val="0"/>
+        </w:rPr>
+        <w:t>Build a manuscript from claim to record. A capstone manuscript compares two frozen pattern classifiers on ten reserved cases. Supplied facts: A is correct on 7/10; B on 8/10.</w:t>
+      </w:r>
+    </w:p>
+    <w:p>
+      <w:pPr>
+        <w:spacing w:line="336" w:lineRule="auto" w:after="180"/>
+      </w:pPr>
+      <w:r>
+        <w:rPr>
+          <w:b w:val="0"/>
+        </w:rPr>
+        <w:t>All cases are indoor, from five plants with two views each.</w:t>
+      </w:r>
+    </w:p>
+    <w:p>
+      <w:pPr>
+        <w:spacing w:line="336" w:lineRule="auto" w:after="180"/>
+        <w:shd w:fill="F5F1FB"/>
+      </w:pPr>
+      <w:r>
+        <w:rPr>
+          <w:b w:val="0"/>
+        </w:rPr>
+        <w:t>Point to the given fact that matters most. Explain why it matters.</w:t>
+      </w:r>
+    </w:p>
+    <w:p>
+      <w:pPr>
+        <w:pStyle w:val="Heading3"/>
+      </w:pPr>
+      <w:r>
+        <w:t>02. Follow the deciding steps</w:t>
+      </w:r>
+    </w:p>
+    <w:p>
+      <w:r>
+        <w:drawing>
+          <wp:inline xmlns:a="http://schemas.openxmlformats.org/drawingml/2006/main" xmlns:pic="http://schemas.openxmlformats.org/drawingml/2006/picture">
+            <wp:extent cx="5486400" cy="4005072"/>
+            <wp:docPr id="4" name="Picture 4" descr="State bounded claim: B adds one correct photo on this indoor set. → Describe dependence: Ten photos come from five plants; report the grouping. → Present results: Show 70% and 80% with counts and case-level outcomes. → Preserve limitations: Do not claim outdoor robustness or ten independent plants."/>
+            <wp:cNvGraphicFramePr>
+              <a:graphicFrameLocks noChangeAspect="1"/>
+            </wp:cNvGraphicFramePr>
+            <a:graphic>
+              <a:graphicData uri="http://schemas.openxmlformats.org/drawingml/2006/picture">
+                <pic:pic>
+                  <pic:nvPicPr>
+                    <pic:cNvPr id="0" name="academy-story-ai-7-34-02.png"/>
+                    <pic:cNvPicPr/>
+                  </pic:nvPicPr>
+                  <pic:blipFill>
+                    <a:blip r:embed="rId12"/>
+                    <a:stretch>
+                      <a:fillRect/>
+                    </a:stretch>
+                  </pic:blipFill>
+                  <pic:spPr>
+                    <a:xfrm>
+                      <a:off x="0" y="0"/>
+                      <a:ext cx="5486400" cy="4005072"/>
+                    </a:xfrm>
+                    <a:prstGeom prst="rect"/>
+                  </pic:spPr>
+                </pic:pic>
+              </a:graphicData>
+            </a:graphic>
+          </wp:inline>
+        </w:drawing>
+      </w:r>
+    </w:p>
+    <w:p>
+      <w:pPr>
+        <w:spacing w:line="336" w:lineRule="auto" w:after="180"/>
+      </w:pPr>
+      <w:r>
+        <w:rPr>
+          <w:b w:val="0"/>
+        </w:rPr>
+        <w:t xml:space="preserve">State bounded claim: B adds one correct photo on this indoor set. → Describe dependence: Ten photos come from five plants; report the grouping. → Present results: Show </w:t>
+      </w:r>
+      <w:r>
+        <w:rPr>
+          <w:b/>
+        </w:rPr>
+        <w:t>70%</w:t>
+      </w:r>
+      <w:r>
+        <w:rPr>
+          <w:b w:val="0"/>
+        </w:rPr>
+        <w:t xml:space="preserve"> and </w:t>
+      </w:r>
+      <w:r>
+        <w:rPr>
+          <w:b/>
+        </w:rPr>
+        <w:t>80%</w:t>
+      </w:r>
+      <w:r>
+        <w:rPr>
+          <w:b w:val="0"/>
+        </w:rPr>
+        <w:t xml:space="preserve"> with counts and case-level outcomes. → Preserve limitations: Do not claim outdoor robustness or ten independent plants.</w:t>
+      </w:r>
+    </w:p>
+    <w:p>
+      <w:pPr>
+        <w:spacing w:line="336" w:lineRule="auto" w:after="180"/>
+        <w:shd w:fill="F5F1FB"/>
+      </w:pPr>
+      <w:r>
+        <w:rPr>
+          <w:b w:val="0"/>
+        </w:rPr>
+        <w:t xml:space="preserve">Point to each numbered stage and explain which recorded </w:t>
+      </w:r>
+      <w:r>
+        <w:rPr>
+          <w:b/>
+        </w:rPr>
+        <w:t>input</w:t>
+      </w:r>
+      <w:r>
+        <w:rPr>
+          <w:b w:val="0"/>
+        </w:rPr>
+        <w:t xml:space="preserve"> it uses.</w:t>
+      </w:r>
+    </w:p>
+    <w:p>
+      <w:pPr>
+        <w:pStyle w:val="Heading3"/>
+      </w:pPr>
+      <w:r>
+        <w:t>03. Indoor capstone photo outcomes</w:t>
+      </w:r>
+    </w:p>
+    <w:p>
+      <w:r>
+        <w:drawing>
+          <wp:inline xmlns:a="http://schemas.openxmlformats.org/drawingml/2006/main" xmlns:pic="http://schemas.openxmlformats.org/drawingml/2006/picture">
+            <wp:extent cx="5486400" cy="2834640"/>
+            <wp:docPr id="5" name="Picture 5" descr="Indoor capstone photo outcomes. Units: correct photos out of 10; five plants. A: 7. B: 8."/>
+            <wp:cNvGraphicFramePr>
+              <a:graphicFrameLocks noChangeAspect="1"/>
+            </wp:cNvGraphicFramePr>
+            <a:graphic>
+              <a:graphicData uri="http://schemas.openxmlformats.org/drawingml/2006/picture">
+                <pic:pic>
+                  <pic:nvPicPr>
+                    <pic:cNvPr id="0" name="academy-story-ai-7-34-03.png"/>
+                    <pic:cNvPicPr/>
+                  </pic:nvPicPr>
+                  <pic:blipFill>
+                    <a:blip r:embed="rId13"/>
+                    <a:stretch>
+                      <a:fillRect/>
+                    </a:stretch>
+                  </pic:blipFill>
+                  <pic:spPr>
+                    <a:xfrm>
+                      <a:off x="0" y="0"/>
+                      <a:ext cx="5486400" cy="2834640"/>
+                    </a:xfrm>
+                    <a:prstGeom prst="rect"/>
+                  </pic:spPr>
+                </pic:pic>
+              </a:graphicData>
+            </a:graphic>
+          </wp:inline>
+        </w:drawing>
+      </w:r>
+    </w:p>
+    <w:p>
+      <w:pPr>
+        <w:spacing w:line="336" w:lineRule="auto" w:after="180"/>
+      </w:pPr>
+      <w:r>
+        <w:rPr>
+          <w:b w:val="0"/>
+        </w:rPr>
+        <w:t>Indoor capstone photo outcomes. Units: correct photos out of 10; five plants. A: 7. B: 8.</w:t>
+      </w:r>
+    </w:p>
+    <w:p>
+      <w:pPr>
+        <w:spacing w:line="336" w:lineRule="auto" w:after="180"/>
+        <w:shd w:fill="F5F1FB"/>
+      </w:pPr>
+      <w:r>
+        <w:rPr>
+          <w:b w:val="0"/>
+        </w:rPr>
+        <w:t>Read the labels and values. Explain the relationship the model shows.</w:t>
+      </w:r>
+    </w:p>
+    <w:p>
+      <w:pPr>
+        <w:pStyle w:val="Heading3"/>
+      </w:pPr>
+      <w:r>
+        <w:t>04. Change one thing. Trace what follows.</w:t>
+      </w:r>
+    </w:p>
+    <w:p>
+      <w:r>
+        <w:drawing>
+          <wp:inline xmlns:a="http://schemas.openxmlformats.org/drawingml/2006/main" xmlns:pic="http://schemas.openxmlformats.org/drawingml/2006/picture">
+            <wp:extent cx="5486400" cy="3026664"/>
+            <wp:docPr id="6" name="Picture 6" descr="Original case: Do not claim outdoor robustness or ten independent plants. Changed condition: The abstract calls the study a test on ten independent plants. Expected result: Correct it to five plants with two views each. Reason: The source-object count, not the photo count, defines the independent plants."/>
+            <wp:cNvGraphicFramePr>
+              <a:graphicFrameLocks noChangeAspect="1"/>
+            </wp:cNvGraphicFramePr>
+            <a:graphic>
+              <a:graphicData uri="http://schemas.openxmlformats.org/drawingml/2006/picture">
+                <pic:pic>
+                  <pic:nvPicPr>
+                    <pic:cNvPr id="0" name="academy-story-ai-7-34-04.png"/>
+                    <pic:cNvPicPr/>
+                  </pic:nvPicPr>
+                  <pic:blipFill>
+                    <a:blip r:embed="rId14"/>
+                    <a:stretch>
+                      <a:fillRect/>
+                    </a:stretch>
+                  </pic:blipFill>
+                  <pic:spPr>
+                    <a:xfrm>
+                      <a:off x="0" y="0"/>
+                      <a:ext cx="5486400" cy="3026664"/>
+                    </a:xfrm>
+                    <a:prstGeom prst="rect"/>
+                  </pic:spPr>
+                </pic:pic>
+              </a:graphicData>
+            </a:graphic>
+          </wp:inline>
+        </w:drawing>
+      </w:r>
+    </w:p>
+    <w:p>
+      <w:pPr>
+        <w:spacing w:line="336" w:lineRule="auto" w:after="180"/>
+      </w:pPr>
+      <w:r>
+        <w:rPr>
+          <w:b w:val="0"/>
+        </w:rPr>
+        <w:t>Original case: Do not claim outdoor robustness or ten independent plants. Changed condition: The abstract calls the study a test on ten independent plants. Expected result: Correct it to five plants with two views each.</w:t>
+      </w:r>
+    </w:p>
+    <w:p>
+      <w:pPr>
+        <w:spacing w:line="336" w:lineRule="auto" w:after="180"/>
+      </w:pPr>
+      <w:r>
+        <w:rPr>
+          <w:b w:val="0"/>
+        </w:rPr>
+        <w:t>Reason: The source-object count, not the photo count, defines the independent plants.</w:t>
+      </w:r>
+    </w:p>
+    <w:p>
+      <w:pPr>
+        <w:spacing w:line="336" w:lineRule="auto" w:after="180"/>
+        <w:shd w:fill="F5F1FB"/>
+      </w:pPr>
+      <w:r>
+        <w:rPr>
+          <w:b w:val="0"/>
+        </w:rPr>
+        <w:t>Predict before checking the worked changed-case result. Name what changed and what the supplied facts allow you to conclude.</w:t>
+      </w:r>
+    </w:p>
+    <w:p>
+      <w:pPr>
+        <w:pStyle w:val="Heading3"/>
+      </w:pPr>
+      <w:r>
+        <w:t>05. Connect the explanation to its limit</w:t>
+      </w:r>
+    </w:p>
+    <w:p>
+      <w:r>
+        <w:drawing>
+          <wp:inline xmlns:a="http://schemas.openxmlformats.org/drawingml/2006/main" xmlns:pic="http://schemas.openxmlformats.org/drawingml/2006/picture">
+            <wp:extent cx="5486400" cy="2834640"/>
+            <wp:docPr id="7" name="Picture 7" descr="A final manuscript aligns question, procedure, evidence and scope. Every figure and conclusion should point back to the records that support it. Limit: No population superiority or significance claim is supplied; dependence and sample coverage need explicit treatment."/>
+            <wp:cNvGraphicFramePr>
+              <a:graphicFrameLocks noChangeAspect="1"/>
+            </wp:cNvGraphicFramePr>
+            <a:graphic>
+              <a:graphicData uri="http://schemas.openxmlformats.org/drawingml/2006/picture">
+                <pic:pic>
+                  <pic:nvPicPr>
+                    <pic:cNvPr id="0" name="academy-story-ai-7-34-05.png"/>
+                    <pic:cNvPicPr/>
+                  </pic:nvPicPr>
+                  <pic:blipFill>
+                    <a:blip r:embed="rId15"/>
+                    <a:stretch>
+                      <a:fillRect/>
+                    </a:stretch>
+                  </pic:blipFill>
+                  <pic:spPr>
+                    <a:xfrm>
+                      <a:off x="0" y="0"/>
+                      <a:ext cx="5486400" cy="2834640"/>
+                    </a:xfrm>
+                    <a:prstGeom prst="rect"/>
+                  </pic:spPr>
+                </pic:pic>
+              </a:graphicData>
+            </a:graphic>
+          </wp:inline>
+        </w:drawing>
+      </w:r>
+    </w:p>
+    <w:p>
+      <w:pPr>
+        <w:spacing w:line="336" w:lineRule="auto" w:after="180"/>
+      </w:pPr>
+      <w:r>
+        <w:rPr>
+          <w:b w:val="0"/>
+        </w:rPr>
+        <w:t xml:space="preserve">A final manuscript aligns question, procedure, </w:t>
+      </w:r>
+      <w:r>
+        <w:rPr>
+          <w:b/>
+        </w:rPr>
+        <w:t>evidence</w:t>
+      </w:r>
+      <w:r>
+        <w:rPr>
+          <w:b w:val="0"/>
+        </w:rPr>
+        <w:t xml:space="preserve"> and scope. Every figure and conclusion should point back to the records that support it.</w:t>
+      </w:r>
+    </w:p>
+    <w:p>
+      <w:pPr>
+        <w:spacing w:line="336" w:lineRule="auto" w:after="180"/>
+      </w:pPr>
+      <w:r>
+        <w:rPr>
+          <w:b w:val="0"/>
+        </w:rPr>
+        <w:t>Limit: No population superiority or significance claim is supplied; dependence and sample coverage need explicit treatment.</w:t>
+      </w:r>
+    </w:p>
+    <w:p>
+      <w:pPr>
+        <w:spacing w:line="336" w:lineRule="auto" w:after="180"/>
+        <w:shd w:fill="F5F1FB"/>
+      </w:pPr>
+      <w:r>
+        <w:rPr>
+          <w:b w:val="0"/>
+        </w:rPr>
+        <w:t>Explain the case, then point to a limit on the claim.</w:t>
+      </w:r>
+    </w:p>
+    <w:p>
+      <w:pPr>
+        <w:pStyle w:val="Heading3"/>
+      </w:pPr>
+      <w:r>
+        <w:t>06. Make the idea visible in your project</w:t>
+      </w:r>
+    </w:p>
+    <w:p>
+      <w:r>
+        <w:drawing>
+          <wp:inline xmlns:a="http://schemas.openxmlformats.org/drawingml/2006/main" xmlns:pic="http://schemas.openxmlformats.org/drawingml/2006/picture">
+            <wp:extent cx="5486400" cy="3681984"/>
+            <wp:docPr id="8" name="Picture 8" descr="For the Reproducible AI Research Study, retain an annotated worked trace and the changed-case reasoning. Connect the claim to its records, units and assumptions so another investigator can challenge or reproduce it. Draw your input, deciding step, result and limit. Supported question: Connect the manuscript’s 7/10 and 8/10 scores to the five-plant grouping. Which abstract claim must be corrected if it says ten independent plants?"/>
+            <wp:cNvGraphicFramePr>
+              <a:graphicFrameLocks noChangeAspect="1"/>
+            </wp:cNvGraphicFramePr>
+            <a:graphic>
+              <a:graphicData uri="http://schemas.openxmlformats.org/drawingml/2006/picture">
+                <pic:pic>
+                  <pic:nvPicPr>
+                    <pic:cNvPr id="0" name="academy-story-ai-7-34-06.png"/>
+                    <pic:cNvPicPr/>
+                  </pic:nvPicPr>
+                  <pic:blipFill>
+                    <a:blip r:embed="rId16"/>
+                    <a:stretch>
+                      <a:fillRect/>
+                    </a:stretch>
+                  </pic:blipFill>
+                  <pic:spPr>
+                    <a:xfrm>
+                      <a:off x="0" y="0"/>
+                      <a:ext cx="5486400" cy="3681984"/>
+                    </a:xfrm>
+                    <a:prstGeom prst="rect"/>
+                  </pic:spPr>
+                </pic:pic>
+              </a:graphicData>
+            </a:graphic>
+          </wp:inline>
+        </w:drawing>
+      </w:r>
+    </w:p>
+    <w:p>
+      <w:pPr>
+        <w:spacing w:line="336" w:lineRule="auto" w:after="180"/>
+      </w:pPr>
+      <w:r>
+        <w:rPr>
+          <w:b w:val="0"/>
+        </w:rPr>
+        <w:t>For the Reproducible AI Research Study, retain an annotated worked trace and the changed-case reasoning. Connect the claim to its records, units and assumptions so another investigator can challenge or reproduce it.</w:t>
+      </w:r>
+    </w:p>
+    <w:p>
+      <w:pPr>
+        <w:spacing w:line="336" w:lineRule="auto" w:after="180"/>
+      </w:pPr>
+      <w:r>
+        <w:rPr>
+          <w:b w:val="0"/>
+        </w:rPr>
+        <w:t xml:space="preserve">Draw your </w:t>
+      </w:r>
+      <w:r>
+        <w:rPr>
+          <w:b/>
+        </w:rPr>
+        <w:t>input</w:t>
+      </w:r>
+      <w:r>
+        <w:rPr>
+          <w:b w:val="0"/>
+        </w:rPr>
+        <w:t>, deciding step, result and limit. Supported question: Connect the manuscript’s 7/10 and 8/10 scores to the five-plant grouping. Which abstract claim must be corrected if it says ten independent plants?</w:t>
+      </w:r>
+    </w:p>
+    <w:p>
+      <w:pPr>
+        <w:spacing w:line="336" w:lineRule="auto" w:after="180"/>
+        <w:shd w:fill="F5F1FB"/>
+      </w:pPr>
+      <w:r>
+        <w:rPr>
+          <w:b w:val="0"/>
+        </w:rPr>
+        <w:t xml:space="preserve">Draw your project trace and justify the deciding step using </w:t>
+      </w:r>
+      <w:r>
+        <w:rPr>
+          <w:b/>
+        </w:rPr>
+        <w:t>evidence</w:t>
+      </w:r>
+      <w:r>
+        <w:rPr>
+          <w:b w:val="0"/>
+        </w:rPr>
+        <w:t>.</w:t>
       </w:r>
     </w:p>
     <w:sectPr>

--- a/downloads/student/ai-7-week-34.docx
+++ b/downloads/student/ai-7-week-34.docx
@@ -25,12 +25,17 @@
         <w:pStyle w:val="Heading1"/>
       </w:pPr>
       <w:r>
-        <w:t>Before you start</w:t>
-      </w:r>
-    </w:p>
-    <w:p>
-      <w:r>
-        <w:t>Recall Independent reproduction check. Explain why a recorded result needs its input conditions and evidence source before it can support a claim.</w:t>
+        <w:t>Align every manuscript claim with the correct recorded result</w:t>
+      </w:r>
+    </w:p>
+    <w:p>
+      <w:r>
+        <w:t>Preserve failures, grouping and missing outcomes consistently across abstract, tables, figures and artifacts.</w:t>
+      </w:r>
+    </w:p>
+    <w:p>
+      <w:r>
+        <w:t>Question and contract → complete main ledger → separate picture → boundary probes → investigation → independent attempt.</w:t>
       </w:r>
     </w:p>
     <w:p>
@@ -38,20 +43,20 @@
         <w:pStyle w:val="Heading1"/>
       </w:pPr>
       <w:r>
-        <w:t>01. Your mission</w:t>
-      </w:r>
-    </w:p>
-    <w:p>
-      <w:r>
-        <w:t>Start with the target: Explain the mechanism and terminology of final project manuscript. Try the recall before opening notes.</w:t>
-      </w:r>
-    </w:p>
-    <w:p>
-      <w:pPr>
-        <w:pStyle w:val="Heading3"/>
-      </w:pPr>
-      <w:r>
-        <w:t>Your learning target</w:t>
+        <w:t>01. Align every manuscript claim with the correct recorded result</w:t>
+      </w:r>
+    </w:p>
+    <w:p>
+      <w:r>
+        <w:t>Preserve failures, grouping and missing outcomes consistently across abstract, tables, figures and artifacts.</w:t>
+      </w:r>
+    </w:p>
+    <w:p>
+      <w:pPr>
+        <w:pStyle w:val="Heading2"/>
+      </w:pPr>
+      <w:r>
+        <w:t>Learning goals</w:t>
       </w:r>
     </w:p>
     <w:p>
@@ -101,10 +106,10 @@
     </w:p>
     <w:p>
       <w:pPr>
-        <w:pStyle w:val="Heading3"/>
-      </w:pPr>
-      <w:r>
-        <w:t>Remember before reading</w:t>
+        <w:pStyle w:val="Heading2"/>
+      </w:pPr>
+      <w:r>
+        <w:t>Retrieve before reading</w:t>
       </w:r>
     </w:p>
     <w:p>
@@ -176,6 +181,88 @@
     </w:p>
     <w:p>
       <w:pPr>
+        <w:pStyle w:val="Heading2"/>
+      </w:pPr>
+      <w:r>
+        <w:t>Starting explanation</w:t>
+      </w:r>
+    </w:p>
+    <w:p>
+      <w:pPr>
+        <w:pStyle w:val="ListBullet"/>
+      </w:pPr>
+      <w:r>
+        <w:t>Recall Independent reproduction check. Explain why a recorded result needs its input conditions and evidence source before it can support a claim.</w:t>
+      </w:r>
+    </w:p>
+    <w:p>
+      <w:pPr>
+        <w:pStyle w:val="Heading3"/>
+      </w:pPr>
+      <w:r>
+        <w:t>My starting explanation</w:t>
+      </w:r>
+    </w:p>
+    <w:p>
+      <w:r>
+        <w:t>________________________________________________________________</w:t>
+      </w:r>
+    </w:p>
+    <w:p>
+      <w:r>
+        <w:t>________________________________________________________________</w:t>
+      </w:r>
+    </w:p>
+    <w:p>
+      <w:r>
+        <w:t>________________________________________________________________</w:t>
+      </w:r>
+    </w:p>
+    <w:p>
+      <w:pPr>
+        <w:pStyle w:val="Heading2"/>
+      </w:pPr>
+      <w:r>
+        <w:t>End goal</w:t>
+      </w:r>
+    </w:p>
+    <w:p>
+      <w:pPr>
+        <w:spacing w:line="336" w:lineRule="auto" w:after="180"/>
+      </w:pPr>
+      <w:r>
+        <w:rPr>
+          <w:b w:val="0"/>
+        </w:rPr>
+        <w:t>Explain final project manuscript using the records and boundaries of this fictional investigation.</w:t>
+      </w:r>
+    </w:p>
+    <w:p>
+      <w:pPr>
+        <w:pStyle w:val="Heading2"/>
+      </w:pPr>
+      <w:r>
+        <w:t>Earlier wording, alternatives and picture transcripts · reference / check after trying</w:t>
+      </w:r>
+    </w:p>
+    <w:p>
+      <w:pPr>
+        <w:pStyle w:val="Heading3"/>
+      </w:pPr>
+      <w:r>
+        <w:t>Your learning target</w:t>
+      </w:r>
+    </w:p>
+    <w:p>
+      <w:pPr>
+        <w:pStyle w:val="Heading3"/>
+      </w:pPr>
+      <w:r>
+        <w:t>Remember before reading</w:t>
+      </w:r>
+    </w:p>
+    <w:p>
+      <w:pPr>
         <w:spacing w:line="336" w:lineRule="auto" w:after="180"/>
       </w:pPr>
       <w:r>
@@ -240,13 +327,651 @@
     </w:p>
     <w:p>
       <w:pPr>
+        <w:pStyle w:val="Heading3"/>
+      </w:pPr>
+      <w:r>
+        <w:t>This week’s end goal</w:t>
+      </w:r>
+    </w:p>
+    <w:p>
+      <w:pPr>
+        <w:pStyle w:val="Heading1"/>
+      </w:pPr>
+      <w:r>
+        <w:t>02. Understand the question and evidence contract</w:t>
+      </w:r>
+    </w:p>
+    <w:p>
+      <w:r>
+        <w:t>Preserve failures, grouping and missing outcomes consistently across abstract, tables, figures and artifacts.</w:t>
+      </w:r>
+    </w:p>
+    <w:p>
+      <w:pPr>
+        <w:pStyle w:val="Heading2"/>
+      </w:pPr>
+      <w:r>
+        <w:t>Start with the research problem</w:t>
+      </w:r>
+    </w:p>
+    <w:p>
+      <w:pPr>
         <w:spacing w:line="336" w:lineRule="auto" w:after="180"/>
       </w:pPr>
       <w:r>
         <w:rPr>
           <w:b w:val="0"/>
         </w:rPr>
-        <w:t xml:space="preserve">Recall Independent reproduction check. Explain why a recorded result needs its </w:t>
+        <w:t>A final manuscript is one connected account of question, design, results and limits. Its abstract must not promise more than the tables or records establish. Check each headline against the correct run, denominator and outcome. When a figure omits failures, fix both the figure and the claim; adding a footnote while leaving a false headline is not enough.</w:t>
+      </w:r>
+    </w:p>
+    <w:p>
+      <w:pPr>
+        <w:spacing w:line="336" w:lineRule="auto" w:after="180"/>
+      </w:pPr>
+      <w:r>
+        <w:rPr>
+          <w:b w:val="0"/>
+        </w:rPr>
+        <w:t>Distinguish exploratory revisions and unassessed outcomes from the original evaluated set.</w:t>
+      </w:r>
+    </w:p>
+    <w:p>
+      <w:pPr>
+        <w:pStyle w:val="Heading2"/>
+      </w:pPr>
+      <w:r>
+        <w:t>Original concept explanation</w:t>
+      </w:r>
+    </w:p>
+    <w:p>
+      <w:pPr>
+        <w:spacing w:line="336" w:lineRule="auto" w:after="180"/>
+      </w:pPr>
+      <w:r>
+        <w:rPr>
+          <w:b w:val="0"/>
+        </w:rPr>
+        <w:t>A final manuscript integrates question, methods, results, limitations and reproducibility. Each table and claim should point to the correct run.</w:t>
+      </w:r>
+    </w:p>
+    <w:p>
+      <w:pPr>
+        <w:pStyle w:val="Heading2"/>
+      </w:pPr>
+      <w:r>
+        <w:t>Complete case inputs, rules and limits</w:t>
+      </w:r>
+    </w:p>
+    <w:tbl>
+      <w:tblPr>
+        <w:tblStyle w:val="LightShading-Accent1"/>
+        <w:tblW w:type="auto" w:w="0"/>
+        <w:tblLook w:firstColumn="1" w:firstRow="1" w:lastColumn="0" w:lastRow="0" w:noHBand="0" w:noVBand="1" w:val="04A0"/>
+      </w:tblPr>
+      <w:tblGrid>
+        <w:gridCol w:w="5112"/>
+        <w:gridCol w:w="5112"/>
+      </w:tblGrid>
+      <w:tr>
+        <w:trPr>
+          <w:tblHeader/>
+        </w:trPr>
+        <w:tc>
+          <w:tcPr>
+            <w:tcW w:type="dxa" w:w="5112"/>
+          </w:tcPr>
+          <w:p>
+            <w:r>
+              <w:t>Manuscript item</w:t>
+            </w:r>
+          </w:p>
+        </w:tc>
+        <w:tc>
+          <w:tcPr>
+            <w:tcW w:type="dxa" w:w="5112"/>
+          </w:tcPr>
+          <w:p>
+            <w:r>
+              <w:t>Complete supplied exercise contract</w:t>
+            </w:r>
+          </w:p>
+        </w:tc>
+      </w:tr>
+      <w:tr>
+        <w:tc>
+          <w:tcPr>
+            <w:tcW w:type="dxa" w:w="5112"/>
+          </w:tcPr>
+          <w:p>
+            <w:r>
+              <w:t>Main raw result</w:t>
+            </w:r>
+          </w:p>
+        </w:tc>
+        <w:tc>
+          <w:tcPr>
+            <w:tcW w:type="dxa" w:w="5112"/>
+          </w:tcPr>
+          <w:p>
+            <w:r>
+              <w:t>Eighteen passes among twenty evaluated cases; two failures</w:t>
+            </w:r>
+          </w:p>
+        </w:tc>
+      </w:tr>
+      <w:tr>
+        <w:tc>
+          <w:tcPr>
+            <w:tcW w:type="dxa" w:w="5112"/>
+          </w:tcPr>
+          <w:p>
+            <w:r>
+              <w:t>Main inconsistency</w:t>
+            </w:r>
+          </w:p>
+        </w:tc>
+        <w:tc>
+          <w:tcPr>
+            <w:tcW w:type="dxa" w:w="5112"/>
+          </w:tcPr>
+          <w:p>
+            <w:r>
+              <w:t>Abstract says 100%; figure omits two failures</w:t>
+            </w:r>
+          </w:p>
+        </w:tc>
+      </w:tr>
+      <w:tr>
+        <w:tc>
+          <w:tcPr>
+            <w:tcW w:type="dxa" w:w="5112"/>
+          </w:tcPr>
+          <w:p>
+            <w:r>
+              <w:t>Required main correction</w:t>
+            </w:r>
+          </w:p>
+        </w:tc>
+        <w:tc>
+          <w:tcPr>
+            <w:tcW w:type="dxa" w:w="5112"/>
+          </w:tcPr>
+          <w:p>
+            <w:r>
+              <w:t>90% over twenty with two failures visible throughout</w:t>
+            </w:r>
+          </w:p>
+        </w:tc>
+      </w:tr>
+      <w:tr>
+        <w:tc>
+          <w:tcPr>
+            <w:tcW w:type="dxa" w:w="5112"/>
+          </w:tcPr>
+          <w:p>
+            <w:r>
+              <w:t>Separate picture</w:t>
+            </w:r>
+          </w:p>
+        </w:tc>
+        <w:tc>
+          <w:tcPr>
+            <w:tcW w:type="dxa" w:w="5112"/>
+          </w:tcPr>
+          <w:p>
+            <w:r>
+              <w:t>A correct 7/10, B 8/10; all photos indoor</w:t>
+            </w:r>
+          </w:p>
+        </w:tc>
+      </w:tr>
+      <w:tr>
+        <w:tc>
+          <w:tcPr>
+            <w:tcW w:type="dxa" w:w="5112"/>
+          </w:tcPr>
+          <w:p>
+            <w:r>
+              <w:t>Picture grouping</w:t>
+            </w:r>
+          </w:p>
+        </w:tc>
+        <w:tc>
+          <w:tcPr>
+            <w:tcW w:type="dxa" w:w="5112"/>
+          </w:tcPr>
+          <w:p>
+            <w:r>
+              <w:t>Five plants, two views each; ten photos total</w:t>
+            </w:r>
+          </w:p>
+        </w:tc>
+      </w:tr>
+      <w:tr>
+        <w:tc>
+          <w:tcPr>
+            <w:tcW w:type="dxa" w:w="5112"/>
+          </w:tcPr>
+          <w:p>
+            <w:r>
+              <w:t>Independence evidence</w:t>
+            </w:r>
+          </w:p>
+        </w:tc>
+        <w:tc>
+          <w:tcPr>
+            <w:tcW w:type="dxa" w:w="5112"/>
+          </w:tcPr>
+          <w:p>
+            <w:r>
+              <w:t>Five identities are not proof of independent sampling</w:t>
+            </w:r>
+          </w:p>
+        </w:tc>
+      </w:tr>
+      <w:tr>
+        <w:tc>
+          <w:tcPr>
+            <w:tcW w:type="dxa" w:w="5112"/>
+          </w:tcPr>
+          <w:p>
+            <w:r>
+              <w:t>Artifact linkage</w:t>
+            </w:r>
+          </w:p>
+        </w:tc>
+        <w:tc>
+          <w:tcPr>
+            <w:tcW w:type="dxa" w:w="5112"/>
+          </w:tcPr>
+          <w:p>
+            <w:r>
+              <w:t>Each claim points to its actual run, data and version; do not invent identifiers</w:t>
+            </w:r>
+          </w:p>
+        </w:tc>
+      </w:tr>
+      <w:tr>
+        <w:tc>
+          <w:tcPr>
+            <w:tcW w:type="dxa" w:w="5112"/>
+          </w:tcPr>
+          <w:p>
+            <w:r>
+              <w:t>Unknown properties</w:t>
+            </w:r>
+          </w:p>
+        </w:tc>
+        <w:tc>
+          <w:tcPr>
+            <w:tcW w:type="dxa" w:w="5112"/>
+          </w:tcPr>
+          <w:p>
+            <w:r>
+              <w:t>Population superiority, significance, outdoor performance and detailed case outcomes</w:t>
+            </w:r>
+          </w:p>
+        </w:tc>
+      </w:tr>
+    </w:tbl>
+    <w:p>
+      <w:pPr>
+        <w:pStyle w:val="Heading2"/>
+      </w:pPr>
+      <w:r>
+        <w:t>Name given and missing evidence</w:t>
+      </w:r>
+    </w:p>
+    <w:p>
+      <w:pPr>
+        <w:pStyle w:val="Heading3"/>
+      </w:pPr>
+      <w:r>
+        <w:t>List the given facts and one fact that is not supplied.</w:t>
+      </w:r>
+    </w:p>
+    <w:p>
+      <w:r>
+        <w:t>________________________________________________________________</w:t>
+      </w:r>
+    </w:p>
+    <w:p>
+      <w:r>
+        <w:t>________________________________________________________________</w:t>
+      </w:r>
+    </w:p>
+    <w:p>
+      <w:r>
+        <w:t>________________________________________________________________</w:t>
+      </w:r>
+    </w:p>
+    <w:p>
+      <w:pPr>
+        <w:pStyle w:val="Heading2"/>
+      </w:pPr>
+      <w:r>
+        <w:t>Earlier wording, alternatives and picture transcripts · reference / check after trying</w:t>
+      </w:r>
+    </w:p>
+    <w:p>
+      <w:pPr>
+        <w:spacing w:line="336" w:lineRule="auto" w:after="180"/>
+      </w:pPr>
+      <w:r>
+        <w:rPr>
+          <w:b w:val="0"/>
+        </w:rPr>
+        <w:t>Begin by writing the question the procedure is intended to answer. Identify the information already supplied, the information it will produce and the information still missing.</w:t>
+      </w:r>
+    </w:p>
+    <w:p>
+      <w:pPr>
+        <w:spacing w:line="336" w:lineRule="auto" w:after="180"/>
+      </w:pPr>
+      <w:r>
+        <w:rPr>
+          <w:b w:val="0"/>
+        </w:rPr>
+        <w:t>These are constructed classroom examples; they do not require live accounts, private records or an external service. Do not treat a plausible explanation as a measured outcome.</w:t>
+      </w:r>
+    </w:p>
+    <w:p>
+      <w:pPr>
+        <w:pStyle w:val="Heading1"/>
+      </w:pPr>
+      <w:r>
+        <w:t>03. Trace the complete main case before interpreting it</w:t>
+      </w:r>
+    </w:p>
+    <w:p>
+      <w:r>
+        <w:t>Follow each evidence-to-conclusion step and retain unknown quantities.</w:t>
+      </w:r>
+    </w:p>
+    <w:p>
+      <w:pPr>
+        <w:pStyle w:val="Heading2"/>
+      </w:pPr>
+      <w:r>
+        <w:t>Original declared procedure</w:t>
+      </w:r>
+    </w:p>
+    <w:p>
+      <w:pPr>
+        <w:spacing w:line="336" w:lineRule="auto" w:after="180"/>
+      </w:pPr>
+      <w:r>
+        <w:rPr>
+          <w:b w:val="0"/>
+        </w:rPr>
+        <w:t>Audit consistency across abstract, figures, raw results and artifact manifest. Remove unsupported universal claims; label exploratory analyses and unassessed outcomes.</w:t>
+      </w:r>
+    </w:p>
+    <w:p>
+      <w:pPr>
+        <w:pStyle w:val="Heading2"/>
+      </w:pPr>
+      <w:r>
+        <w:t>Complete main-case evidence ledger</w:t>
+      </w:r>
+    </w:p>
+    <w:tbl>
+      <w:tblPr>
+        <w:tblStyle w:val="LightShading-Accent1"/>
+        <w:tblW w:type="auto" w:w="0"/>
+        <w:tblLook w:firstColumn="1" w:firstRow="1" w:lastColumn="0" w:lastRow="0" w:noHBand="0" w:noVBand="1" w:val="04A0"/>
+      </w:tblPr>
+      <w:tblGrid>
+        <w:gridCol w:w="3408"/>
+        <w:gridCol w:w="3408"/>
+        <w:gridCol w:w="3408"/>
+      </w:tblGrid>
+      <w:tr>
+        <w:trPr>
+          <w:tblHeader/>
+        </w:trPr>
+        <w:tc>
+          <w:tcPr>
+            <w:tcW w:type="dxa" w:w="3408"/>
+          </w:tcPr>
+          <w:p>
+            <w:r>
+              <w:t>Main manuscript location</w:t>
+            </w:r>
+          </w:p>
+        </w:tc>
+        <w:tc>
+          <w:tcPr>
+            <w:tcW w:type="dxa" w:w="3408"/>
+          </w:tcPr>
+          <w:p>
+            <w:r>
+              <w:t>Current inconsistency</w:t>
+            </w:r>
+          </w:p>
+        </w:tc>
+        <w:tc>
+          <w:tcPr>
+            <w:tcW w:type="dxa" w:w="3408"/>
+          </w:tcPr>
+          <w:p>
+            <w:r>
+              <w:t>Supported correction</w:t>
+            </w:r>
+          </w:p>
+        </w:tc>
+      </w:tr>
+      <w:tr>
+        <w:tc>
+          <w:tcPr>
+            <w:tcW w:type="dxa" w:w="3408"/>
+          </w:tcPr>
+          <w:p>
+            <w:r>
+              <w:t>Raw results table</w:t>
+            </w:r>
+          </w:p>
+        </w:tc>
+        <w:tc>
+          <w:tcPr>
+            <w:tcW w:type="dxa" w:w="3408"/>
+          </w:tcPr>
+          <w:p>
+            <w:r>
+              <w:t>18/20</w:t>
+            </w:r>
+          </w:p>
+        </w:tc>
+        <w:tc>
+          <w:tcPr>
+            <w:tcW w:type="dxa" w:w="3408"/>
+          </w:tcPr>
+          <w:p>
+            <w:r>
+              <w:t>Keep original twenty-case record</w:t>
+            </w:r>
+          </w:p>
+        </w:tc>
+      </w:tr>
+      <w:tr>
+        <w:tc>
+          <w:tcPr>
+            <w:tcW w:type="dxa" w:w="3408"/>
+          </w:tcPr>
+          <w:p>
+            <w:r>
+              <w:t>Abstract</w:t>
+            </w:r>
+          </w:p>
+        </w:tc>
+        <w:tc>
+          <w:tcPr>
+            <w:tcW w:type="dxa" w:w="3408"/>
+          </w:tcPr>
+          <w:p>
+            <w:r>
+              <w:t>100% success</w:t>
+            </w:r>
+          </w:p>
+        </w:tc>
+        <w:tc>
+          <w:tcPr>
+            <w:tcW w:type="dxa" w:w="3408"/>
+          </w:tcPr>
+          <w:p>
+            <w:r>
+              <w:t>18/20 = 90% on these evaluated cases</w:t>
+            </w:r>
+          </w:p>
+        </w:tc>
+      </w:tr>
+      <w:tr>
+        <w:tc>
+          <w:tcPr>
+            <w:tcW w:type="dxa" w:w="3408"/>
+          </w:tcPr>
+          <w:p>
+            <w:r>
+              <w:t>Figure</w:t>
+            </w:r>
+          </w:p>
+        </w:tc>
+        <w:tc>
+          <w:tcPr>
+            <w:tcW w:type="dxa" w:w="3408"/>
+          </w:tcPr>
+          <w:p>
+            <w:r>
+              <w:t>Two failures absent</w:t>
+            </w:r>
+          </w:p>
+        </w:tc>
+        <w:tc>
+          <w:tcPr>
+            <w:tcW w:type="dxa" w:w="3408"/>
+          </w:tcPr>
+          <w:p>
+            <w:r>
+              <w:t>Restore both failures and total twenty</w:t>
+            </w:r>
+          </w:p>
+        </w:tc>
+      </w:tr>
+      <w:tr>
+        <w:tc>
+          <w:tcPr>
+            <w:tcW w:type="dxa" w:w="3408"/>
+          </w:tcPr>
+          <w:p>
+            <w:r>
+              <w:t>Failure count</w:t>
+            </w:r>
+          </w:p>
+        </w:tc>
+        <w:tc>
+          <w:tcPr>
+            <w:tcW w:type="dxa" w:w="3408"/>
+          </w:tcPr>
+          <w:p>
+            <w:r>
+              <w:t>Hidden by headline/figure</w:t>
+            </w:r>
+          </w:p>
+        </w:tc>
+        <w:tc>
+          <w:tcPr>
+            <w:tcW w:type="dxa" w:w="3408"/>
+          </w:tcPr>
+          <w:p>
+            <w:r>
+              <w:t>Two failures explicitly reported</w:t>
+            </w:r>
+          </w:p>
+        </w:tc>
+      </w:tr>
+      <w:tr>
+        <w:tc>
+          <w:tcPr>
+            <w:tcW w:type="dxa" w:w="3408"/>
+          </w:tcPr>
+          <w:p>
+            <w:r>
+              <w:t>Run/artifact references</w:t>
+            </w:r>
+          </w:p>
+        </w:tc>
+        <w:tc>
+          <w:tcPr>
+            <w:tcW w:type="dxa" w:w="3408"/>
+          </w:tcPr>
+          <w:p>
+            <w:r>
+              <w:t>Need consistency</w:t>
+            </w:r>
+          </w:p>
+        </w:tc>
+        <w:tc>
+          <w:tcPr>
+            <w:tcW w:type="dxa" w:w="3408"/>
+          </w:tcPr>
+          <w:p>
+            <w:r>
+              <w:t>Identify the actual linked record; no fabricated IDs</w:t>
+            </w:r>
+          </w:p>
+        </w:tc>
+      </w:tr>
+      <w:tr>
+        <w:tc>
+          <w:tcPr>
+            <w:tcW w:type="dxa" w:w="3408"/>
+          </w:tcPr>
+          <w:p>
+            <w:r>
+              <w:t>Broader claim</w:t>
+            </w:r>
+          </w:p>
+        </w:tc>
+        <w:tc>
+          <w:tcPr>
+            <w:tcW w:type="dxa" w:w="3408"/>
+          </w:tcPr>
+          <w:p>
+            <w:r>
+              <w:t>Not established</w:t>
+            </w:r>
+          </w:p>
+        </w:tc>
+        <w:tc>
+          <w:tcPr>
+            <w:tcW w:type="dxa" w:w="3408"/>
+          </w:tcPr>
+          <w:p>
+            <w:r>
+              <w:t>Keep case/outcome scope attached</w:t>
+            </w:r>
+          </w:p>
+        </w:tc>
+      </w:tr>
+    </w:tbl>
+    <w:p>
+      <w:pPr>
+        <w:pStyle w:val="Heading2"/>
+      </w:pPr>
+      <w:r>
+        <w:t>State the scope and explain the visual</w:t>
+      </w:r>
+    </w:p>
+    <w:p>
+      <w:pPr>
+        <w:spacing w:line="336" w:lineRule="auto" w:after="180"/>
+      </w:pPr>
+      <w:r>
+        <w:rPr>
+          <w:b w:val="0"/>
+        </w:rPr>
+        <w:t xml:space="preserve">Before applying the procedure, write its units, denominator or decision boundary where relevant. A partner should be able to repeat each step using the same </w:t>
       </w:r>
       <w:r>
         <w:rPr>
@@ -258,50 +983,30 @@
         <w:rPr>
           <w:b w:val="0"/>
         </w:rPr>
-        <w:t xml:space="preserve"> conditions and </w:t>
+        <w:t>s.</w:t>
+      </w:r>
+    </w:p>
+    <w:p>
+      <w:pPr>
+        <w:spacing w:line="336" w:lineRule="auto" w:after="180"/>
+      </w:pPr>
+      <w:r>
+        <w:rPr>
+          <w:b w:val="0"/>
+        </w:rPr>
+        <w:t xml:space="preserve">If a required </w:t>
       </w:r>
       <w:r>
         <w:rPr>
           <w:b/>
         </w:rPr>
-        <w:t>evidence</w:t>
+        <w:t>input</w:t>
       </w:r>
       <w:r>
         <w:rPr>
           <w:b w:val="0"/>
         </w:rPr>
-        <w:t xml:space="preserve"> source before it can support a claim.</w:t>
-      </w:r>
-    </w:p>
-    <w:p>
-      <w:pPr>
-        <w:pStyle w:val="Heading3"/>
-      </w:pPr>
-      <w:r>
-        <w:t>My starting explanation</w:t>
-      </w:r>
-    </w:p>
-    <w:p>
-      <w:r>
-        <w:t>________________________________________________________________</w:t>
-      </w:r>
-    </w:p>
-    <w:p>
-      <w:r>
-        <w:t>________________________________________________________________</w:t>
-      </w:r>
-    </w:p>
-    <w:p>
-      <w:r>
-        <w:t>________________________________________________________________</w:t>
-      </w:r>
-    </w:p>
-    <w:p>
-      <w:pPr>
-        <w:pStyle w:val="Heading3"/>
-      </w:pPr>
-      <w:r>
-        <w:t>This week’s end goal</w:t>
+        <w:t xml:space="preserve"> is absent or violates the stated contract, record that condition explicitly instead of quietly replacing it with a convenient value.</w:t>
       </w:r>
     </w:p>
     <w:p>
@@ -312,100 +1017,27 @@
         <w:rPr>
           <w:b w:val="0"/>
         </w:rPr>
-        <w:t>Explain final project manuscript using the records and boundaries of this fictional investigation.</w:t>
-      </w:r>
-    </w:p>
-    <w:p>
-      <w:pPr>
-        <w:pStyle w:val="Heading1"/>
-      </w:pPr>
-      <w:r>
-        <w:t>02. Notice the evidence</w:t>
-      </w:r>
-    </w:p>
-    <w:p>
-      <w:r>
-        <w:t>Investigate the supplied Final project manuscript case. Separate observations, given facts and assumptions before choosing an explanation.</w:t>
-      </w:r>
-    </w:p>
-    <w:p>
-      <w:pPr>
-        <w:spacing w:line="336" w:lineRule="auto" w:after="180"/>
-      </w:pPr>
+        <w:t xml:space="preserve">Point to the </w:t>
+      </w:r>
+      <w:r>
+        <w:rPr>
+          <w:b/>
+        </w:rPr>
+        <w:t>input</w:t>
+      </w:r>
       <w:r>
         <w:rPr>
           <w:b w:val="0"/>
         </w:rPr>
-        <w:t>A final manuscript integrates question, methods, results, limitations and reproducibility. Each table and claim should point to the correct run.</w:t>
-      </w:r>
-    </w:p>
-    <w:p>
-      <w:pPr>
-        <w:spacing w:line="336" w:lineRule="auto" w:after="180"/>
-      </w:pPr>
-      <w:r>
-        <w:rPr>
-          <w:b w:val="0"/>
-        </w:rPr>
-        <w:t>Begin by writing the question the procedure is intended to answer. Identify the information already supplied, the information it will produce and the information still missing.</w:t>
-      </w:r>
-    </w:p>
-    <w:p>
-      <w:pPr>
-        <w:spacing w:line="336" w:lineRule="auto" w:after="180"/>
-      </w:pPr>
-      <w:r>
-        <w:rPr>
-          <w:b w:val="0"/>
-        </w:rPr>
-        <w:t>These are constructed classroom examples; they do not require live accounts, private records or an external service. Do not treat a plausible explanation as a measured outcome.</w:t>
-      </w:r>
-    </w:p>
-    <w:p>
-      <w:pPr>
-        <w:pStyle w:val="Heading3"/>
-      </w:pPr>
-      <w:r>
-        <w:t>List the given facts and one fact that is not supplied.</w:t>
-      </w:r>
-    </w:p>
-    <w:p>
-      <w:r>
-        <w:t>________________________________________________________________</w:t>
-      </w:r>
-    </w:p>
-    <w:p>
-      <w:r>
-        <w:t>________________________________________________________________</w:t>
-      </w:r>
-    </w:p>
-    <w:p>
-      <w:r>
-        <w:t>________________________________________________________________</w:t>
-      </w:r>
-    </w:p>
-    <w:p>
-      <w:pPr>
-        <w:pStyle w:val="Heading1"/>
-      </w:pPr>
-      <w:r>
-        <w:t>03. See how it works</w:t>
-      </w:r>
-    </w:p>
-    <w:p>
-      <w:r>
-        <w:t>Follow the mechanism for Final project manuscript. Connect each labelled input, deciding step and result.</w:t>
-      </w:r>
-    </w:p>
-    <w:p>
-      <w:pPr>
-        <w:spacing w:line="336" w:lineRule="auto" w:after="180"/>
-      </w:pPr>
-      <w:r>
-        <w:rPr>
-          <w:b w:val="0"/>
-        </w:rPr>
-        <w:t>Audit consistency across abstract, figures, raw results and artifact manifest. Remove unsupported universal claims; label exploratory analyses and unassessed outcomes.</w:t>
+        <w:t>, the deciding step and the result in this week’s visual. Explain the same step in ordinary words. A picture helps when you can say what each part represents.</w:t>
+      </w:r>
+    </w:p>
+    <w:p>
+      <w:pPr>
+        <w:pStyle w:val="Heading2"/>
+      </w:pPr>
+      <w:r>
+        <w:t>Earlier wording, alternatives and picture transcripts · reference / check after trying</w:t>
       </w:r>
     </w:p>
     <w:p>
@@ -469,7 +1101,7 @@
           </w:tcPr>
           <w:p>
             <w:r>
-              <w:t>Abstract says100% success; results table shows18/20, and two failures are omitted from the figure.</w:t>
+              <w:t>Abstract says 100% success; results table shows 18/20, and two failures are omitted from the figure.</w:t>
             </w:r>
           </w:p>
         </w:tc>
@@ -489,7 +1121,7 @@
           </w:tcPr>
           <w:p>
             <w:r>
-              <w:t>Correct to90% over20 with two failures; restore figure and align abstract/table/run. Do not hide failures to preserve the headline.</w:t>
+              <w:t>Correct to 90% over 20 with two failures; restore figure and align abstract/table/run. Do not hide failures to preserve the headline.</w:t>
             </w:r>
           </w:p>
         </w:tc>
@@ -502,13 +1134,214 @@
     </w:p>
     <w:p>
       <w:pPr>
+        <w:pStyle w:val="Heading3"/>
+      </w:pPr>
+      <w:r>
+        <w:t>Connect the picture and the explanation</w:t>
+      </w:r>
+    </w:p>
+    <w:p>
+      <w:pPr>
+        <w:pStyle w:val="Heading1"/>
+      </w:pPr>
+      <w:r>
+        <w:t>04. Predict the changed case before reading the explanation</w:t>
+      </w:r>
+    </w:p>
+    <w:p>
+      <w:r>
+        <w:t>Keep the rule and evidence boundary visible.</w:t>
+      </w:r>
+    </w:p>
+    <w:p>
+      <w:pPr>
+        <w:pStyle w:val="Heading2"/>
+      </w:pPr>
+      <w:r>
+        <w:t>Main task and response</w:t>
+      </w:r>
+    </w:p>
+    <w:p>
+      <w:pPr>
+        <w:pStyle w:val="ListBullet"/>
+      </w:pPr>
+      <w:r>
+        <w:t>Abstract says 100% success; results table shows 18/20, and two failures are omitted from the figure. Show the intermediate steps and give the conclusion with its scope.</w:t>
+      </w:r>
+    </w:p>
+    <w:p>
+      <w:pPr>
+        <w:pStyle w:val="Heading3"/>
+      </w:pPr>
+      <w:r>
+        <w:t>Keep the procedure fixed. Explain what changed in the inputs and result.</w:t>
+      </w:r>
+    </w:p>
+    <w:p>
+      <w:r>
+        <w:t>________________________________________________________________</w:t>
+      </w:r>
+    </w:p>
+    <w:p>
+      <w:r>
+        <w:t>________________________________________________________________</w:t>
+      </w:r>
+    </w:p>
+    <w:p>
+      <w:r>
+        <w:t>________________________________________________________________</w:t>
+      </w:r>
+    </w:p>
+    <w:p>
+      <w:r>
+        <w:t>________________________________________________________________</w:t>
+      </w:r>
+    </w:p>
+    <w:p>
+      <w:r>
+        <w:t>________________________________________________________________</w:t>
+      </w:r>
+    </w:p>
+    <w:p>
+      <w:pPr>
+        <w:pStyle w:val="Heading2"/>
+      </w:pPr>
+      <w:r>
+        <w:t>Predict the pictured change</w:t>
+      </w:r>
+    </w:p>
+    <w:p>
+      <w:pPr>
+        <w:pStyle w:val="ListBullet"/>
+      </w:pPr>
+      <w:r>
+        <w:t>Change: The abstract calls the study a test on ten independent plants.</w:t>
+      </w:r>
+    </w:p>
+    <w:p>
+      <w:pPr>
+        <w:pStyle w:val="Heading2"/>
+      </w:pPr>
+      <w:r>
+        <w:t>Check after predicting · reference / check after trying</w:t>
+      </w:r>
+    </w:p>
+    <w:p>
+      <w:pPr>
         <w:spacing w:line="336" w:lineRule="auto" w:after="180"/>
       </w:pPr>
+      <w:r>
+        <w:rPr>
+          <w:b/>
+        </w:rPr>
+        <w:t>Prediction</w:t>
+      </w:r>
       <w:r>
         <w:rPr>
           <w:b w:val="0"/>
         </w:rPr>
-        <w:t xml:space="preserve">Before applying the procedure, write its units, denominator or decision boundary where relevant. A partner should be able to repeat each step using the same </w:t>
+        <w:t>: Correct it to five plants with two views each.</w:t>
+      </w:r>
+    </w:p>
+    <w:p>
+      <w:pPr>
+        <w:spacing w:line="336" w:lineRule="auto" w:after="180"/>
+      </w:pPr>
+      <w:r>
+        <w:rPr>
+          <w:b w:val="0"/>
+        </w:rPr>
+        <w:t>Reason: Five source plants have two views each; independence requires a justified sampling design.</w:t>
+      </w:r>
+    </w:p>
+    <w:p>
+      <w:pPr>
+        <w:pStyle w:val="Heading2"/>
+      </w:pPr>
+      <w:r>
+        <w:t>Earlier wording, alternatives and picture transcripts · reference / check after trying</w:t>
+      </w:r>
+    </w:p>
+    <w:p>
+      <w:pPr>
+        <w:pStyle w:val="Heading3"/>
+      </w:pPr>
+      <w:r>
+        <w:t>Compare a familiar case with a changed case</w:t>
+      </w:r>
+    </w:p>
+    <w:p>
+      <w:pPr>
+        <w:pStyle w:val="Heading3"/>
+      </w:pPr>
+      <w:r>
+        <w:t>Change one thing in the pictured case</w:t>
+      </w:r>
+    </w:p>
+    <w:p>
+      <w:pPr>
+        <w:pStyle w:val="Heading1"/>
+      </w:pPr>
+      <w:r>
+        <w:t>06. Connect the main result with the separate pictured case</w:t>
+      </w:r>
+    </w:p>
+    <w:p>
+      <w:r>
+        <w:t>Keep the two scenarios and their supplied evidence distinct.</w:t>
+      </w:r>
+    </w:p>
+    <w:p>
+      <w:pPr>
+        <w:pStyle w:val="Heading2"/>
+      </w:pPr>
+      <w:r>
+        <w:t>Main case and original checked reasoning</w:t>
+      </w:r>
+    </w:p>
+    <w:p>
+      <w:pPr>
+        <w:spacing w:line="336" w:lineRule="auto" w:after="180"/>
+      </w:pPr>
+      <w:r>
+        <w:rPr>
+          <w:b w:val="0"/>
+        </w:rPr>
+        <w:t>Abstract says 100% success; results table shows 18/20, and two failures are omitted from the figure.</w:t>
+      </w:r>
+    </w:p>
+    <w:p>
+      <w:pPr>
+        <w:spacing w:line="336" w:lineRule="auto" w:after="180"/>
+      </w:pPr>
+      <w:r>
+        <w:rPr>
+          <w:b w:val="0"/>
+        </w:rPr>
+        <w:t>Correct to 90% over 20 with two failures; restore figure and align abstract/table/run. Do not hide failures to preserve the headline.</w:t>
+      </w:r>
+    </w:p>
+    <w:p>
+      <w:pPr>
+        <w:spacing w:line="336" w:lineRule="auto" w:after="180"/>
+      </w:pPr>
+      <w:r>
+        <w:rPr>
+          <w:b w:val="0"/>
+        </w:rPr>
+        <w:t xml:space="preserve">Compare the intermediate </w:t>
+      </w:r>
+      <w:r>
+        <w:rPr>
+          <w:b/>
+        </w:rPr>
+        <w:t>evidence</w:t>
+      </w:r>
+      <w:r>
+        <w:rPr>
+          <w:b w:val="0"/>
+        </w:rPr>
+        <w:t xml:space="preserve"> with the final statement. Explain why each number or decision follows from the stated </w:t>
       </w:r>
       <w:r>
         <w:rPr>
@@ -531,7 +1364,7 @@
         <w:rPr>
           <w:b w:val="0"/>
         </w:rPr>
-        <w:t xml:space="preserve">If a required </w:t>
+        <w:t xml:space="preserve">The conclusion belongs to this scenario and procedure; changing the </w:t>
       </w:r>
       <w:r>
         <w:rPr>
@@ -543,445 +1376,15 @@
         <w:rPr>
           <w:b w:val="0"/>
         </w:rPr>
-        <w:t xml:space="preserve"> is absent or violates the stated contract, record that condition explicitly instead of quietly replacing it with a convenient value.</w:t>
-      </w:r>
-    </w:p>
-    <w:p>
-      <w:pPr>
-        <w:pStyle w:val="Heading3"/>
-      </w:pPr>
-      <w:r>
-        <w:t>Connect the picture and the explanation</w:t>
-      </w:r>
-    </w:p>
-    <w:p>
-      <w:pPr>
-        <w:spacing w:line="336" w:lineRule="auto" w:after="180"/>
-      </w:pPr>
-      <w:r>
-        <w:rPr>
-          <w:b w:val="0"/>
-        </w:rPr>
-        <w:t xml:space="preserve">Point to the </w:t>
-      </w:r>
-      <w:r>
-        <w:rPr>
-          <w:b/>
-        </w:rPr>
-        <w:t>input</w:t>
-      </w:r>
-      <w:r>
-        <w:rPr>
-          <w:b w:val="0"/>
-        </w:rPr>
-        <w:t>, the deciding step and the result in this week’s visual. Explain the same step in ordinary words. A picture helps when you can say what each part represents.</w:t>
-      </w:r>
-    </w:p>
-    <w:p>
-      <w:pPr>
-        <w:pStyle w:val="Heading1"/>
-      </w:pPr>
-      <w:r>
-        <w:t>04. Compare the cases</w:t>
-      </w:r>
-    </w:p>
-    <w:p>
-      <w:r>
-        <w:t>Compare the supplied cases for Final project manuscript. Identify the detail that changes the conclusion.</w:t>
-      </w:r>
-    </w:p>
-    <w:p>
-      <w:pPr>
-        <w:pStyle w:val="Heading3"/>
-      </w:pPr>
-      <w:r>
-        <w:t>Compare a familiar case with a changed case</w:t>
-      </w:r>
-    </w:p>
-    <w:p>
-      <w:pPr>
-        <w:spacing w:line="336" w:lineRule="auto" w:after="180"/>
-      </w:pPr>
-      <w:r>
-        <w:rPr>
-          <w:b w:val="0"/>
-        </w:rPr>
-        <w:t>Abstract says100% success; results table shows18/20, and two failures are omitted from the figure. Show the intermediate steps and give the conclusion with its scope.</w:t>
-      </w:r>
-    </w:p>
-    <w:p>
-      <w:pPr>
-        <w:pStyle w:val="Heading3"/>
-      </w:pPr>
-      <w:r>
-        <w:t>Keep the procedure fixed. Explain what changed in the inputs and result.</w:t>
-      </w:r>
-    </w:p>
-    <w:p>
-      <w:r>
-        <w:t>________________________________________________________________</w:t>
-      </w:r>
-    </w:p>
-    <w:p>
-      <w:r>
-        <w:t>________________________________________________________________</w:t>
-      </w:r>
-    </w:p>
-    <w:p>
-      <w:r>
-        <w:t>________________________________________________________________</w:t>
-      </w:r>
-    </w:p>
-    <w:p>
-      <w:r>
-        <w:t>________________________________________________________________</w:t>
-      </w:r>
-    </w:p>
-    <w:p>
-      <w:r>
-        <w:t>________________________________________________________________</w:t>
-      </w:r>
-    </w:p>
-    <w:p>
-      <w:pPr>
-        <w:pStyle w:val="Heading3"/>
-      </w:pPr>
-      <w:r>
-        <w:t>Change one thing in the pictured case</w:t>
-      </w:r>
-    </w:p>
-    <w:p>
-      <w:pPr>
-        <w:pStyle w:val="Heading3"/>
-      </w:pPr>
-      <w:r>
-        <w:t>Change one thing</w:t>
-      </w:r>
-    </w:p>
-    <w:p>
-      <w:pPr>
-        <w:spacing w:line="336" w:lineRule="auto" w:after="180"/>
-        <w:shd w:fill="F5F1FB"/>
-      </w:pPr>
-      <w:r>
-        <w:rPr>
-          <w:b w:val="0"/>
-        </w:rPr>
-        <w:t>Change: The abstract calls the study a test on ten independent plants.</w:t>
-      </w:r>
-    </w:p>
-    <w:p>
-      <w:pPr>
-        <w:pStyle w:val="Heading3"/>
-      </w:pPr>
-      <w:r>
-        <w:t>Predicted result</w:t>
-      </w:r>
-    </w:p>
-    <w:p>
-      <w:pPr>
-        <w:spacing w:line="336" w:lineRule="auto" w:after="180"/>
-        <w:shd w:fill="F1F6FC"/>
-      </w:pPr>
-      <w:r>
-        <w:rPr>
-          <w:b/>
-        </w:rPr>
-        <w:t>Prediction</w:t>
-      </w:r>
-      <w:r>
-        <w:rPr>
-          <w:b w:val="0"/>
-        </w:rPr>
-        <w:t>: Correct it to five plants with two views each.</w:t>
-      </w:r>
-    </w:p>
-    <w:p>
-      <w:pPr>
-        <w:pStyle w:val="Heading3"/>
-      </w:pPr>
-      <w:r>
-        <w:t>Why the result follows</w:t>
-      </w:r>
-    </w:p>
-    <w:p>
-      <w:pPr>
-        <w:spacing w:line="336" w:lineRule="auto" w:after="180"/>
-        <w:shd w:fill="F1F6FC"/>
-      </w:pPr>
-      <w:r>
-        <w:rPr>
-          <w:b w:val="0"/>
-        </w:rPr>
-        <w:t>Reason: The source-object count, not the photo count, defines the independent plants.</w:t>
-      </w:r>
-    </w:p>
-    <w:p>
-      <w:pPr>
-        <w:pStyle w:val="Heading1"/>
-      </w:pPr>
-      <w:r>
-        <w:t>05. Words that unlock the idea</w:t>
-      </w:r>
-    </w:p>
-    <w:p>
-      <w:r>
-        <w:t>Use the vocabulary of Final project manuscript to explain a concrete decision, rather than only memorising definitions.</w:t>
-      </w:r>
-    </w:p>
-    <w:tbl>
-      <w:tblPr>
-        <w:tblStyle w:val="LightShading-Accent1"/>
-        <w:tblW w:type="auto" w:w="0"/>
-        <w:tblLook w:firstColumn="1" w:firstRow="1" w:lastColumn="0" w:lastRow="0" w:noHBand="0" w:noVBand="1" w:val="04A0"/>
-      </w:tblPr>
-      <w:tblGrid>
-        <w:gridCol w:w="5112"/>
-        <w:gridCol w:w="5112"/>
-      </w:tblGrid>
-      <w:tr>
-        <w:trPr>
-          <w:tblHeader/>
-        </w:trPr>
-        <w:tc>
-          <w:tcPr>
-            <w:tcW w:type="dxa" w:w="5112"/>
-          </w:tcPr>
-          <w:p>
-            <w:r>
-              <w:t>Word</w:t>
-            </w:r>
-          </w:p>
-        </w:tc>
-        <w:tc>
-          <w:tcPr>
-            <w:tcW w:type="dxa" w:w="5112"/>
-          </w:tcPr>
-          <w:p>
-            <w:r>
-              <w:t>Meaning</w:t>
-            </w:r>
-          </w:p>
-        </w:tc>
-      </w:tr>
-      <w:tr>
-        <w:tc>
-          <w:tcPr>
-            <w:tcW w:type="dxa" w:w="5112"/>
-          </w:tcPr>
-          <w:p>
-            <w:r>
-              <w:t>Manuscript audit</w:t>
-            </w:r>
-          </w:p>
-        </w:tc>
-        <w:tc>
-          <w:tcPr>
-            <w:tcW w:type="dxa" w:w="5112"/>
-          </w:tcPr>
-          <w:p>
-            <w:r>
-              <w:t>A consistency check across research records and prose</w:t>
-            </w:r>
-          </w:p>
-        </w:tc>
-      </w:tr>
-      <w:tr>
-        <w:tc>
-          <w:tcPr>
-            <w:tcW w:type="dxa" w:w="5112"/>
-          </w:tcPr>
-          <w:p>
-            <w:r>
-              <w:t>Run linkage</w:t>
-            </w:r>
-          </w:p>
-        </w:tc>
-        <w:tc>
-          <w:tcPr>
-            <w:tcW w:type="dxa" w:w="5112"/>
-          </w:tcPr>
-          <w:p>
-            <w:r>
-              <w:t>Connecting reported numbers to exact results</w:t>
-            </w:r>
-          </w:p>
-        </w:tc>
-      </w:tr>
-      <w:tr>
-        <w:tc>
-          <w:tcPr>
-            <w:tcW w:type="dxa" w:w="5112"/>
-          </w:tcPr>
-          <w:p>
-            <w:r>
-              <w:t>Evidence alignment</w:t>
-            </w:r>
-          </w:p>
-        </w:tc>
-        <w:tc>
-          <w:tcPr>
-            <w:tcW w:type="dxa" w:w="5112"/>
-          </w:tcPr>
-          <w:p>
-            <w:r>
-              <w:t>Agreement between claims and their supporting artifacts</w:t>
-            </w:r>
-          </w:p>
-        </w:tc>
-      </w:tr>
-    </w:tbl>
-    <w:p>
-      <w:pPr>
-        <w:pStyle w:val="Heading3"/>
-      </w:pPr>
-      <w:r>
-        <w:t>Use two terms to explain a step in this week’s example.</w:t>
-      </w:r>
-    </w:p>
-    <w:p>
-      <w:r>
-        <w:t>________________________________________________________________</w:t>
-      </w:r>
-    </w:p>
-    <w:p>
-      <w:r>
-        <w:t>________________________________________________________________</w:t>
-      </w:r>
-    </w:p>
-    <w:p>
-      <w:r>
-        <w:t>________________________________________________________________</w:t>
-      </w:r>
-    </w:p>
-    <w:p>
-      <w:pPr>
-        <w:pStyle w:val="Heading1"/>
-      </w:pPr>
-      <w:r>
-        <w:t>06. Follow a worked example</w:t>
-      </w:r>
-    </w:p>
-    <w:p>
-      <w:r>
-        <w:t>Follow the worked trace for Final project manuscript, predict a step, then compare with its explanation.</w:t>
-      </w:r>
-    </w:p>
-    <w:p>
-      <w:pPr>
-        <w:spacing w:line="336" w:lineRule="auto" w:after="180"/>
-      </w:pPr>
-      <w:r>
-        <w:rPr>
-          <w:b w:val="0"/>
-        </w:rPr>
-        <w:t>Abstract says100% success; results table shows18/20, and two failures are omitted from the figure.</w:t>
-      </w:r>
-    </w:p>
-    <w:p>
-      <w:pPr>
-        <w:spacing w:line="336" w:lineRule="auto" w:after="180"/>
-      </w:pPr>
-      <w:r>
-        <w:rPr>
-          <w:b w:val="0"/>
-        </w:rPr>
-        <w:t>Correct to90% over20 with two failures; restore figure and align abstract/table/run. Do not hide failures to preserve the headline.</w:t>
-      </w:r>
-    </w:p>
-    <w:p>
-      <w:pPr>
-        <w:pStyle w:val="Heading3"/>
-      </w:pPr>
-      <w:r>
-        <w:t>Worked explanation · Final project manuscript</w:t>
-      </w:r>
-    </w:p>
-    <w:p>
-      <w:pPr>
-        <w:spacing w:line="336" w:lineRule="auto" w:after="180"/>
-        <w:shd w:fill="F1F6FC"/>
-      </w:pPr>
-      <w:r>
-        <w:rPr>
-          <w:b w:val="0"/>
-        </w:rPr>
-        <w:t xml:space="preserve">Compare the intermediate </w:t>
-      </w:r>
-      <w:r>
-        <w:rPr>
-          <w:b/>
-        </w:rPr>
-        <w:t>evidence</w:t>
-      </w:r>
-      <w:r>
-        <w:rPr>
-          <w:b w:val="0"/>
-        </w:rPr>
-        <w:t xml:space="preserve"> with the final statement. Explain why each number or decision follows from the stated </w:t>
-      </w:r>
-      <w:r>
-        <w:rPr>
-          <w:b/>
-        </w:rPr>
-        <w:t>input</w:t>
-      </w:r>
-      <w:r>
-        <w:rPr>
-          <w:b w:val="0"/>
-        </w:rPr>
-        <w:t>s.</w:t>
-      </w:r>
-    </w:p>
-    <w:p>
-      <w:pPr>
-        <w:spacing w:line="336" w:lineRule="auto" w:after="180"/>
-        <w:shd w:fill="F1F6FC"/>
-      </w:pPr>
-      <w:r>
-        <w:rPr>
-          <w:b w:val="0"/>
-        </w:rPr>
-        <w:t xml:space="preserve">The conclusion belongs to this scenario and procedure; changing the </w:t>
-      </w:r>
-      <w:r>
-        <w:rPr>
-          <w:b/>
-        </w:rPr>
-        <w:t>input</w:t>
-      </w:r>
-      <w:r>
-        <w:rPr>
-          <w:b w:val="0"/>
-        </w:rPr>
         <w:t>s, evaluation population or authority can change what it establishes. Retain the raw record so a later revision can be compared honestly.</w:t>
       </w:r>
     </w:p>
     <w:p>
       <w:pPr>
-        <w:pStyle w:val="Heading3"/>
-      </w:pPr>
-      <w:r>
-        <w:t>Learn from the worked case</w:t>
-      </w:r>
-    </w:p>
-    <w:p>
-      <w:pPr>
-        <w:spacing w:line="336" w:lineRule="auto" w:after="180"/>
-      </w:pPr>
-      <w:r>
-        <w:rPr>
-          <w:b w:val="0"/>
-        </w:rPr>
-        <w:t>Cover the result before checking it. Say what is given, choose the procedure, and follow one step at a time. Then uncover the result and explain your first mismatch. Ask why a step is allowed, not only what number it produces.</w:t>
-      </w:r>
-    </w:p>
-    <w:p>
-      <w:pPr>
-        <w:pStyle w:val="Heading3"/>
-      </w:pPr>
-      <w:r>
-        <w:t>A pictorial worked case: Final project manuscript</w:t>
+        <w:pStyle w:val="Heading2"/>
+      </w:pPr>
+      <w:r>
+        <w:t>Separate pictured inputs and complete explanation</w:t>
       </w:r>
     </w:p>
     <w:p>
@@ -997,24 +1400,7 @@
     </w:p>
     <w:p>
       <w:pPr>
-        <w:pStyle w:val="Heading3"/>
-      </w:pPr>
-      <w:r>
-        <w:t>The facts we will use</w:t>
-      </w:r>
-    </w:p>
-    <w:p>
-      <w:pPr>
-        <w:pStyle w:val="Heading3"/>
-      </w:pPr>
-      <w:r>
-        <w:t>Supplied facts</w:t>
-      </w:r>
-    </w:p>
-    <w:p>
-      <w:pPr>
         <w:spacing w:line="336" w:lineRule="auto" w:after="180"/>
-        <w:shd w:fill="F1F6FC"/>
       </w:pPr>
       <w:r>
         <w:rPr>
@@ -1024,11 +1410,41 @@
       </w:r>
     </w:p>
     <w:p>
+      <w:pPr>
+        <w:spacing w:line="336" w:lineRule="auto" w:after="180"/>
+      </w:pPr>
+      <w:r>
+        <w:rPr>
+          <w:b w:val="0"/>
+        </w:rPr>
+        <w:t>The separate capstone picture compares A seven correct of ten photos and B eight correct of ten: 70% and 80%, a one-photo or ten-percentage-point observed difference. Those ten indoor photos come from five plants with two views each. They are not ten independent plants, and five source identities alone do not establish independent sampling. Report grouping and use analysis assumptions justified for the actual design.</w:t>
+      </w:r>
+    </w:p>
+    <w:p>
+      <w:pPr>
+        <w:spacing w:line="336" w:lineRule="auto" w:after="180"/>
+      </w:pPr>
+      <w:r>
+        <w:rPr>
+          <w:b w:val="0"/>
+        </w:rPr>
+        <w:t>No per-case output table is supplied here, so do not invent which photos changed or a plant-level score. A final manuscript can report the supplied photo-level counts while clearly acknowledging indoor coverage, repeated views and absent population/significance evidence.</w:t>
+      </w:r>
+    </w:p>
+    <w:p>
+      <w:pPr>
+        <w:pStyle w:val="Heading2"/>
+      </w:pPr>
+      <w:r>
+        <w:t>Read the labelled representation</w:t>
+      </w:r>
+    </w:p>
+    <w:p>
       <w:r>
         <w:drawing>
           <wp:inline xmlns:a="http://schemas.openxmlformats.org/drawingml/2006/main" xmlns:pic="http://schemas.openxmlformats.org/drawingml/2006/picture">
-            <wp:extent cx="5486400" cy="2641600"/>
-            <wp:docPr id="1" name="Picture 1" descr="Indoor capstone photo outcomes"/>
+            <wp:extent cx="5486400" cy="3029913"/>
+            <wp:docPr id="1" name="Picture 1" descr="Main raw record has eighteen passes and two failures among twenty evaluated cases. Figure and table must retain all twenty; the abstract must report ninety percent on this set, not one hundred percent. Separate capstone picture uses ten indoor photos from five plants with two views each."/>
             <wp:cNvGraphicFramePr>
               <a:graphicFrameLocks noChangeAspect="1"/>
             </wp:cNvGraphicFramePr>
@@ -1036,7 +1452,7 @@
               <a:graphicData uri="http://schemas.openxmlformats.org/drawingml/2006/picture">
                 <pic:pic>
                   <pic:nvPicPr>
-                    <pic:cNvPr id="0" name="academy-detail-ai-7-34.png"/>
+                    <pic:cNvPr id="0" name="ai-7-34-manuscript-chain.png"/>
                     <pic:cNvPicPr/>
                   </pic:nvPicPr>
                   <pic:blipFill>
@@ -1048,7 +1464,7 @@
                   <pic:spPr>
                     <a:xfrm>
                       <a:off x="0" y="0"/>
-                      <a:ext cx="5486400" cy="2641600"/>
+                      <a:ext cx="5486400" cy="3029913"/>
                     </a:xfrm>
                     <a:prstGeom prst="rect"/>
                   </pic:spPr>
@@ -1063,8 +1479,8 @@
       <w:r>
         <w:drawing>
           <wp:inline xmlns:a="http://schemas.openxmlformats.org/drawingml/2006/main" xmlns:pic="http://schemas.openxmlformats.org/drawingml/2006/picture">
-            <wp:extent cx="5346057" cy="5943599"/>
-            <wp:docPr id="2" name="Picture 2" descr="Final project manuscript. State bounded claim: B adds one correct photo on this indoor set.. Describe dependence: Ten photos come from five plants; report the grouping.. Present results: Show 70% and 80% with counts and case-level outcomes.. Preserve limitations: Do not claim outdoor robustness or ten independent plants."/>
+            <wp:extent cx="5486400" cy="4005072"/>
+            <wp:docPr id="2" name="Picture 2" descr="State bounded claim: B adds one correct photo on this indoor set. → Describe dependence: Ten photos come from five plants; report the grouping. → Present results: Show 70% and 80% with counts and case-level outcomes. → Preserve limitations: Do not claim outdoor robustness or ten independent plants."/>
             <wp:cNvGraphicFramePr>
               <a:graphicFrameLocks noChangeAspect="1"/>
             </wp:cNvGraphicFramePr>
@@ -1072,7 +1488,7 @@
               <a:graphicData uri="http://schemas.openxmlformats.org/drawingml/2006/picture">
                 <pic:pic>
                   <pic:nvPicPr>
-                    <pic:cNvPr id="0" name="academy-visual-ai-7-34.png"/>
+                    <pic:cNvPr id="0" name="academy-story-ai-7-34-02.png"/>
                     <pic:cNvPicPr/>
                   </pic:nvPicPr>
                   <pic:blipFill>
@@ -1084,7 +1500,7 @@
                   <pic:spPr>
                     <a:xfrm>
                       <a:off x="0" y="0"/>
-                      <a:ext cx="5346057" cy="5943599"/>
+                      <a:ext cx="5486400" cy="4005072"/>
                     </a:xfrm>
                     <a:prstGeom prst="rect"/>
                   </pic:spPr>
@@ -1234,24 +1650,7 @@
     </w:p>
     <w:p>
       <w:pPr>
-        <w:pStyle w:val="Heading3"/>
-      </w:pPr>
-      <w:r>
-        <w:t>Why this result follows</w:t>
-      </w:r>
-    </w:p>
-    <w:p>
-      <w:pPr>
-        <w:pStyle w:val="Heading3"/>
-      </w:pPr>
-      <w:r>
-        <w:t>Why the result follows</w:t>
-      </w:r>
-    </w:p>
-    <w:p>
-      <w:pPr>
         <w:spacing w:line="336" w:lineRule="auto" w:after="180"/>
-        <w:shd w:fill="F1F6FC"/>
       </w:pPr>
       <w:r>
         <w:rPr>
@@ -1274,30 +1673,355 @@
     </w:p>
     <w:p>
       <w:pPr>
+        <w:pStyle w:val="Heading2"/>
+      </w:pPr>
+      <w:r>
+        <w:t>Complete picture evidence and limits</w:t>
+      </w:r>
+    </w:p>
+    <w:tbl>
+      <w:tblPr>
+        <w:tblStyle w:val="LightShading-Accent1"/>
+        <w:tblW w:type="auto" w:w="0"/>
+        <w:tblLook w:firstColumn="1" w:firstRow="1" w:lastColumn="0" w:lastRow="0" w:noHBand="0" w:noVBand="1" w:val="04A0"/>
+      </w:tblPr>
+      <w:tblGrid>
+        <w:gridCol w:w="5112"/>
+        <w:gridCol w:w="5112"/>
+      </w:tblGrid>
+      <w:tr>
+        <w:trPr>
+          <w:tblHeader/>
+        </w:trPr>
+        <w:tc>
+          <w:tcPr>
+            <w:tcW w:type="dxa" w:w="5112"/>
+          </w:tcPr>
+          <w:p>
+            <w:r>
+              <w:t>Separate capstone record</w:t>
+            </w:r>
+          </w:p>
+        </w:tc>
+        <w:tc>
+          <w:tcPr>
+            <w:tcW w:type="dxa" w:w="5112"/>
+          </w:tcPr>
+          <w:p>
+            <w:r>
+              <w:t>Supported value or limit</w:t>
+            </w:r>
+          </w:p>
+        </w:tc>
+      </w:tr>
+      <w:tr>
+        <w:tc>
+          <w:tcPr>
+            <w:tcW w:type="dxa" w:w="5112"/>
+          </w:tcPr>
+          <w:p>
+            <w:r>
+              <w:t>A photo correctness</w:t>
+            </w:r>
+          </w:p>
+        </w:tc>
+        <w:tc>
+          <w:tcPr>
+            <w:tcW w:type="dxa" w:w="5112"/>
+          </w:tcPr>
+          <w:p>
+            <w:r>
+              <w:t>7/10 = 70%</w:t>
+            </w:r>
+          </w:p>
+        </w:tc>
+      </w:tr>
+      <w:tr>
+        <w:tc>
+          <w:tcPr>
+            <w:tcW w:type="dxa" w:w="5112"/>
+          </w:tcPr>
+          <w:p>
+            <w:r>
+              <w:t>B photo correctness</w:t>
+            </w:r>
+          </w:p>
+        </w:tc>
+        <w:tc>
+          <w:tcPr>
+            <w:tcW w:type="dxa" w:w="5112"/>
+          </w:tcPr>
+          <w:p>
+            <w:r>
+              <w:t>8/10 = 80%</w:t>
+            </w:r>
+          </w:p>
+        </w:tc>
+      </w:tr>
+      <w:tr>
+        <w:tc>
+          <w:tcPr>
+            <w:tcW w:type="dxa" w:w="5112"/>
+          </w:tcPr>
+          <w:p>
+            <w:r>
+              <w:t>Observed difference</w:t>
+            </w:r>
+          </w:p>
+        </w:tc>
+        <w:tc>
+          <w:tcPr>
+            <w:tcW w:type="dxa" w:w="5112"/>
+          </w:tcPr>
+          <w:p>
+            <w:r>
+              <w:t>One correct photo; ten percentage points</w:t>
+            </w:r>
+          </w:p>
+        </w:tc>
+      </w:tr>
+      <w:tr>
+        <w:tc>
+          <w:tcPr>
+            <w:tcW w:type="dxa" w:w="5112"/>
+          </w:tcPr>
+          <w:p>
+            <w:r>
+              <w:t>Source grouping</w:t>
+            </w:r>
+          </w:p>
+        </w:tc>
+        <w:tc>
+          <w:tcPr>
+            <w:tcW w:type="dxa" w:w="5112"/>
+          </w:tcPr>
+          <w:p>
+            <w:r>
+              <w:t>Five plants × two views = ten photos</w:t>
+            </w:r>
+          </w:p>
+        </w:tc>
+      </w:tr>
+      <w:tr>
+        <w:tc>
+          <w:tcPr>
+            <w:tcW w:type="dxa" w:w="5112"/>
+          </w:tcPr>
+          <w:p>
+            <w:r>
+              <w:t>Setting</w:t>
+            </w:r>
+          </w:p>
+        </w:tc>
+        <w:tc>
+          <w:tcPr>
+            <w:tcW w:type="dxa" w:w="5112"/>
+          </w:tcPr>
+          <w:p>
+            <w:r>
+              <w:t>Indoor only</w:t>
+            </w:r>
+          </w:p>
+        </w:tc>
+      </w:tr>
+      <w:tr>
+        <w:tc>
+          <w:tcPr>
+            <w:tcW w:type="dxa" w:w="5112"/>
+          </w:tcPr>
+          <w:p>
+            <w:r>
+              <w:t>Ten independent plants claim</w:t>
+            </w:r>
+          </w:p>
+        </w:tc>
+        <w:tc>
+          <w:tcPr>
+            <w:tcW w:type="dxa" w:w="5112"/>
+          </w:tcPr>
+          <w:p>
+            <w:r>
+              <w:t>Wrong count and unsupported independence premise</w:t>
+            </w:r>
+          </w:p>
+        </w:tc>
+      </w:tr>
+      <w:tr>
+        <w:tc>
+          <w:tcPr>
+            <w:tcW w:type="dxa" w:w="5112"/>
+          </w:tcPr>
+          <w:p>
+            <w:r>
+              <w:t>Five plant identities</w:t>
+            </w:r>
+          </w:p>
+        </w:tc>
+        <w:tc>
+          <w:tcPr>
+            <w:tcW w:type="dxa" w:w="5112"/>
+          </w:tcPr>
+          <w:p>
+            <w:r>
+              <w:t>Correct source count; sampling independence still needs justification</w:t>
+            </w:r>
+          </w:p>
+        </w:tc>
+      </w:tr>
+      <w:tr>
+        <w:tc>
+          <w:tcPr>
+            <w:tcW w:type="dxa" w:w="5112"/>
+          </w:tcPr>
+          <w:p>
+            <w:r>
+              <w:t>Case-level and plant-level outcomes</w:t>
+            </w:r>
+          </w:p>
+        </w:tc>
+        <w:tc>
+          <w:tcPr>
+            <w:tcW w:type="dxa" w:w="5112"/>
+          </w:tcPr>
+          <w:p>
+            <w:r>
+              <w:t>Not supplied; do not reconstruct them</w:t>
+            </w:r>
+          </w:p>
+        </w:tc>
+      </w:tr>
+      <w:tr>
+        <w:tc>
+          <w:tcPr>
+            <w:tcW w:type="dxa" w:w="5112"/>
+          </w:tcPr>
+          <w:p>
+            <w:r>
+              <w:t>Outdoor / population / significance</w:t>
+            </w:r>
+          </w:p>
+        </w:tc>
+        <w:tc>
+          <w:tcPr>
+            <w:tcW w:type="dxa" w:w="5112"/>
+          </w:tcPr>
+          <w:p>
+            <w:r>
+              <w:t>Not established</w:t>
+            </w:r>
+          </w:p>
+        </w:tc>
+      </w:tr>
+    </w:tbl>
+    <w:p>
+      <w:pPr>
+        <w:pStyle w:val="Heading2"/>
+      </w:pPr>
+      <w:r>
+        <w:t>Predict the changed condition</w:t>
+      </w:r>
+    </w:p>
+    <w:p>
+      <w:pPr>
+        <w:pStyle w:val="ListBullet"/>
+      </w:pPr>
+      <w:r>
+        <w:t>Change one thing: The abstract calls the study a test on ten independent plants. Predict the result before checking the explanation. What remains the same?</w:t>
+      </w:r>
+    </w:p>
+    <w:p>
+      <w:pPr>
+        <w:pStyle w:val="Heading2"/>
+      </w:pPr>
+      <w:r>
+        <w:t>Check after predicting · reference / check after trying</w:t>
+      </w:r>
+    </w:p>
+    <w:p>
+      <w:r>
+        <w:drawing>
+          <wp:inline xmlns:a="http://schemas.openxmlformats.org/drawingml/2006/main" xmlns:pic="http://schemas.openxmlformats.org/drawingml/2006/picture">
+            <wp:extent cx="5486400" cy="3026664"/>
+            <wp:docPr id="3" name="Picture 3" descr="Original case: Do not claim outdoor robustness or ten independent plants. Changed condition: The abstract calls the study a test on ten independent plants. Expected result: Correct it to five plants with two views each. Reason: Five source plants have two views each; independence requires a justified sampling design."/>
+            <wp:cNvGraphicFramePr>
+              <a:graphicFrameLocks noChangeAspect="1"/>
+            </wp:cNvGraphicFramePr>
+            <a:graphic>
+              <a:graphicData uri="http://schemas.openxmlformats.org/drawingml/2006/picture">
+                <pic:pic>
+                  <pic:nvPicPr>
+                    <pic:cNvPr id="0" name="academy-story-ai-7-34-04.png"/>
+                    <pic:cNvPicPr/>
+                  </pic:nvPicPr>
+                  <pic:blipFill>
+                    <a:blip r:embed="rId11"/>
+                    <a:stretch>
+                      <a:fillRect/>
+                    </a:stretch>
+                  </pic:blipFill>
+                  <pic:spPr>
+                    <a:xfrm>
+                      <a:off x="0" y="0"/>
+                      <a:ext cx="5486400" cy="3026664"/>
+                    </a:xfrm>
+                    <a:prstGeom prst="rect"/>
+                  </pic:spPr>
+                </pic:pic>
+              </a:graphicData>
+            </a:graphic>
+          </wp:inline>
+        </w:drawing>
+      </w:r>
+    </w:p>
+    <w:p>
+      <w:pPr>
+        <w:pStyle w:val="Heading2"/>
+      </w:pPr>
+      <w:r>
+        <w:t>Explain what remains unknown</w:t>
+      </w:r>
+    </w:p>
+    <w:p>
+      <w:pPr>
+        <w:pStyle w:val="ListBullet"/>
+      </w:pPr>
+      <w:r>
+        <w:t>No population superiority or significance claim is supplied; dependence and sample coverage need explicit treatment.</w:t>
+      </w:r>
+    </w:p>
+    <w:p>
+      <w:pPr>
+        <w:pStyle w:val="ListBullet"/>
+      </w:pPr>
+      <w:r>
+        <w:t>Read the labelled picture: Connect the manuscript’s 7/10 and 8/10 scores to the five-plant grouping. Which abstract claim must be corrected if it says ten independent plants?</w:t>
+      </w:r>
+    </w:p>
+    <w:p>
+      <w:pPr>
+        <w:pStyle w:val="Heading2"/>
+      </w:pPr>
+      <w:r>
+        <w:t>Earlier wording, alternatives and picture transcripts · reference / check after trying</w:t>
+      </w:r>
+    </w:p>
+    <w:p>
+      <w:pPr>
         <w:pStyle w:val="Heading3"/>
       </w:pPr>
       <w:r>
-        <w:t>What this example does not establish</w:t>
-      </w:r>
-    </w:p>
-    <w:p>
-      <w:pPr>
-        <w:pStyle w:val="Heading3"/>
-      </w:pPr>
-      <w:r>
-        <w:t>Keep the stated limit</w:t>
+        <w:t>Learn from the worked case</w:t>
       </w:r>
     </w:p>
     <w:p>
       <w:pPr>
         <w:spacing w:line="336" w:lineRule="auto" w:after="180"/>
-        <w:shd w:fill="FFF5E6"/>
       </w:pPr>
       <w:r>
         <w:rPr>
           <w:b w:val="0"/>
         </w:rPr>
-        <w:t>No population superiority or significance claim is supplied; dependence and sample coverage need explicit treatment.</w:t>
+        <w:t>Cover the result before checking it. Say what is given, choose the procedure, and follow one step at a time. Then uncover the result and explain your first mismatch. Ask why a step is allowed, not only what number it produces.</w:t>
       </w:r>
     </w:p>
     <w:p>
@@ -1305,19 +2029,7 @@
         <w:pStyle w:val="Heading3"/>
       </w:pPr>
       <w:r>
-        <w:t>Keep the stated limit</w:t>
-      </w:r>
-    </w:p>
-    <w:p>
-      <w:pPr>
-        <w:spacing w:line="336" w:lineRule="auto" w:after="180"/>
-        <w:shd w:fill="FFF5E6"/>
-      </w:pPr>
-      <w:r>
-        <w:rPr>
-          <w:b w:val="0"/>
-        </w:rPr>
-        <w:t>Read the labelled picture: Connect the manuscript’s 7/10 and 8/10 scores to the five-plant grouping. Which abstract claim must be corrected if it says ten independent plants?</w:t>
+        <w:t>A pictorial worked case: Final project manuscript</w:t>
       </w:r>
     </w:p>
     <w:p>
@@ -1325,19 +2037,95 @@
         <w:pStyle w:val="Heading3"/>
       </w:pPr>
       <w:r>
-        <w:t>Keep the stated limit</w:t>
-      </w:r>
-    </w:p>
-    <w:p>
-      <w:pPr>
-        <w:spacing w:line="336" w:lineRule="auto" w:after="180"/>
-        <w:shd w:fill="FFF5E6"/>
-      </w:pPr>
-      <w:r>
-        <w:rPr>
-          <w:b w:val="0"/>
-        </w:rPr>
-        <w:t>Change one thing: The abstract calls the study a test on ten independent plants. Predict the result before checking the explanation. What remains the same?</w:t>
+        <w:t>The facts we will use</w:t>
+      </w:r>
+    </w:p>
+    <w:p>
+      <w:r>
+        <w:drawing>
+          <wp:inline xmlns:a="http://schemas.openxmlformats.org/drawingml/2006/main" xmlns:pic="http://schemas.openxmlformats.org/drawingml/2006/picture">
+            <wp:extent cx="5486400" cy="2641600"/>
+            <wp:docPr id="4" name="Picture 4" descr="Indoor capstone photo outcomes"/>
+            <wp:cNvGraphicFramePr>
+              <a:graphicFrameLocks noChangeAspect="1"/>
+            </wp:cNvGraphicFramePr>
+            <a:graphic>
+              <a:graphicData uri="http://schemas.openxmlformats.org/drawingml/2006/picture">
+                <pic:pic>
+                  <pic:nvPicPr>
+                    <pic:cNvPr id="0" name="academy-detail-ai-7-34.png"/>
+                    <pic:cNvPicPr/>
+                  </pic:nvPicPr>
+                  <pic:blipFill>
+                    <a:blip r:embed="rId12"/>
+                    <a:stretch>
+                      <a:fillRect/>
+                    </a:stretch>
+                  </pic:blipFill>
+                  <pic:spPr>
+                    <a:xfrm>
+                      <a:off x="0" y="0"/>
+                      <a:ext cx="5486400" cy="2641600"/>
+                    </a:xfrm>
+                    <a:prstGeom prst="rect"/>
+                  </pic:spPr>
+                </pic:pic>
+              </a:graphicData>
+            </a:graphic>
+          </wp:inline>
+        </w:drawing>
+      </w:r>
+    </w:p>
+    <w:p>
+      <w:r>
+        <w:drawing>
+          <wp:inline xmlns:a="http://schemas.openxmlformats.org/drawingml/2006/main" xmlns:pic="http://schemas.openxmlformats.org/drawingml/2006/picture">
+            <wp:extent cx="5346057" cy="5943599"/>
+            <wp:docPr id="5" name="Picture 5" descr="Final project manuscript. State bounded claim: B adds one correct photo on this indoor set.. Describe dependence: Ten photos come from five plants; report the grouping.. Present results: Show 70% and 80% with counts and case-level outcomes.. Preserve limitations: Do not claim outdoor robustness or ten independent plants."/>
+            <wp:cNvGraphicFramePr>
+              <a:graphicFrameLocks noChangeAspect="1"/>
+            </wp:cNvGraphicFramePr>
+            <a:graphic>
+              <a:graphicData uri="http://schemas.openxmlformats.org/drawingml/2006/picture">
+                <pic:pic>
+                  <pic:nvPicPr>
+                    <pic:cNvPr id="0" name="academy-visual-ai-7-34.png"/>
+                    <pic:cNvPicPr/>
+                  </pic:nvPicPr>
+                  <pic:blipFill>
+                    <a:blip r:embed="rId13"/>
+                    <a:stretch>
+                      <a:fillRect/>
+                    </a:stretch>
+                  </pic:blipFill>
+                  <pic:spPr>
+                    <a:xfrm>
+                      <a:off x="0" y="0"/>
+                      <a:ext cx="5346057" cy="5943599"/>
+                    </a:xfrm>
+                    <a:prstGeom prst="rect"/>
+                  </pic:spPr>
+                </pic:pic>
+              </a:graphicData>
+            </a:graphic>
+          </wp:inline>
+        </w:drawing>
+      </w:r>
+    </w:p>
+    <w:p>
+      <w:pPr>
+        <w:pStyle w:val="Heading3"/>
+      </w:pPr>
+      <w:r>
+        <w:t>Why this result follows</w:t>
+      </w:r>
+    </w:p>
+    <w:p>
+      <w:pPr>
+        <w:pStyle w:val="Heading3"/>
+      </w:pPr>
+      <w:r>
+        <w:t>What this example does not establish</w:t>
       </w:r>
     </w:p>
     <w:p>
@@ -1345,12 +2133,20 @@
         <w:pStyle w:val="Heading1"/>
       </w:pPr>
       <w:r>
-        <w:t>07. Find and repair a mistake</w:t>
-      </w:r>
-    </w:p>
-    <w:p>
-      <w:r>
-        <w:t>Find the unsupported step in the Final project manuscript claim and explain a repair using the supplied evidence.</w:t>
+        <w:t>07. Find the first unsupported inference and repair it</w:t>
+      </w:r>
+    </w:p>
+    <w:p>
+      <w:r>
+        <w:t>Use the supplied conditions rather than inventing missing evidence.</w:t>
+      </w:r>
+    </w:p>
+    <w:p>
+      <w:pPr>
+        <w:pStyle w:val="Heading2"/>
+      </w:pPr>
+      <w:r>
+        <w:t>Original qualification and repair setup</w:t>
       </w:r>
     </w:p>
     <w:p>
@@ -1378,16 +2174,7 @@
     </w:p>
     <w:p>
       <w:pPr>
-        <w:pStyle w:val="Heading3"/>
-      </w:pPr>
-      <w:r>
-        <w:t>Check the claim against the facts</w:t>
-      </w:r>
-    </w:p>
-    <w:p>
-      <w:pPr>
         <w:spacing w:line="336" w:lineRule="auto" w:after="180"/>
-        <w:shd w:fill="FFF5E6"/>
       </w:pPr>
       <w:r>
         <w:rPr>
@@ -1399,7 +2186,6 @@
     <w:p>
       <w:pPr>
         <w:spacing w:line="336" w:lineRule="auto" w:after="180"/>
-        <w:shd w:fill="FFF5E6"/>
       </w:pPr>
       <w:r>
         <w:rPr>
@@ -1422,6 +2208,234 @@
     </w:p>
     <w:p>
       <w:pPr>
+        <w:pStyle w:val="Heading2"/>
+      </w:pPr>
+      <w:r>
+        <w:t>Complete boundary and misconception probes</w:t>
+      </w:r>
+    </w:p>
+    <w:tbl>
+      <w:tblPr>
+        <w:tblStyle w:val="LightShading-Accent1"/>
+        <w:tblW w:type="auto" w:w="0"/>
+        <w:tblLook w:firstColumn="1" w:firstRow="1" w:lastColumn="0" w:lastRow="0" w:noHBand="0" w:noVBand="1" w:val="04A0"/>
+      </w:tblPr>
+      <w:tblGrid>
+        <w:gridCol w:w="5112"/>
+        <w:gridCol w:w="5112"/>
+      </w:tblGrid>
+      <w:tr>
+        <w:trPr>
+          <w:tblHeader/>
+        </w:trPr>
+        <w:tc>
+          <w:tcPr>
+            <w:tcW w:type="dxa" w:w="5112"/>
+          </w:tcPr>
+          <w:p>
+            <w:r>
+              <w:t>Manuscript audit</w:t>
+            </w:r>
+          </w:p>
+        </w:tc>
+        <w:tc>
+          <w:tcPr>
+            <w:tcW w:type="dxa" w:w="5112"/>
+          </w:tcPr>
+          <w:p>
+            <w:r>
+              <w:t>Checked interpretation</w:t>
+            </w:r>
+          </w:p>
+        </w:tc>
+      </w:tr>
+      <w:tr>
+        <w:tc>
+          <w:tcPr>
+            <w:tcW w:type="dxa" w:w="5112"/>
+          </w:tcPr>
+          <w:p>
+            <w:r>
+              <w:t>Abstract 100%, raw 18/20</w:t>
+            </w:r>
+          </w:p>
+        </w:tc>
+        <w:tc>
+          <w:tcPr>
+            <w:tcW w:type="dxa" w:w="5112"/>
+          </w:tcPr>
+          <w:p>
+            <w:r>
+              <w:t>Correct headline to 90%; retain two failures</w:t>
+            </w:r>
+          </w:p>
+        </w:tc>
+      </w:tr>
+      <w:tr>
+        <w:tc>
+          <w:tcPr>
+            <w:tcW w:type="dxa" w:w="5112"/>
+          </w:tcPr>
+          <w:p>
+            <w:r>
+              <w:t>Figure hides failures</w:t>
+            </w:r>
+          </w:p>
+        </w:tc>
+        <w:tc>
+          <w:tcPr>
+            <w:tcW w:type="dxa" w:w="5112"/>
+          </w:tcPr>
+          <w:p>
+            <w:r>
+              <w:t>Restore them and denominator, not just a caveat</w:t>
+            </w:r>
+          </w:p>
+        </w:tc>
+      </w:tr>
+      <w:tr>
+        <w:tc>
+          <w:tcPr>
+            <w:tcW w:type="dxa" w:w="5112"/>
+          </w:tcPr>
+          <w:p>
+            <w:r>
+              <w:t>One manuscript has multiple runs</w:t>
+            </w:r>
+          </w:p>
+        </w:tc>
+        <w:tc>
+          <w:tcPr>
+            <w:tcW w:type="dxa" w:w="5112"/>
+          </w:tcPr>
+          <w:p>
+            <w:r>
+              <w:t>Point every table/claim to the correct version</w:t>
+            </w:r>
+          </w:p>
+        </w:tc>
+      </w:tr>
+      <w:tr>
+        <w:tc>
+          <w:tcPr>
+            <w:tcW w:type="dxa" w:w="5112"/>
+          </w:tcPr>
+          <w:p>
+            <w:r>
+              <w:t>Ten photos from five plants</w:t>
+            </w:r>
+          </w:p>
+        </w:tc>
+        <w:tc>
+          <w:tcPr>
+            <w:tcW w:type="dxa" w:w="5112"/>
+          </w:tcPr>
+          <w:p>
+            <w:r>
+              <w:t>Report repeated source views</w:t>
+            </w:r>
+          </w:p>
+        </w:tc>
+      </w:tr>
+      <w:tr>
+        <w:tc>
+          <w:tcPr>
+            <w:tcW w:type="dxa" w:w="5112"/>
+          </w:tcPr>
+          <w:p>
+            <w:r>
+              <w:t>Plant IDs are distinct</w:t>
+            </w:r>
+          </w:p>
+        </w:tc>
+        <w:tc>
+          <w:tcPr>
+            <w:tcW w:type="dxa" w:w="5112"/>
+          </w:tcPr>
+          <w:p>
+            <w:r>
+              <w:t>Not automatic sampling independence</w:t>
+            </w:r>
+          </w:p>
+        </w:tc>
+      </w:tr>
+      <w:tr>
+        <w:tc>
+          <w:tcPr>
+            <w:tcW w:type="dxa" w:w="5112"/>
+          </w:tcPr>
+          <w:p>
+            <w:r>
+              <w:t>Raw case-level outputs absent</w:t>
+            </w:r>
+          </w:p>
+        </w:tc>
+        <w:tc>
+          <w:tcPr>
+            <w:tcW w:type="dxa" w:w="5112"/>
+          </w:tcPr>
+          <w:p>
+            <w:r>
+              <w:t>Do not invent transitions or a plant-level score</w:t>
+            </w:r>
+          </w:p>
+        </w:tc>
+      </w:tr>
+      <w:tr>
+        <w:tc>
+          <w:tcPr>
+            <w:tcW w:type="dxa" w:w="5112"/>
+          </w:tcPr>
+          <w:p>
+            <w:r>
+              <w:t>Two missing cases</w:t>
+            </w:r>
+          </w:p>
+        </w:tc>
+        <w:tc>
+          <w:tcPr>
+            <w:tcW w:type="dxa" w:w="5112"/>
+          </w:tcPr>
+          <w:p>
+            <w:r>
+              <w:t>Report coverage and unassessed status, not evaluated-as-complete</w:t>
+            </w:r>
+          </w:p>
+        </w:tc>
+      </w:tr>
+      <w:tr>
+        <w:tc>
+          <w:tcPr>
+            <w:tcW w:type="dxa" w:w="5112"/>
+          </w:tcPr>
+          <w:p>
+            <w:r>
+              <w:t>Polished manuscript</w:t>
+            </w:r>
+          </w:p>
+        </w:tc>
+        <w:tc>
+          <w:tcPr>
+            <w:tcW w:type="dxa" w:w="5112"/>
+          </w:tcPr>
+          <w:p>
+            <w:r>
+              <w:t>Does not create evidence or erase limitations</w:t>
+            </w:r>
+          </w:p>
+        </w:tc>
+      </w:tr>
+    </w:tbl>
+    <w:p>
+      <w:pPr>
+        <w:pStyle w:val="Heading2"/>
+      </w:pPr>
+      <w:r>
+        <w:t>Write and justify the repair</w:t>
+      </w:r>
+    </w:p>
+    <w:p>
+      <w:pPr>
         <w:pStyle w:val="Heading3"/>
       </w:pPr>
       <w:r>
@@ -1455,44 +2469,93 @@
     </w:p>
     <w:p>
       <w:pPr>
+        <w:pStyle w:val="ListBullet"/>
+      </w:pPr>
+      <w:r>
+        <w:t>A report omits this qualification: A manuscript is ready only when its claims and artifacts align; formatting alone cannot certify evidence. Explain how omitting it could change a reader's interpretation, and write an accurate replacement.</w:t>
+      </w:r>
+    </w:p>
+    <w:p>
+      <w:pPr>
         <w:pStyle w:val="Heading3"/>
       </w:pPr>
       <w:r>
+        <w:t>State one repair and the checks you would rerun.</w:t>
+      </w:r>
+    </w:p>
+    <w:p>
+      <w:r>
+        <w:t>________________________________________________________________</w:t>
+      </w:r>
+    </w:p>
+    <w:p>
+      <w:r>
+        <w:t>________________________________________________________________</w:t>
+      </w:r>
+    </w:p>
+    <w:p>
+      <w:r>
+        <w:t>________________________________________________________________</w:t>
+      </w:r>
+    </w:p>
+    <w:p>
+      <w:r>
+        <w:t>________________________________________________________________</w:t>
+      </w:r>
+    </w:p>
+    <w:p>
+      <w:r>
+        <w:t>________________________________________________________________</w:t>
+      </w:r>
+    </w:p>
+    <w:p>
+      <w:r>
+        <w:t>________________________________________________________________</w:t>
+      </w:r>
+    </w:p>
+    <w:p>
+      <w:pPr>
+        <w:pStyle w:val="Heading2"/>
+      </w:pPr>
+      <w:r>
+        <w:t>Earlier wording, alternatives and picture transcripts · reference / check after trying</w:t>
+      </w:r>
+    </w:p>
+    <w:p>
+      <w:pPr>
+        <w:pStyle w:val="Heading3"/>
+      </w:pPr>
+      <w:r>
         <w:t>Locate the earliest unsupported step</w:t>
       </w:r>
     </w:p>
     <w:p>
       <w:pPr>
-        <w:spacing w:line="336" w:lineRule="auto" w:after="180"/>
-      </w:pPr>
-      <w:r>
-        <w:rPr>
-          <w:b w:val="0"/>
-        </w:rPr>
-        <w:t xml:space="preserve">A report omits this qualification: A manuscript is ready only when its claims and artifacts align; formatting alone cannot certify </w:t>
-      </w:r>
-      <w:r>
-        <w:rPr>
-          <w:b/>
-        </w:rPr>
-        <w:t>evidence</w:t>
-      </w:r>
-      <w:r>
-        <w:rPr>
-          <w:b w:val="0"/>
-        </w:rPr>
-        <w:t>.</w:t>
-      </w:r>
-    </w:p>
-    <w:p>
-      <w:pPr>
-        <w:spacing w:line="336" w:lineRule="auto" w:after="180"/>
-      </w:pPr>
-      <w:r>
-        <w:rPr>
-          <w:b w:val="0"/>
-        </w:rPr>
-        <w:t>Explain how omitting it could change a reader's interpretation, and write an accurate replacement.</w:t>
+        <w:pStyle w:val="Heading1"/>
+      </w:pPr>
+      <w:r>
+        <w:t>08. Practise the mechanism with progressively less help</w:t>
+      </w:r>
+    </w:p>
+    <w:p>
+      <w:r>
+        <w:t>Keep the selected independent case for a first attempt.</w:t>
+      </w:r>
+    </w:p>
+    <w:p>
+      <w:pPr>
+        <w:pStyle w:val="Heading2"/>
+      </w:pPr>
+      <w:r>
+        <w:t>Shared explanation</w:t>
+      </w:r>
+    </w:p>
+    <w:p>
+      <w:pPr>
+        <w:pStyle w:val="ListBullet"/>
+      </w:pPr>
+      <w:r>
+        <w:t>Explain the weekly mechanism in your own words. Use the worked scenario to name its input, decision rule and output.</w:t>
       </w:r>
     </w:p>
     <w:p>
@@ -1500,7 +2563,7 @@
         <w:pStyle w:val="Heading3"/>
       </w:pPr>
       <w:r>
-        <w:t>State one repair and the checks you would rerun.</w:t>
+        <w:t>Guided: restate the worked result, then name the assumption or limitation that prevents a broader conclusion.</w:t>
       </w:r>
     </w:p>
     <w:p>
@@ -1529,79 +2592,19 @@
       </w:r>
     </w:p>
     <w:p>
+      <w:pPr>
+        <w:pStyle w:val="Heading3"/>
+      </w:pPr>
+      <w:r>
+        <w:t>Explain your prediction to a partner before comparing results.</w:t>
+      </w:r>
+    </w:p>
+    <w:p>
       <w:r>
         <w:t>________________________________________________________________</w:t>
       </w:r>
     </w:p>
     <w:p>
-      <w:pPr>
-        <w:pStyle w:val="Heading1"/>
-      </w:pPr>
-      <w:r>
-        <w:t>08. Practise together</w:t>
-      </w:r>
-    </w:p>
-    <w:p>
-      <w:r>
-        <w:t>Practise Final project manuscript with support, then explain the deciding step in your own words.</w:t>
-      </w:r>
-    </w:p>
-    <w:p>
-      <w:pPr>
-        <w:spacing w:line="336" w:lineRule="auto" w:after="180"/>
-      </w:pPr>
-      <w:r>
-        <w:rPr>
-          <w:b w:val="0"/>
-        </w:rPr>
-        <w:t xml:space="preserve">Explain the weekly </w:t>
-      </w:r>
-      <w:r>
-        <w:rPr>
-          <w:b/>
-        </w:rPr>
-        <w:t>mechanism</w:t>
-      </w:r>
-      <w:r>
-        <w:rPr>
-          <w:b w:val="0"/>
-        </w:rPr>
-        <w:t xml:space="preserve"> in your own words. Use the worked scenario to name its </w:t>
-      </w:r>
-      <w:r>
-        <w:rPr>
-          <w:b/>
-        </w:rPr>
-        <w:t>input</w:t>
-      </w:r>
-      <w:r>
-        <w:rPr>
-          <w:b w:val="0"/>
-        </w:rPr>
-        <w:t xml:space="preserve">, decision rule and </w:t>
-      </w:r>
-      <w:r>
-        <w:rPr>
-          <w:b/>
-        </w:rPr>
-        <w:t>output</w:t>
-      </w:r>
-      <w:r>
-        <w:rPr>
-          <w:b w:val="0"/>
-        </w:rPr>
-        <w:t>.</w:t>
-      </w:r>
-    </w:p>
-    <w:p>
-      <w:pPr>
-        <w:pStyle w:val="Heading3"/>
-      </w:pPr>
-      <w:r>
-        <w:t>Guided: restate the worked result, then name the assumption or limitation that prevents a broader conclusion.</w:t>
-      </w:r>
-    </w:p>
-    <w:p>
       <w:r>
         <w:t>________________________________________________________________</w:t>
       </w:r>
@@ -1617,49 +2620,11 @@
       </w:r>
     </w:p>
     <w:p>
-      <w:r>
-        <w:t>________________________________________________________________</w:t>
-      </w:r>
-    </w:p>
-    <w:p>
-      <w:r>
-        <w:t>________________________________________________________________</w:t>
-      </w:r>
-    </w:p>
-    <w:p>
-      <w:pPr>
-        <w:pStyle w:val="Heading3"/>
-      </w:pPr>
-      <w:r>
-        <w:t>Explain your prediction to a partner before comparing results.</w:t>
-      </w:r>
-    </w:p>
-    <w:p>
-      <w:r>
-        <w:t>________________________________________________________________</w:t>
-      </w:r>
-    </w:p>
-    <w:p>
-      <w:r>
-        <w:t>________________________________________________________________</w:t>
-      </w:r>
-    </w:p>
-    <w:p>
-      <w:r>
-        <w:t>________________________________________________________________</w:t>
-      </w:r>
-    </w:p>
-    <w:p>
-      <w:r>
-        <w:t>________________________________________________________________</w:t>
-      </w:r>
-    </w:p>
-    <w:p>
-      <w:pPr>
-        <w:pStyle w:val="Heading3"/>
-      </w:pPr>
-      <w:r>
-        <w:t>Practise with less help: Trace the worked case</w:t>
+      <w:pPr>
+        <w:pStyle w:val="Heading2"/>
+      </w:pPr>
+      <w:r>
+        <w:t>Supported workbook trace</w:t>
       </w:r>
     </w:p>
     <w:p>
@@ -1777,70 +2742,49 @@
     </w:p>
     <w:p>
       <w:pPr>
+        <w:pStyle w:val="Heading2"/>
+      </w:pPr>
+      <w:r>
+        <w:t>Individual scope check</w:t>
+      </w:r>
+    </w:p>
+    <w:p>
+      <w:pPr>
+        <w:pStyle w:val="ListBullet"/>
+      </w:pPr>
+      <w:r>
+        <w:t>Use the worked case for Final project manuscript. Proposed explanation: “The worked result establishes every future case”. Decide whether this explanation is supported. Point to the step or supplied fact that decides; explain your repair if needed.</w:t>
+      </w:r>
+    </w:p>
+    <w:p>
+      <w:pPr>
+        <w:pStyle w:val="ListBullet"/>
+      </w:pPr>
+      <w:r>
+        <w:t>Answer on your own before discussion. If you are unsure, say which step you need help with.</w:t>
+      </w:r>
+    </w:p>
+    <w:p>
+      <w:pPr>
+        <w:pStyle w:val="Heading2"/>
+      </w:pPr>
+      <w:r>
+        <w:t>Picture response</w:t>
+      </w:r>
+    </w:p>
+    <w:p>
+      <w:pPr>
+        <w:pStyle w:val="ListBullet"/>
+      </w:pPr>
+      <w:r>
+        <w:t>Connect the manuscript’s 7/10 and 8/10 scores to the five-plant grouping. Which abstract claim must be corrected if it says ten independent plants?</w:t>
+      </w:r>
+    </w:p>
+    <w:p>
+      <w:pPr>
         <w:pStyle w:val="Heading3"/>
       </w:pPr>
       <w:r>
-        <w:t>Check your reasoning</w:t>
-      </w:r>
-    </w:p>
-    <w:p>
-      <w:pPr>
-        <w:spacing w:line="336" w:lineRule="auto" w:after="180"/>
-      </w:pPr>
-      <w:r>
-        <w:rPr>
-          <w:b w:val="0"/>
-        </w:rPr>
-        <w:t>Use the worked case for Final project manuscript. Proposed explanation: “The worked result establishes every future case”. Decide whether this explanation is supported.</w:t>
-      </w:r>
-    </w:p>
-    <w:p>
-      <w:pPr>
-        <w:spacing w:line="336" w:lineRule="auto" w:after="180"/>
-      </w:pPr>
-      <w:r>
-        <w:rPr>
-          <w:b w:val="0"/>
-        </w:rPr>
-        <w:t>Point to the step or supplied fact that decides; explain your repair if needed.</w:t>
-      </w:r>
-    </w:p>
-    <w:p>
-      <w:pPr>
-        <w:spacing w:line="336" w:lineRule="auto" w:after="180"/>
-      </w:pPr>
-      <w:r>
-        <w:rPr>
-          <w:b w:val="0"/>
-        </w:rPr>
-        <w:t>Answer on your own before discussion. If you are unsure, say which step you need help with.</w:t>
-      </w:r>
-    </w:p>
-    <w:p>
-      <w:pPr>
-        <w:pStyle w:val="Heading3"/>
-      </w:pPr>
-      <w:r>
-        <w:t>Explain the picture</w:t>
-      </w:r>
-    </w:p>
-    <w:p>
-      <w:pPr>
-        <w:spacing w:line="336" w:lineRule="auto" w:after="180"/>
-        <w:shd w:fill="F5F1FB"/>
-      </w:pPr>
-      <w:r>
-        <w:rPr>
-          <w:b w:val="0"/>
-        </w:rPr>
-        <w:t>Connect the manuscript’s 7/10 and 8/10 scores to the five-plant grouping. Which abstract claim must be corrected if it says ten independent plants?</w:t>
-      </w:r>
-    </w:p>
-    <w:p>
-      <w:pPr>
-        <w:pStyle w:val="Heading3"/>
-      </w:pPr>
-      <w:r>
         <w:t>My explanation using a pictured step and the given facts</w:t>
       </w:r>
     </w:p>
@@ -1862,6 +2806,14 @@
     <w:p>
       <w:r>
         <w:t>________________________________________________________________</w:t>
+      </w:r>
+    </w:p>
+    <w:p>
+      <w:pPr>
+        <w:pStyle w:val="Heading2"/>
+      </w:pPr>
+      <w:r>
+        <w:t>Reserve the independent task</w:t>
       </w:r>
     </w:p>
     <w:p>
@@ -1877,23 +2829,55 @@
     </w:p>
     <w:p>
       <w:pPr>
+        <w:pStyle w:val="Heading2"/>
+      </w:pPr>
+      <w:r>
+        <w:t>Earlier wording, alternatives and picture transcripts · reference / check after trying</w:t>
+      </w:r>
+    </w:p>
+    <w:p>
+      <w:pPr>
+        <w:pStyle w:val="Heading3"/>
+      </w:pPr>
+      <w:r>
+        <w:t>Practise with less help: Trace the worked case</w:t>
+      </w:r>
+    </w:p>
+    <w:p>
+      <w:pPr>
+        <w:pStyle w:val="Heading3"/>
+      </w:pPr>
+      <w:r>
+        <w:t>Check your reasoning</w:t>
+      </w:r>
+    </w:p>
+    <w:p>
+      <w:pPr>
+        <w:pStyle w:val="Heading3"/>
+      </w:pPr>
+      <w:r>
+        <w:t>Explain the picture</w:t>
+      </w:r>
+    </w:p>
+    <w:p>
+      <w:pPr>
         <w:pStyle w:val="Heading1"/>
       </w:pPr>
       <w:r>
-        <w:t>09. Run the investigation</w:t>
-      </w:r>
-    </w:p>
-    <w:p>
-      <w:r>
-        <w:t>Investigate Final project manuscript. Record the prediction, actual observation or labelled paper trace, explanation and next test separately.</w:t>
-      </w:r>
-    </w:p>
-    <w:p>
-      <w:pPr>
-        <w:pStyle w:val="Heading3"/>
-      </w:pPr>
-      <w:r>
-        <w:t>Predict, investigate and preserve the evidence</w:t>
+        <w:t>09. Investigate, record the evidence and check the limits</w:t>
+      </w:r>
+    </w:p>
+    <w:p>
+      <w:r>
+        <w:t>Distinguish a prediction, a paper trace and an actual local execution.</w:t>
+      </w:r>
+    </w:p>
+    <w:p>
+      <w:pPr>
+        <w:pStyle w:val="Heading2"/>
+      </w:pPr>
+      <w:r>
+        <w:t>Current investigation</w:t>
       </w:r>
     </w:p>
     <w:p>
@@ -1904,7 +2888,31 @@
         <w:rPr>
           <w:b w:val="0"/>
         </w:rPr>
-        <w:t>Abstract says100% success; results table shows18/20, and two failures are omitted from the figure. Show the intermediate steps and give the conclusion with its scope.</w:t>
+        <w:t>Abstract says 100% success; results table shows 18/20, and two failures are omitted from the figure. Show the intermediate steps and give the conclusion with its scope.</w:t>
+      </w:r>
+    </w:p>
+    <w:p>
+      <w:pPr>
+        <w:pStyle w:val="Heading2"/>
+      </w:pPr>
+      <w:r>
+        <w:t>Complete investigation instructions</w:t>
+      </w:r>
+    </w:p>
+    <w:p>
+      <w:pPr>
+        <w:pStyle w:val="ListNumber"/>
+      </w:pPr>
+      <w:r>
+        <w:t>Perform a paper consistency audit of the abstract, table, figure and run reference. Repair the main result to eighteen of twenty, ninety percent, with two failures retained in every view. Use actual artifact identifiers only when provided; otherwise mark them not supplied. For the separate picture, connect 7/10 and 8/10 photo counts to five plants with repeated views, correcting the ten-independent-plants claim. Keep independence justification and case-level outputs unresolved rather than inventing them. This exercise edits a fictional manuscript account, not a real experiment. Reserve the independent completed/missing-case summary.</w:t>
+      </w:r>
+    </w:p>
+    <w:p>
+      <w:pPr>
+        <w:pStyle w:val="Heading2"/>
+      </w:pPr>
+      <w:r>
+        <w:t>Evidence record and reflection</w:t>
       </w:r>
     </w:p>
     <w:tbl>
@@ -2056,14 +3064,6 @@
     </w:p>
     <w:p>
       <w:pPr>
-        <w:pStyle w:val="Heading3"/>
-      </w:pPr>
-      <w:r>
-        <w:t>Plan → try → check</w:t>
-      </w:r>
-    </w:p>
-    <w:p>
-      <w:pPr>
         <w:spacing w:line="336" w:lineRule="auto" w:after="180"/>
       </w:pPr>
       <w:r>
@@ -2075,23 +3075,47 @@
     </w:p>
     <w:p>
       <w:pPr>
+        <w:pStyle w:val="Heading2"/>
+      </w:pPr>
+      <w:r>
+        <w:t>Earlier wording, alternatives and picture transcripts · reference / check after trying</w:t>
+      </w:r>
+    </w:p>
+    <w:p>
+      <w:pPr>
+        <w:pStyle w:val="Heading3"/>
+      </w:pPr>
+      <w:r>
+        <w:t>Predict, investigate and preserve the evidence</w:t>
+      </w:r>
+    </w:p>
+    <w:p>
+      <w:pPr>
+        <w:pStyle w:val="Heading3"/>
+      </w:pPr>
+      <w:r>
+        <w:t>Plan → try → check</w:t>
+      </w:r>
+    </w:p>
+    <w:p>
+      <w:pPr>
         <w:pStyle w:val="Heading1"/>
       </w:pPr>
       <w:r>
-        <w:t>10. Build your understanding</w:t>
-      </w:r>
-    </w:p>
-    <w:p>
-      <w:r>
-        <w:t>Move from recall to tracing, diagnosis and transfer in Final project manuscript. Explain why each step is justified.</w:t>
-      </w:r>
-    </w:p>
-    <w:p>
-      <w:pPr>
-        <w:pStyle w:val="Heading3"/>
-      </w:pPr>
-      <w:r>
-        <w:t>Explain → apply → challenge</w:t>
+        <w:t>14. Try the selected new case independently</w:t>
+      </w:r>
+    </w:p>
+    <w:p>
+      <w:r>
+        <w:t>Correct the summary using completed-case performance, coverage and explicit missing outcomes, retaining the metric denominator.</w:t>
+      </w:r>
+    </w:p>
+    <w:p>
+      <w:pPr>
+        <w:pStyle w:val="Heading2"/>
+      </w:pPr>
+      <w:r>
+        <w:t>Complete independent task</w:t>
       </w:r>
     </w:p>
     <w:p>
@@ -2102,43 +3126,123 @@
         <w:rPr>
           <w:b w:val="0"/>
         </w:rPr>
-        <w:t xml:space="preserve">Explain the weekly </w:t>
-      </w:r>
-      <w:r>
-        <w:rPr>
-          <w:b/>
-        </w:rPr>
-        <w:t>mechanism</w:t>
-      </w:r>
+        <w:t>Manuscript says 12 evaluated cases, raw record has 10 completed and 2 missing with 8 passes. Correct the summary.</w:t>
+      </w:r>
+    </w:p>
+    <w:p>
+      <w:pPr>
+        <w:pStyle w:val="Heading2"/>
+      </w:pPr>
+      <w:r>
+        <w:t>First attempt and support record</w:t>
+      </w:r>
+    </w:p>
+    <w:p>
+      <w:pPr>
+        <w:pStyle w:val="Heading3"/>
+      </w:pPr>
+      <w:r>
+        <w:t>My independent explanation, trace and limits</w:t>
+      </w:r>
+    </w:p>
+    <w:p>
+      <w:r>
+        <w:t>________________________________________________________________</w:t>
+      </w:r>
+    </w:p>
+    <w:p>
+      <w:r>
+        <w:t>________________________________________________________________</w:t>
+      </w:r>
+    </w:p>
+    <w:p>
+      <w:r>
+        <w:t>________________________________________________________________</w:t>
+      </w:r>
+    </w:p>
+    <w:p>
+      <w:r>
+        <w:t>________________________________________________________________</w:t>
+      </w:r>
+    </w:p>
+    <w:p>
+      <w:r>
+        <w:t>________________________________________________________________</w:t>
+      </w:r>
+    </w:p>
+    <w:p>
+      <w:r>
+        <w:t>________________________________________________________________</w:t>
+      </w:r>
+    </w:p>
+    <w:p>
+      <w:r>
+        <w:t>________________________________________________________________</w:t>
+      </w:r>
+    </w:p>
+    <w:p>
+      <w:pPr>
+        <w:spacing w:line="336" w:lineRule="auto" w:after="180"/>
+      </w:pPr>
       <w:r>
         <w:rPr>
           <w:b w:val="0"/>
         </w:rPr>
-        <w:t xml:space="preserve"> in your own words. Use the worked scenario to name its </w:t>
-      </w:r>
-      <w:r>
-        <w:rPr>
-          <w:b/>
-        </w:rPr>
-        <w:t>input</w:t>
-      </w:r>
+        <w:t>Attempt this case before feedback. Record any help. Earlier examples below are further practice; a case already practised with feedback cannot establish fresh transfer.</w:t>
+      </w:r>
+    </w:p>
+    <w:p>
+      <w:pPr>
+        <w:pStyle w:val="Heading2"/>
+      </w:pPr>
+      <w:r>
+        <w:t>Feedback after trying</w:t>
+      </w:r>
+    </w:p>
+    <w:p>
+      <w:pPr>
+        <w:spacing w:line="336" w:lineRule="auto" w:after="180"/>
+      </w:pPr>
       <w:r>
         <w:rPr>
           <w:b w:val="0"/>
         </w:rPr>
-        <w:t xml:space="preserve">, decision rule and </w:t>
-      </w:r>
-      <w:r>
-        <w:rPr>
-          <w:b/>
-        </w:rPr>
-        <w:t>output</w:t>
-      </w:r>
+        <w:t>Attempt the independent case before hints. Record whether you worked alone, used a hint or followed a model. After feedback, fix the first unsupported step and explain why it changed.</w:t>
+      </w:r>
+    </w:p>
+    <w:p>
+      <w:pPr>
+        <w:spacing w:line="336" w:lineRule="auto" w:after="180"/>
+      </w:pPr>
       <w:r>
         <w:rPr>
           <w:b w:val="0"/>
         </w:rPr>
-        <w:t>.</w:t>
+        <w:t>A later check uses a changed case, not a copied answer.</w:t>
+      </w:r>
+    </w:p>
+    <w:p>
+      <w:pPr>
+        <w:pStyle w:val="Heading2"/>
+      </w:pPr>
+      <w:r>
+        <w:t>Earlier wording, alternatives and picture transcripts · reference / check after trying</w:t>
+      </w:r>
+    </w:p>
+    <w:p>
+      <w:pPr>
+        <w:pStyle w:val="Heading3"/>
+      </w:pPr>
+      <w:r>
+        <w:t>Independent case: Apply a new case independently</w:t>
+      </w:r>
+    </w:p>
+    <w:p>
+      <w:pPr>
+        <w:pStyle w:val="Heading3"/>
+      </w:pPr>
+      <w:r>
+        <w:t>Attempt this without hints</w:t>
       </w:r>
     </w:p>
     <w:p>
@@ -2149,7 +3253,106 @@
         <w:rPr>
           <w:b w:val="0"/>
         </w:rPr>
-        <w:t xml:space="preserve">A report omits this qualification: A manuscript is ready only when its claims and artifacts align; formatting alone cannot certify </w:t>
+        <w:t>Manuscript says 12 evaluated cases, raw record has 10 completed and 2 missing with 8 passes. Correct the summary.</w:t>
+      </w:r>
+    </w:p>
+    <w:p>
+      <w:pPr>
+        <w:pStyle w:val="Heading3"/>
+      </w:pPr>
+      <w:r>
+        <w:t>My independent procedure, result and limitation</w:t>
+      </w:r>
+    </w:p>
+    <w:p>
+      <w:r>
+        <w:t>________________________________________________________________</w:t>
+      </w:r>
+    </w:p>
+    <w:p>
+      <w:r>
+        <w:t>________________________________________________________________</w:t>
+      </w:r>
+    </w:p>
+    <w:p>
+      <w:r>
+        <w:t>________________________________________________________________</w:t>
+      </w:r>
+    </w:p>
+    <w:p>
+      <w:r>
+        <w:t>________________________________________________________________</w:t>
+      </w:r>
+    </w:p>
+    <w:p>
+      <w:r>
+        <w:t>________________________________________________________________</w:t>
+      </w:r>
+    </w:p>
+    <w:p>
+      <w:r>
+        <w:t>________________________________________________________________</w:t>
+      </w:r>
+    </w:p>
+    <w:p>
+      <w:r>
+        <w:t>________________________________________________________________</w:t>
+      </w:r>
+    </w:p>
+    <w:p>
+      <w:r>
+        <w:t>________________________________________________________________</w:t>
+      </w:r>
+    </w:p>
+    <w:p>
+      <w:pPr>
+        <w:spacing w:line="336" w:lineRule="auto" w:after="180"/>
+      </w:pPr>
+      <w:r>
+        <w:rPr>
+          <w:b w:val="0"/>
+        </w:rPr>
+        <w:t>Record support used: none, hint or teacher explanation. After feedback, a different case is needed to demonstrate independence.</w:t>
+      </w:r>
+    </w:p>
+    <w:p>
+      <w:pPr>
+        <w:pStyle w:val="Heading3"/>
+      </w:pPr>
+      <w:r>
+        <w:t>Use feedback to improve</w:t>
+      </w:r>
+    </w:p>
+    <w:p>
+      <w:pPr>
+        <w:pStyle w:val="Heading1"/>
+      </w:pPr>
+      <w:r>
+        <w:t>11. Save the research artifact and unresolved conditions</w:t>
+      </w:r>
+    </w:p>
+    <w:p>
+      <w:r>
+        <w:t>Keep supplied evidence, proposed revisions and actual work distinct.</w:t>
+      </w:r>
+    </w:p>
+    <w:p>
+      <w:pPr>
+        <w:pStyle w:val="Heading2"/>
+      </w:pPr>
+      <w:r>
+        <w:t>Project task and artifact</w:t>
+      </w:r>
+    </w:p>
+    <w:p>
+      <w:pPr>
+        <w:spacing w:line="336" w:lineRule="auto" w:after="180"/>
+      </w:pPr>
+      <w:r>
+        <w:rPr>
+          <w:b w:val="0"/>
+        </w:rPr>
+        <w:t xml:space="preserve">For Reproducible AI Research Study, use this week’s independent task as a rehearsal for the final </w:t>
       </w:r>
       <w:r>
         <w:rPr>
@@ -2161,120 +3364,7 @@
         <w:rPr>
           <w:b w:val="0"/>
         </w:rPr>
-        <w:t>.</w:t>
-      </w:r>
-    </w:p>
-    <w:p>
-      <w:pPr>
-        <w:spacing w:line="336" w:lineRule="auto" w:after="180"/>
-      </w:pPr>
-      <w:r>
-        <w:rPr>
-          <w:b w:val="0"/>
-        </w:rPr>
-        <w:t>Explain how omitting it could change a reader's interpretation, and write an accurate replacement.</w:t>
-      </w:r>
-    </w:p>
-    <w:p>
-      <w:pPr>
-        <w:spacing w:line="336" w:lineRule="auto" w:after="180"/>
-      </w:pPr>
-      <w:r>
-        <w:rPr>
-          <w:b w:val="0"/>
-        </w:rPr>
-        <w:t>For the worked scenario, propose one additional case that could reveal a failure, describe its expected outcome before running it, and explain what would need to remain fixed for a fair comparison.</w:t>
-      </w:r>
-    </w:p>
-    <w:p>
-      <w:pPr>
-        <w:spacing w:line="336" w:lineRule="auto" w:after="180"/>
-      </w:pPr>
-      <w:r>
-        <w:rPr>
-          <w:b w:val="0"/>
-        </w:rPr>
-        <w:t>Do not reuse W4 as a new final test after receiving feedback.</w:t>
-      </w:r>
-    </w:p>
-    <w:p>
-      <w:pPr>
-        <w:pStyle w:val="Heading3"/>
-      </w:pPr>
-      <w:r>
-        <w:t>Explain which evidence supports your conclusion and which claim remains unproved.</w:t>
-      </w:r>
-    </w:p>
-    <w:p>
-      <w:r>
-        <w:t>________________________________________________________________</w:t>
-      </w:r>
-    </w:p>
-    <w:p>
-      <w:r>
-        <w:t>________________________________________________________________</w:t>
-      </w:r>
-    </w:p>
-    <w:p>
-      <w:r>
-        <w:t>________________________________________________________________</w:t>
-      </w:r>
-    </w:p>
-    <w:p>
-      <w:r>
-        <w:t>________________________________________________________________</w:t>
-      </w:r>
-    </w:p>
-    <w:p>
-      <w:r>
-        <w:t>________________________________________________________________</w:t>
-      </w:r>
-    </w:p>
-    <w:p>
-      <w:pPr>
-        <w:pStyle w:val="Heading1"/>
-      </w:pPr>
-      <w:r>
-        <w:t>11. Connect your project</w:t>
-      </w:r>
-    </w:p>
-    <w:p>
-      <w:r>
-        <w:t>Apply this week’s idea to Reproducible AI Research Study. Keep an annotated decision and the evidence supporting it.</w:t>
-      </w:r>
-    </w:p>
-    <w:p>
-      <w:pPr>
-        <w:spacing w:line="336" w:lineRule="auto" w:after="180"/>
-      </w:pPr>
-      <w:r>
-        <w:rPr>
-          <w:b w:val="0"/>
-        </w:rPr>
-        <w:t xml:space="preserve">For Reproducible AI Research Study, use this week’s independent task as a rehearsal for the final </w:t>
-      </w:r>
-      <w:r>
-        <w:rPr>
-          <w:b/>
-        </w:rPr>
-        <w:t>evidence</w:t>
-      </w:r>
-      <w:r>
-        <w:rPr>
-          <w:b w:val="0"/>
-        </w:rPr>
-        <w:t xml:space="preserve"> pack: Manuscript says12 evaluated cases, raw record has10 completed and2 missing with8 passes. Correct the summary.</w:t>
-      </w:r>
-    </w:p>
-    <w:p>
-      <w:pPr>
-        <w:spacing w:line="336" w:lineRule="auto" w:after="180"/>
-      </w:pPr>
-      <w:r>
-        <w:rPr>
-          <w:b w:val="0"/>
-        </w:rPr>
-        <w:t xml:space="preserve">Keep actual </w:t>
+        <w:t xml:space="preserve"> pack: Manuscript says 12 evaluated cases, raw record has 10 completed and 2 missing with 8 passes. Correct the summary. Keep actual </w:t>
       </w:r>
       <w:r>
         <w:rPr>
@@ -2407,10 +3497,10 @@
     </w:tbl>
     <w:p>
       <w:pPr>
-        <w:pStyle w:val="Heading3"/>
-      </w:pPr>
-      <w:r>
-        <w:t>Evidence for your project</w:t>
+        <w:pStyle w:val="Heading2"/>
+      </w:pPr>
+      <w:r>
+        <w:t>Evidence and limitations</w:t>
       </w:r>
     </w:p>
     <w:p>
@@ -2426,15 +3516,88 @@
     </w:p>
     <w:p>
       <w:pPr>
+        <w:pStyle w:val="Heading2"/>
+      </w:pPr>
+      <w:r>
+        <w:t>Earlier wording, alternatives and picture transcripts · reference / check after trying</w:t>
+      </w:r>
+    </w:p>
+    <w:p>
+      <w:pPr>
+        <w:pStyle w:val="Heading3"/>
+      </w:pPr>
+      <w:r>
+        <w:t>Evidence for your project</w:t>
+      </w:r>
+    </w:p>
+    <w:p>
+      <w:pPr>
         <w:pStyle w:val="Heading1"/>
       </w:pPr>
       <w:r>
-        <w:t>12. Show what you know</w:t>
-      </w:r>
-    </w:p>
-    <w:p>
-      <w:r>
-        <w:t>Use a genuinely new case for independent evidence. Previously discussed examples remain practice; use the separately named independent case before feedback.</w:t>
+        <w:t>16. Retrieve the mechanism and state the evidence boundary</w:t>
+      </w:r>
+    </w:p>
+    <w:p>
+      <w:r>
+        <w:t>Explain what follows and what would require new evidence.</w:t>
+      </w:r>
+    </w:p>
+    <w:p>
+      <w:pPr>
+        <w:pStyle w:val="Heading2"/>
+      </w:pPr>
+      <w:r>
+        <w:t>Retrieve and explain</w:t>
+      </w:r>
+    </w:p>
+    <w:p>
+      <w:pPr>
+        <w:pStyle w:val="ListBullet"/>
+      </w:pPr>
+      <w:r>
+        <w:t>Close your notes. Explain this goal in your own words: Explain the mechanism and terminology of final project manuscript</w:t>
+      </w:r>
+    </w:p>
+    <w:p>
+      <w:pPr>
+        <w:pStyle w:val="Heading3"/>
+      </w:pPr>
+      <w:r>
+        <w:t>My deciding step, evidence and one remaining question</w:t>
+      </w:r>
+    </w:p>
+    <w:p>
+      <w:r>
+        <w:t>________________________________________________________________</w:t>
+      </w:r>
+    </w:p>
+    <w:p>
+      <w:r>
+        <w:t>________________________________________________________________</w:t>
+      </w:r>
+    </w:p>
+    <w:p>
+      <w:r>
+        <w:t>________________________________________________________________</w:t>
+      </w:r>
+    </w:p>
+    <w:p>
+      <w:r>
+        <w:t>________________________________________________________________</w:t>
+      </w:r>
+    </w:p>
+    <w:p>
+      <w:r>
+        <w:t>________________________________________________________________</w:t>
+      </w:r>
+    </w:p>
+    <w:p>
+      <w:pPr>
+        <w:pStyle w:val="Heading2"/>
+      </w:pPr>
+      <w:r>
+        <w:t>Plan a changed-case return</w:t>
       </w:r>
     </w:p>
     <w:p>
@@ -2445,62 +3608,31 @@
         <w:rPr>
           <w:b w:val="0"/>
         </w:rPr>
-        <w:t>Complete the supported workbook tasks before attempting W4 independently. Record any hints or help used. After feedback, use the teacher's fresh retry rather than copying the earlier answer.</w:t>
-      </w:r>
-    </w:p>
-    <w:p>
-      <w:pPr>
-        <w:spacing w:line="336" w:lineRule="auto" w:after="180"/>
-      </w:pPr>
+        <w:t xml:space="preserve">If you are unsure, return to the worked picture and explain one arrow. If you are ready, change an </w:t>
+      </w:r>
+      <w:r>
+        <w:rPr>
+          <w:b/>
+        </w:rPr>
+        <w:t>input</w:t>
+      </w:r>
       <w:r>
         <w:rPr>
           <w:b w:val="0"/>
         </w:rPr>
-        <w:t>For a project, select a relevant new case, predict the outcome from the declared rule and preserve the result alongside any revision.</w:t>
-      </w:r>
-    </w:p>
-    <w:p>
-      <w:pPr>
-        <w:pStyle w:val="Heading3"/>
-      </w:pPr>
-      <w:r>
-        <w:t>Exit: propose one revealing change to the worked scenario. State the expected outcome and the evidence that would make you revise your explanation.</w:t>
-      </w:r>
-    </w:p>
-    <w:p>
-      <w:r>
-        <w:t>________________________________________________________________</w:t>
-      </w:r>
-    </w:p>
-    <w:p>
-      <w:r>
-        <w:t>________________________________________________________________</w:t>
-      </w:r>
-    </w:p>
-    <w:p>
-      <w:r>
-        <w:t>________________________________________________________________</w:t>
-      </w:r>
-    </w:p>
-    <w:p>
-      <w:r>
-        <w:t>________________________________________________________________</w:t>
-      </w:r>
-    </w:p>
-    <w:p>
-      <w:r>
-        <w:t>________________________________________________________________</w:t>
-      </w:r>
-    </w:p>
-    <w:p>
-      <w:pPr>
-        <w:spacing w:line="336" w:lineRule="auto" w:after="180"/>
-      </w:pPr>
+        <w:t xml:space="preserve"> or assumption and justify your </w:t>
+      </w:r>
+      <w:r>
+        <w:rPr>
+          <w:b/>
+        </w:rPr>
+        <w:t>prediction</w:t>
+      </w:r>
       <w:r>
         <w:rPr>
           <w:b w:val="0"/>
         </w:rPr>
-        <w:t>For the worked scenario, propose one additional case that could reveal a failure, describe its expected outcome before running it, and explain what would need to remain fixed for a fair comparison.</w:t>
+        <w:t>.</w:t>
       </w:r>
     </w:p>
     <w:p>
@@ -2511,14 +3643,336 @@
         <w:rPr>
           <w:b w:val="0"/>
         </w:rPr>
-        <w:t>Do not reuse W4 as a new final test after receiving feedback.</w:t>
-      </w:r>
-    </w:p>
+        <w:t xml:space="preserve">Save your workbook </w:t>
+      </w:r>
+      <w:r>
+        <w:rPr>
+          <w:b/>
+        </w:rPr>
+        <w:t>evidence</w:t>
+      </w:r>
+      <w:r>
+        <w:rPr>
+          <w:b w:val="0"/>
+        </w:rPr>
+        <w:t>. At the next review, try a different case before opening your old answer.</w:t>
+      </w:r>
+    </w:p>
+    <w:p>
+      <w:pPr>
+        <w:pStyle w:val="Heading1"/>
+      </w:pPr>
+      <w:r>
+        <w:t>Reference bank and extra practice</w:t>
+      </w:r>
+    </w:p>
+    <w:p>
+      <w:pPr>
+        <w:pStyle w:val="Heading1"/>
+      </w:pPr>
+      <w:r>
+        <w:t>05. Reference · Use research vocabulary precisely</w:t>
+      </w:r>
+    </w:p>
+    <w:p>
+      <w:r>
+        <w:t>Connect each term to the question, comparison, measurement or evidence.</w:t>
+      </w:r>
+    </w:p>
+    <w:p>
+      <w:pPr>
+        <w:pStyle w:val="Heading2"/>
+      </w:pPr>
+      <w:r>
+        <w:t>Vocabulary and your explanation</w:t>
+      </w:r>
+    </w:p>
+    <w:tbl>
+      <w:tblPr>
+        <w:tblStyle w:val="LightShading-Accent1"/>
+        <w:tblW w:type="auto" w:w="0"/>
+        <w:tblLook w:firstColumn="1" w:firstRow="1" w:lastColumn="0" w:lastRow="0" w:noHBand="0" w:noVBand="1" w:val="04A0"/>
+      </w:tblPr>
+      <w:tblGrid>
+        <w:gridCol w:w="5112"/>
+        <w:gridCol w:w="5112"/>
+      </w:tblGrid>
+      <w:tr>
+        <w:trPr>
+          <w:tblHeader/>
+        </w:trPr>
+        <w:tc>
+          <w:tcPr>
+            <w:tcW w:type="dxa" w:w="5112"/>
+          </w:tcPr>
+          <w:p>
+            <w:r>
+              <w:t>Word</w:t>
+            </w:r>
+          </w:p>
+        </w:tc>
+        <w:tc>
+          <w:tcPr>
+            <w:tcW w:type="dxa" w:w="5112"/>
+          </w:tcPr>
+          <w:p>
+            <w:r>
+              <w:t>Meaning</w:t>
+            </w:r>
+          </w:p>
+        </w:tc>
+      </w:tr>
+      <w:tr>
+        <w:tc>
+          <w:tcPr>
+            <w:tcW w:type="dxa" w:w="5112"/>
+          </w:tcPr>
+          <w:p>
+            <w:r>
+              <w:t>Manuscript audit</w:t>
+            </w:r>
+          </w:p>
+        </w:tc>
+        <w:tc>
+          <w:tcPr>
+            <w:tcW w:type="dxa" w:w="5112"/>
+          </w:tcPr>
+          <w:p>
+            <w:r>
+              <w:t>A consistency check across research records and prose</w:t>
+            </w:r>
+          </w:p>
+        </w:tc>
+      </w:tr>
+      <w:tr>
+        <w:tc>
+          <w:tcPr>
+            <w:tcW w:type="dxa" w:w="5112"/>
+          </w:tcPr>
+          <w:p>
+            <w:r>
+              <w:t>Run linkage</w:t>
+            </w:r>
+          </w:p>
+        </w:tc>
+        <w:tc>
+          <w:tcPr>
+            <w:tcW w:type="dxa" w:w="5112"/>
+          </w:tcPr>
+          <w:p>
+            <w:r>
+              <w:t>Connecting reported numbers to exact results</w:t>
+            </w:r>
+          </w:p>
+        </w:tc>
+      </w:tr>
+      <w:tr>
+        <w:tc>
+          <w:tcPr>
+            <w:tcW w:type="dxa" w:w="5112"/>
+          </w:tcPr>
+          <w:p>
+            <w:r>
+              <w:t>Evidence alignment</w:t>
+            </w:r>
+          </w:p>
+        </w:tc>
+        <w:tc>
+          <w:tcPr>
+            <w:tcW w:type="dxa" w:w="5112"/>
+          </w:tcPr>
+          <w:p>
+            <w:r>
+              <w:t>Agreement between claims and their supporting artifacts</w:t>
+            </w:r>
+          </w:p>
+        </w:tc>
+      </w:tr>
+    </w:tbl>
     <w:p>
       <w:pPr>
         <w:pStyle w:val="Heading3"/>
       </w:pPr>
       <w:r>
+        <w:t>Use two terms to explain a step in this week’s example.</w:t>
+      </w:r>
+    </w:p>
+    <w:p>
+      <w:r>
+        <w:t>________________________________________________________________</w:t>
+      </w:r>
+    </w:p>
+    <w:p>
+      <w:r>
+        <w:t>________________________________________________________________</w:t>
+      </w:r>
+    </w:p>
+    <w:p>
+      <w:r>
+        <w:t>________________________________________________________________</w:t>
+      </w:r>
+    </w:p>
+    <w:p>
+      <w:pPr>
+        <w:pStyle w:val="Heading1"/>
+      </w:pPr>
+      <w:r>
+        <w:t>10. Extra challenge · Explain a stronger case</w:t>
+      </w:r>
+    </w:p>
+    <w:p>
+      <w:r>
+        <w:t>Choose the next challenge after the main route.</w:t>
+      </w:r>
+    </w:p>
+    <w:p>
+      <w:pPr>
+        <w:pStyle w:val="Heading2"/>
+      </w:pPr>
+      <w:r>
+        <w:t>Explain,repair and extend</w:t>
+      </w:r>
+    </w:p>
+    <w:p>
+      <w:pPr>
+        <w:pStyle w:val="Heading3"/>
+      </w:pPr>
+      <w:r>
+        <w:t>Explain → apply → challenge</w:t>
+      </w:r>
+    </w:p>
+    <w:p>
+      <w:pPr>
+        <w:pStyle w:val="ListBullet"/>
+      </w:pPr>
+      <w:r>
+        <w:t>Explain the weekly mechanism in your own words. Use the worked scenario to name its input, decision rule and output.</w:t>
+      </w:r>
+    </w:p>
+    <w:p>
+      <w:pPr>
+        <w:pStyle w:val="ListBullet"/>
+      </w:pPr>
+      <w:r>
+        <w:t>A report omits this qualification: A manuscript is ready only when its claims and artifacts align; formatting alone cannot certify evidence. Explain how omitting it could change a reader's interpretation, and write an accurate replacement.</w:t>
+      </w:r>
+    </w:p>
+    <w:p>
+      <w:pPr>
+        <w:pStyle w:val="ListBullet"/>
+      </w:pPr>
+      <w:r>
+        <w:t>For the worked scenario, propose one additional case that could reveal a failure, describe its expected outcome before running it, and explain what would need to remain fixed for a fair comparison. Do not reuse W4 as a new final test after receiving feedback.</w:t>
+      </w:r>
+    </w:p>
+    <w:p>
+      <w:pPr>
+        <w:pStyle w:val="Heading3"/>
+      </w:pPr>
+      <w:r>
+        <w:t>Explain which evidence supports your conclusion and which claim remains unproved.</w:t>
+      </w:r>
+    </w:p>
+    <w:p>
+      <w:r>
+        <w:t>________________________________________________________________</w:t>
+      </w:r>
+    </w:p>
+    <w:p>
+      <w:r>
+        <w:t>________________________________________________________________</w:t>
+      </w:r>
+    </w:p>
+    <w:p>
+      <w:r>
+        <w:t>________________________________________________________________</w:t>
+      </w:r>
+    </w:p>
+    <w:p>
+      <w:r>
+        <w:t>________________________________________________________________</w:t>
+      </w:r>
+    </w:p>
+    <w:p>
+      <w:r>
+        <w:t>________________________________________________________________</w:t>
+      </w:r>
+    </w:p>
+    <w:p>
+      <w:pPr>
+        <w:pStyle w:val="Heading1"/>
+      </w:pPr>
+      <w:r>
+        <w:t>12. Reference · Check the research reasoning and its limits</w:t>
+      </w:r>
+    </w:p>
+    <w:p>
+      <w:r>
+        <w:t>Use after practice; reserve the selected independent case for its first attempt.</w:t>
+      </w:r>
+    </w:p>
+    <w:p>
+      <w:pPr>
+        <w:pStyle w:val="Heading2"/>
+      </w:pPr>
+      <w:r>
+        <w:t>Current explanation and response</w:t>
+      </w:r>
+    </w:p>
+    <w:p>
+      <w:pPr>
+        <w:pStyle w:val="ListBullet"/>
+      </w:pPr>
+      <w:r>
+        <w:t>Complete the supported workbook tasks before attempting W4 independently. Record any hints or help used. After feedback, use the teacher's fresh retry rather than copying the earlier answer. For a project, select a relevant new case, predict the outcome from the declared rule and preserve the result alongside any revision.</w:t>
+      </w:r>
+    </w:p>
+    <w:p>
+      <w:pPr>
+        <w:pStyle w:val="Heading3"/>
+      </w:pPr>
+      <w:r>
+        <w:t>Exit: propose one revealing change to the worked scenario. State the expected outcome and the evidence that would make you revise your explanation.</w:t>
+      </w:r>
+    </w:p>
+    <w:p>
+      <w:r>
+        <w:t>________________________________________________________________</w:t>
+      </w:r>
+    </w:p>
+    <w:p>
+      <w:r>
+        <w:t>________________________________________________________________</w:t>
+      </w:r>
+    </w:p>
+    <w:p>
+      <w:r>
+        <w:t>________________________________________________________________</w:t>
+      </w:r>
+    </w:p>
+    <w:p>
+      <w:r>
+        <w:t>________________________________________________________________</w:t>
+      </w:r>
+    </w:p>
+    <w:p>
+      <w:r>
+        <w:t>________________________________________________________________</w:t>
+      </w:r>
+    </w:p>
+    <w:p>
+      <w:pPr>
+        <w:pStyle w:val="ListBullet"/>
+      </w:pPr>
+      <w:r>
+        <w:t>For the worked scenario, propose one additional case that could reveal a failure, describe its expected outcome before running it, and explain what would need to remain fixed for a fair comparison. Do not reuse W4 as a new final test after receiving feedback.</w:t>
+      </w:r>
+    </w:p>
+    <w:p>
+      <w:pPr>
+        <w:pStyle w:val="Heading3"/>
+      </w:pPr>
+      <w:r>
         <w:t>My limited claim and a useful next check</w:t>
       </w:r>
     </w:p>
@@ -2547,12 +4001,20 @@
         <w:pStyle w:val="Heading1"/>
       </w:pPr>
       <w:r>
-        <w:t>13. Study a complete case</w:t>
-      </w:r>
-    </w:p>
-    <w:p>
-      <w:r>
-        <w:t>Revisit the complete Final project manuscript case for supported practice. Repeated examples do not become fresh assessments.</w:t>
+        <w:t>13. Extra practice · Revisit the complete trace</w:t>
+      </w:r>
+    </w:p>
+    <w:p>
+      <w:r>
+        <w:t>Predict before reading the supplied steps.</w:t>
+      </w:r>
+    </w:p>
+    <w:p>
+      <w:pPr>
+        <w:pStyle w:val="Heading2"/>
+      </w:pPr>
+      <w:r>
+        <w:t>Complete trace and evidence</w:t>
       </w:r>
     </w:p>
     <w:p>
@@ -2624,7 +4086,7 @@
           </w:tcPr>
           <w:p>
             <w:r>
-              <w:t>Abstract says100% success; results table shows18/20, and two failures are omitted from the figure.</w:t>
+              <w:t>Abstract says 100% success; results table shows 18/20, and two failures are omitted from the figure.</w:t>
             </w:r>
           </w:p>
         </w:tc>
@@ -2644,7 +4106,7 @@
           </w:tcPr>
           <w:p>
             <w:r>
-              <w:t>Correct to90% over20 with two failures; restore figure and align abstract/table/run. Do not hide failures to preserve the headline.</w:t>
+              <w:t>Correct to 90% over 20 with two failures; restore figure and align abstract/table/run. Do not hide failures to preserve the headline.</w:t>
             </w:r>
           </w:p>
         </w:tc>
@@ -2721,206 +4183,20 @@
         <w:pStyle w:val="Heading1"/>
       </w:pPr>
       <w:r>
-        <w:t>14. Try a new case independently</w:t>
-      </w:r>
-    </w:p>
-    <w:p>
-      <w:r>
-        <w:t>Attempt the reserved new case before feedback. Record support; the earlier examples below remain additional practice.</w:t>
-      </w:r>
-    </w:p>
-    <w:p>
-      <w:pPr>
-        <w:pStyle w:val="Heading3"/>
-      </w:pPr>
-      <w:r>
-        <w:t>Independent case: Apply a new case independently</w:t>
-      </w:r>
-    </w:p>
-    <w:p>
-      <w:pPr>
-        <w:spacing w:line="336" w:lineRule="auto" w:after="180"/>
-      </w:pPr>
-      <w:r>
-        <w:rPr>
-          <w:b w:val="0"/>
-        </w:rPr>
-        <w:t>Manuscript says12 evaluated cases, raw record has10 completed and2 missing with8 passes. Correct the summary.</w:t>
-      </w:r>
-    </w:p>
-    <w:p>
-      <w:pPr>
-        <w:pStyle w:val="Heading3"/>
-      </w:pPr>
-      <w:r>
-        <w:t>My independent explanation, trace and limits</w:t>
-      </w:r>
-    </w:p>
-    <w:p>
-      <w:r>
-        <w:t>________________________________________________________________</w:t>
-      </w:r>
-    </w:p>
-    <w:p>
-      <w:r>
-        <w:t>________________________________________________________________</w:t>
-      </w:r>
-    </w:p>
-    <w:p>
-      <w:r>
-        <w:t>________________________________________________________________</w:t>
-      </w:r>
-    </w:p>
-    <w:p>
-      <w:r>
-        <w:t>________________________________________________________________</w:t>
-      </w:r>
-    </w:p>
-    <w:p>
-      <w:r>
-        <w:t>________________________________________________________________</w:t>
-      </w:r>
-    </w:p>
-    <w:p>
-      <w:r>
-        <w:t>________________________________________________________________</w:t>
-      </w:r>
-    </w:p>
-    <w:p>
-      <w:r>
-        <w:t>________________________________________________________________</w:t>
-      </w:r>
-    </w:p>
-    <w:p>
-      <w:pPr>
-        <w:spacing w:line="336" w:lineRule="auto" w:after="180"/>
-      </w:pPr>
-      <w:r>
-        <w:rPr>
-          <w:b w:val="0"/>
-        </w:rPr>
-        <w:t>Attempt this case before feedback. Record any help. Earlier examples below are further practice; a case already practised with feedback cannot establish fresh transfer.</w:t>
-      </w:r>
-    </w:p>
-    <w:p>
-      <w:pPr>
-        <w:pStyle w:val="Heading3"/>
-      </w:pPr>
-      <w:r>
-        <w:t>Attempt this without hints</w:t>
-      </w:r>
-    </w:p>
-    <w:p>
-      <w:pPr>
-        <w:spacing w:line="336" w:lineRule="auto" w:after="180"/>
-      </w:pPr>
-      <w:r>
-        <w:rPr>
-          <w:b w:val="0"/>
-        </w:rPr>
-        <w:t>Manuscript says12 evaluated cases, raw record has10 completed and2 missing with8 passes. Correct the summary.</w:t>
-      </w:r>
-    </w:p>
-    <w:p>
-      <w:pPr>
-        <w:pStyle w:val="Heading3"/>
-      </w:pPr>
-      <w:r>
-        <w:t>My independent procedure, result and limitation</w:t>
-      </w:r>
-    </w:p>
-    <w:p>
-      <w:r>
-        <w:t>________________________________________________________________</w:t>
-      </w:r>
-    </w:p>
-    <w:p>
-      <w:r>
-        <w:t>________________________________________________________________</w:t>
-      </w:r>
-    </w:p>
-    <w:p>
-      <w:r>
-        <w:t>________________________________________________________________</w:t>
-      </w:r>
-    </w:p>
-    <w:p>
-      <w:r>
-        <w:t>________________________________________________________________</w:t>
-      </w:r>
-    </w:p>
-    <w:p>
-      <w:r>
-        <w:t>________________________________________________________________</w:t>
-      </w:r>
-    </w:p>
-    <w:p>
-      <w:r>
-        <w:t>________________________________________________________________</w:t>
-      </w:r>
-    </w:p>
-    <w:p>
-      <w:r>
-        <w:t>________________________________________________________________</w:t>
-      </w:r>
-    </w:p>
-    <w:p>
-      <w:r>
-        <w:t>________________________________________________________________</w:t>
-      </w:r>
-    </w:p>
-    <w:p>
-      <w:pPr>
-        <w:spacing w:line="336" w:lineRule="auto" w:after="180"/>
-      </w:pPr>
-      <w:r>
-        <w:rPr>
-          <w:b w:val="0"/>
-        </w:rPr>
-        <w:t>Record support used: none, hint or teacher explanation. After feedback, a different case is needed to demonstrate independence.</w:t>
-      </w:r>
-    </w:p>
-    <w:p>
-      <w:pPr>
-        <w:pStyle w:val="Heading3"/>
-      </w:pPr>
-      <w:r>
-        <w:t>Use feedback to improve</w:t>
-      </w:r>
-    </w:p>
-    <w:p>
-      <w:pPr>
-        <w:spacing w:line="336" w:lineRule="auto" w:after="180"/>
-      </w:pPr>
-      <w:r>
-        <w:rPr>
-          <w:b w:val="0"/>
-        </w:rPr>
-        <w:t>Attempt the independent case before hints. Record whether you worked alone, used a hint or followed a model. After feedback, fix the first unsupported step and explain why it changed.</w:t>
-      </w:r>
-    </w:p>
-    <w:p>
-      <w:pPr>
-        <w:spacing w:line="336" w:lineRule="auto" w:after="180"/>
-      </w:pPr>
-      <w:r>
-        <w:rPr>
-          <w:b w:val="0"/>
-        </w:rPr>
-        <w:t>A later check uses a changed case, not a copied answer.</w:t>
-      </w:r>
-    </w:p>
-    <w:p>
-      <w:pPr>
-        <w:pStyle w:val="Heading1"/>
-      </w:pPr>
-      <w:r>
-        <w:t>15. Your lesson route</w:t>
-      </w:r>
-    </w:p>
-    <w:p>
-      <w:r>
-        <w:t>Use this map to navigate Final project manuscript, connect the goals to tasks and keep one evidence record for each attempt.</w:t>
+        <w:t>15. Reference · The earlier route checklist</w:t>
+      </w:r>
+    </w:p>
+    <w:p>
+      <w:r>
+        <w:t>Use one main route rather than repeating the lesson.</w:t>
+      </w:r>
+    </w:p>
+    <w:p>
+      <w:pPr>
+        <w:pStyle w:val="Heading2"/>
+      </w:pPr>
+      <w:r>
+        <w:t>Targets,route and first prediction</w:t>
       </w:r>
     </w:p>
     <w:p>
@@ -3099,12 +4375,125 @@
         <w:pStyle w:val="Heading1"/>
       </w:pPr>
       <w:r>
-        <w:t>16. Finish and return</w:t>
-      </w:r>
-    </w:p>
-    <w:p>
-      <w:r>
-        <w:t>Explain Final project manuscript without notes, identify a remaining question and plan a later check with a changed case.</w:t>
+        <w:t>17. Extra practice · Predict,check and repair</w:t>
+      </w:r>
+    </w:p>
+    <w:p>
+      <w:r>
+        <w:t>Keep supported feedback separate from the independent case.</w:t>
+      </w:r>
+    </w:p>
+    <w:p>
+      <w:pPr>
+        <w:pStyle w:val="Heading2"/>
+      </w:pPr>
+      <w:r>
+        <w:t>First supported question and optional hint</w:t>
+      </w:r>
+    </w:p>
+    <w:p>
+      <w:pPr>
+        <w:pStyle w:val="ListBullet"/>
+      </w:pPr>
+      <w:r>
+        <w:t>Build a manuscript from claim to record. A capstone manuscript compares two frozen pattern classifiers on ten reserved cases.</w:t>
+      </w:r>
+    </w:p>
+    <w:p>
+      <w:pPr>
+        <w:pStyle w:val="Heading3"/>
+      </w:pPr>
+      <w:r>
+        <w:t>Practice 1: explain the deciding evidence</w:t>
+      </w:r>
+    </w:p>
+    <w:p>
+      <w:pPr>
+        <w:pStyle w:val="ListBullet"/>
+      </w:pPr>
+      <w:r>
+        <w:t>Which labelled step matches this detail? Do not claim outdoor robustness or ten independent plants.</w:t>
+      </w:r>
+    </w:p>
+    <w:p>
+      <w:pPr>
+        <w:pStyle w:val="ListBullet"/>
+      </w:pPr>
+      <w:r>
+        <w:t>1. Present results</w:t>
+      </w:r>
+    </w:p>
+    <w:p>
+      <w:pPr>
+        <w:pStyle w:val="ListBullet"/>
+      </w:pPr>
+      <w:r>
+        <w:t>2. Describe dependence</w:t>
+      </w:r>
+    </w:p>
+    <w:p>
+      <w:pPr>
+        <w:pStyle w:val="ListBullet"/>
+      </w:pPr>
+      <w:r>
+        <w:t>3. State bounded claim</w:t>
+      </w:r>
+    </w:p>
+    <w:p>
+      <w:pPr>
+        <w:pStyle w:val="ListBullet"/>
+      </w:pPr>
+      <w:r>
+        <w:t>4. Preserve limitations</w:t>
+      </w:r>
+    </w:p>
+    <w:p>
+      <w:pPr>
+        <w:pStyle w:val="Heading3"/>
+      </w:pPr>
+      <w:r>
+        <w:t>My selected conclusion, deciding fact and explanation</w:t>
+      </w:r>
+    </w:p>
+    <w:p>
+      <w:r>
+        <w:t>________________________________________________________________</w:t>
+      </w:r>
+    </w:p>
+    <w:p>
+      <w:r>
+        <w:t>________________________________________________________________</w:t>
+      </w:r>
+    </w:p>
+    <w:p>
+      <w:r>
+        <w:t>________________________________________________________________</w:t>
+      </w:r>
+    </w:p>
+    <w:p>
+      <w:r>
+        <w:t>________________________________________________________________</w:t>
+      </w:r>
+    </w:p>
+    <w:p>
+      <w:r>
+        <w:t>________________________________________________________________</w:t>
+      </w:r>
+    </w:p>
+    <w:p>
+      <w:pPr>
+        <w:pStyle w:val="ListBullet"/>
+      </w:pPr>
+      <w:r>
+        <w:t>Hint if needed: Read the steps in the pictorial case. Match the supplied detail to the stage that performs or records it.</w:t>
+      </w:r>
+    </w:p>
+    <w:p>
+      <w:pPr>
+        <w:pStyle w:val="Heading2"/>
+      </w:pPr>
+      <w:r>
+        <w:t>Check after the first attempt · reference / check after trying</w:t>
       </w:r>
     </w:p>
     <w:p>
@@ -3115,7 +4504,157 @@
         <w:rPr>
           <w:b w:val="0"/>
         </w:rPr>
-        <w:t xml:space="preserve">Close your notes. Explain this goal in your own words: Explain the </w:t>
+        <w:t xml:space="preserve">After your attempt, compare with the supported explanation: Preserve limitations Do not claim outdoor robustness or ten independent plants. A final manuscript aligns question, procedure, </w:t>
+      </w:r>
+      <w:r>
+        <w:rPr>
+          <w:b/>
+        </w:rPr>
+        <w:t>evidence</w:t>
+      </w:r>
+      <w:r>
+        <w:rPr>
+          <w:b w:val="0"/>
+        </w:rPr>
+        <w:t xml:space="preserve"> and scope.</w:t>
+      </w:r>
+    </w:p>
+    <w:p>
+      <w:pPr>
+        <w:spacing w:line="336" w:lineRule="auto" w:after="180"/>
+      </w:pPr>
+      <w:r>
+        <w:rPr>
+          <w:b w:val="0"/>
+        </w:rPr>
+        <w:t>Every figure and conclusion should point back to the records that support it.</w:t>
+      </w:r>
+    </w:p>
+    <w:p>
+      <w:pPr>
+        <w:pStyle w:val="Heading2"/>
+      </w:pPr>
+      <w:r>
+        <w:t>Changed-case question and optional hint</w:t>
+      </w:r>
+    </w:p>
+    <w:p>
+      <w:pPr>
+        <w:pStyle w:val="Heading3"/>
+      </w:pPr>
+      <w:r>
+        <w:t>Practice 2: explain the deciding evidence</w:t>
+      </w:r>
+    </w:p>
+    <w:p>
+      <w:pPr>
+        <w:pStyle w:val="ListBullet"/>
+      </w:pPr>
+      <w:r>
+        <w:t>Changed-case practice: The abstract calls the study a test on ten independent plants. Which conclusion is supported by the supplied facts?</w:t>
+      </w:r>
+    </w:p>
+    <w:p>
+      <w:pPr>
+        <w:pStyle w:val="ListBullet"/>
+      </w:pPr>
+      <w:r>
+        <w:t>1. We can decide the result without examining the changed input or the procedure.</w:t>
+      </w:r>
+    </w:p>
+    <w:p>
+      <w:pPr>
+        <w:pStyle w:val="ListBullet"/>
+      </w:pPr>
+      <w:r>
+        <w:t>2. Correct it to five plants with two views each.</w:t>
+      </w:r>
+    </w:p>
+    <w:p>
+      <w:pPr>
+        <w:pStyle w:val="ListBullet"/>
+      </w:pPr>
+      <w:r>
+        <w:t>3. This one example guarantees correct results for every future input.</w:t>
+      </w:r>
+    </w:p>
+    <w:p>
+      <w:pPr>
+        <w:pStyle w:val="Heading3"/>
+      </w:pPr>
+      <w:r>
+        <w:t>My selected conclusion, deciding fact and explanation</w:t>
+      </w:r>
+    </w:p>
+    <w:p>
+      <w:r>
+        <w:t>________________________________________________________________</w:t>
+      </w:r>
+    </w:p>
+    <w:p>
+      <w:r>
+        <w:t>________________________________________________________________</w:t>
+      </w:r>
+    </w:p>
+    <w:p>
+      <w:r>
+        <w:t>________________________________________________________________</w:t>
+      </w:r>
+    </w:p>
+    <w:p>
+      <w:r>
+        <w:t>________________________________________________________________</w:t>
+      </w:r>
+    </w:p>
+    <w:p>
+      <w:r>
+        <w:t>________________________________________________________________</w:t>
+      </w:r>
+    </w:p>
+    <w:p>
+      <w:pPr>
+        <w:pStyle w:val="ListBullet"/>
+      </w:pPr>
+      <w:r>
+        <w:t>Hint if needed: Use the changed condition and the deciding step in the pictorial trace. The answer must say what follows from those facts.</w:t>
+      </w:r>
+    </w:p>
+    <w:p>
+      <w:pPr>
+        <w:pStyle w:val="Heading2"/>
+      </w:pPr>
+      <w:r>
+        <w:t>Check after the changed attempt · reference / check after trying</w:t>
+      </w:r>
+    </w:p>
+    <w:p>
+      <w:pPr>
+        <w:spacing w:line="336" w:lineRule="auto" w:after="180"/>
+      </w:pPr>
+      <w:r>
+        <w:rPr>
+          <w:b w:val="0"/>
+        </w:rPr>
+        <w:t>After your attempt, compare with the supported explanation: Correct it to five plants with two views each. Five source plants have two views each; independence requires a justified sampling design.</w:t>
+      </w:r>
+    </w:p>
+    <w:p>
+      <w:pPr>
+        <w:pStyle w:val="Heading2"/>
+      </w:pPr>
+      <w:r>
+        <w:t>Repair and retain the record</w:t>
+      </w:r>
+    </w:p>
+    <w:p>
+      <w:pPr>
+        <w:spacing w:line="336" w:lineRule="auto" w:after="180"/>
+      </w:pPr>
+      <w:r>
+        <w:rPr>
+          <w:b w:val="0"/>
+        </w:rPr>
+        <w:t xml:space="preserve">Review Independent reproduction check (ai-7/33). Goal: Explain the </w:t>
       </w:r>
       <w:r>
         <w:rPr>
@@ -3127,40 +4666,7 @@
         <w:rPr>
           <w:b w:val="0"/>
         </w:rPr>
-        <w:t xml:space="preserve"> and terminology of final project manuscript</w:t>
-      </w:r>
-    </w:p>
-    <w:p>
-      <w:pPr>
-        <w:pStyle w:val="Heading3"/>
-      </w:pPr>
-      <w:r>
-        <w:t>My deciding step, evidence and one remaining question</w:t>
-      </w:r>
-    </w:p>
-    <w:p>
-      <w:r>
-        <w:t>________________________________________________________________</w:t>
-      </w:r>
-    </w:p>
-    <w:p>
-      <w:r>
-        <w:t>________________________________________________________________</w:t>
-      </w:r>
-    </w:p>
-    <w:p>
-      <w:r>
-        <w:t>________________________________________________________________</w:t>
-      </w:r>
-    </w:p>
-    <w:p>
-      <w:r>
-        <w:t>________________________________________________________________</w:t>
-      </w:r>
-    </w:p>
-    <w:p>
-      <w:r>
-        <w:t>________________________________________________________________</w:t>
+        <w:t xml:space="preserve"> and terminology of independent reproduction check. Short practice: Locate the Q3 scoring disagreement between 5/6 and 4/6.</w:t>
       </w:r>
     </w:p>
     <w:p>
@@ -3171,19 +4677,76 @@
         <w:rPr>
           <w:b w:val="0"/>
         </w:rPr>
-        <w:t xml:space="preserve">If you are unsure, return to the worked picture and explain one arrow. If you are ready, change an </w:t>
+        <w:t>What should the teams inspect before choosing a score, and what limitation follows if the saved Q3 file is missing?. Return to this week and explain what you changed.</w:t>
+      </w:r>
+    </w:p>
+    <w:p>
+      <w:pPr>
+        <w:spacing w:line="336" w:lineRule="auto" w:after="180"/>
+      </w:pPr>
+      <w:r>
+        <w:rPr>
+          <w:b w:val="0"/>
+        </w:rPr>
+        <w:t xml:space="preserve">Review Writing results and limitations (ai-7/31). Goal: Explain the </w:t>
       </w:r>
       <w:r>
         <w:rPr>
           <w:b/>
         </w:rPr>
-        <w:t>input</w:t>
+        <w:t>mechanism</w:t>
       </w:r>
       <w:r>
         <w:rPr>
           <w:b w:val="0"/>
         </w:rPr>
-        <w:t xml:space="preserve"> or assumption and justify your </w:t>
+        <w:t xml:space="preserve"> and terminology of writing results and limitations. Short practice: Compute the supported-answer rates for 9/12 and 10/12.</w:t>
+      </w:r>
+    </w:p>
+    <w:p>
+      <w:pPr>
+        <w:spacing w:line="336" w:lineRule="auto" w:after="180"/>
+      </w:pPr>
+      <w:r>
+        <w:rPr>
+          <w:b w:val="0"/>
+        </w:rPr>
+        <w:t xml:space="preserve">What actual outcome was measured, and why is a claim that every student becomes smarter outside this </w:t>
+      </w:r>
+      <w:r>
+        <w:rPr>
+          <w:b/>
+        </w:rPr>
+        <w:t>evidence</w:t>
+      </w:r>
+      <w:r>
+        <w:rPr>
+          <w:b w:val="0"/>
+        </w:rPr>
+        <w:t>?. Return to this week and explain what you changed.</w:t>
+      </w:r>
+    </w:p>
+    <w:p>
+      <w:pPr>
+        <w:spacing w:line="336" w:lineRule="auto" w:after="180"/>
+      </w:pPr>
+      <w:r>
+        <w:rPr>
+          <w:b w:val="0"/>
+        </w:rPr>
+        <w:t xml:space="preserve">Review Negative results and claim revision (ai-7/28). Goal: Explain the </w:t>
+      </w:r>
+      <w:r>
+        <w:rPr>
+          <w:b/>
+        </w:rPr>
+        <w:t>mechanism</w:t>
+      </w:r>
+      <w:r>
+        <w:rPr>
+          <w:b w:val="0"/>
+        </w:rPr>
+        <w:t xml:space="preserve"> and terminology of negative results and claim revision. Short practice: Does a 6/8 tie support the </w:t>
       </w:r>
       <w:r>
         <w:rPr>
@@ -3195,7 +4758,7 @@
         <w:rPr>
           <w:b w:val="0"/>
         </w:rPr>
-        <w:t>.</w:t>
+        <w:t xml:space="preserve"> that B scores higher?</w:t>
       </w:r>
     </w:p>
     <w:p>
@@ -3206,7 +4769,18 @@
         <w:rPr>
           <w:b w:val="0"/>
         </w:rPr>
-        <w:t xml:space="preserve">Save your workbook </w:t>
+        <w:t>Explain why one newly selected favourable demonstration does not replace the original result or prove equivalence.. Return to this week and explain what you changed.</w:t>
+      </w:r>
+    </w:p>
+    <w:p>
+      <w:pPr>
+        <w:spacing w:line="336" w:lineRule="auto" w:after="180"/>
+      </w:pPr>
+      <w:r>
+        <w:rPr>
+          <w:b w:val="0"/>
+        </w:rPr>
+        <w:t xml:space="preserve">Use Download completed work in the hosted lesson to export your answers, reflections, practice feedback and code-run </w:t>
       </w:r>
       <w:r>
         <w:rPr>
@@ -3218,20 +4792,26 @@
         <w:rPr>
           <w:b w:val="0"/>
         </w:rPr>
-        <w:t>. At the next review, try a different case before opening your old answer.</w:t>
-      </w:r>
-    </w:p>
-    <w:p>
-      <w:pPr>
-        <w:pStyle w:val="Heading1"/>
-      </w:pPr>
-      <w:r>
-        <w:t>17. Supported practice, repair and portfolio</w:t>
-      </w:r>
-    </w:p>
-    <w:p>
-      <w:r>
-        <w:t>Attempt supported questions before using hints or feedback. Review a missing building block, then keep the completed work.</w:t>
+        <w:t>. Open the HTML copy to read or print it.</w:t>
+      </w:r>
+    </w:p>
+    <w:p>
+      <w:pPr>
+        <w:spacing w:line="336" w:lineRule="auto" w:after="180"/>
+      </w:pPr>
+      <w:r>
+        <w:rPr>
+          <w:b w:val="0"/>
+        </w:rPr>
+        <w:t>Drafts stay in this browser when storage is available; clear drafts on a shared device.</w:t>
+      </w:r>
+    </w:p>
+    <w:p>
+      <w:pPr>
+        <w:pStyle w:val="Heading2"/>
+      </w:pPr>
+      <w:r>
+        <w:t>Earlier wording, alternatives and picture transcripts · reference / check after trying</w:t>
       </w:r>
     </w:p>
     <w:p>
@@ -3247,80 +4827,10 @@
     </w:p>
     <w:p>
       <w:pPr>
-        <w:spacing w:line="336" w:lineRule="auto" w:after="180"/>
-      </w:pPr>
-      <w:r>
-        <w:rPr>
-          <w:b w:val="0"/>
-        </w:rPr>
-        <w:t>Build a manuscript from claim to record. A capstone manuscript compares two frozen pattern classifiers on ten reserved cases.</w:t>
-      </w:r>
-    </w:p>
-    <w:p>
-      <w:pPr>
         <w:pStyle w:val="Heading3"/>
       </w:pPr>
       <w:r>
-        <w:t>Practice 1: explain the deciding evidence</w:t>
-      </w:r>
-    </w:p>
-    <w:p>
-      <w:pPr>
-        <w:spacing w:line="336" w:lineRule="auto" w:after="180"/>
-      </w:pPr>
-      <w:r>
-        <w:rPr>
-          <w:b w:val="0"/>
-        </w:rPr>
-        <w:t>Which labelled step matches this detail? Do not claim outdoor robustness or ten independent plants.</w:t>
-      </w:r>
-    </w:p>
-    <w:p>
-      <w:pPr>
-        <w:spacing w:line="336" w:lineRule="auto" w:after="180"/>
-        <w:shd w:fill="F4F9FC"/>
-      </w:pPr>
-      <w:r>
-        <w:rPr>
-          <w:b w:val="0"/>
-        </w:rPr>
-        <w:t>1. Present results</w:t>
-      </w:r>
-    </w:p>
-    <w:p>
-      <w:pPr>
-        <w:spacing w:line="336" w:lineRule="auto" w:after="180"/>
-        <w:shd w:fill="F4F9FC"/>
-      </w:pPr>
-      <w:r>
-        <w:rPr>
-          <w:b w:val="0"/>
-        </w:rPr>
-        <w:t>2. Describe dependence</w:t>
-      </w:r>
-    </w:p>
-    <w:p>
-      <w:pPr>
-        <w:spacing w:line="336" w:lineRule="auto" w:after="180"/>
-        <w:shd w:fill="F4F9FC"/>
-      </w:pPr>
-      <w:r>
-        <w:rPr>
-          <w:b w:val="0"/>
-        </w:rPr>
-        <w:t>3. State bounded claim</w:t>
-      </w:r>
-    </w:p>
-    <w:p>
-      <w:pPr>
-        <w:spacing w:line="336" w:lineRule="auto" w:after="180"/>
-        <w:shd w:fill="F4F9FC"/>
-      </w:pPr>
-      <w:r>
-        <w:rPr>
-          <w:b w:val="0"/>
-        </w:rPr>
-        <w:t>4. Preserve limitations</w:t>
+        <w:t>Repair a missing building block</w:t>
       </w:r>
     </w:p>
     <w:p>
@@ -3328,451 +4838,25 @@
         <w:pStyle w:val="Heading3"/>
       </w:pPr>
       <w:r>
-        <w:t>My selected conclusion, deciding fact and explanation</w:t>
-      </w:r>
-    </w:p>
-    <w:p>
-      <w:r>
-        <w:t>________________________________________________________________</w:t>
-      </w:r>
-    </w:p>
-    <w:p>
-      <w:r>
-        <w:t>________________________________________________________________</w:t>
-      </w:r>
-    </w:p>
-    <w:p>
-      <w:r>
-        <w:t>________________________________________________________________</w:t>
-      </w:r>
-    </w:p>
-    <w:p>
-      <w:r>
-        <w:t>________________________________________________________________</w:t>
-      </w:r>
-    </w:p>
-    <w:p>
-      <w:r>
-        <w:t>________________________________________________________________</w:t>
-      </w:r>
-    </w:p>
-    <w:p>
-      <w:pPr>
-        <w:pStyle w:val="Heading3"/>
-      </w:pPr>
-      <w:r>
-        <w:t>Hint · try first</w:t>
-      </w:r>
-    </w:p>
-    <w:p>
-      <w:pPr>
-        <w:spacing w:line="336" w:lineRule="auto" w:after="180"/>
-        <w:shd w:fill="F1F6F8"/>
-      </w:pPr>
-      <w:r>
-        <w:rPr>
-          <w:b w:val="0"/>
-        </w:rPr>
-        <w:t>Hint if needed: Read the steps in the pictorial case. Match the supplied detail to the stage that performs or records it.</w:t>
-      </w:r>
-    </w:p>
-    <w:p>
-      <w:pPr>
-        <w:pStyle w:val="Heading3"/>
-      </w:pPr>
-      <w:r>
-        <w:t>Feedback · compare after trying</w:t>
-      </w:r>
-    </w:p>
-    <w:p>
-      <w:pPr>
-        <w:spacing w:line="336" w:lineRule="auto" w:after="180"/>
-        <w:shd w:fill="F1F6FC"/>
-      </w:pPr>
-      <w:r>
-        <w:rPr>
-          <w:b w:val="0"/>
-        </w:rPr>
-        <w:t xml:space="preserve">After your attempt, compare with the supported explanation: Preserve limitations Do not claim outdoor robustness or ten independent plants. A final manuscript aligns question, procedure, </w:t>
-      </w:r>
-      <w:r>
-        <w:rPr>
-          <w:b/>
-        </w:rPr>
-        <w:t>evidence</w:t>
-      </w:r>
-      <w:r>
-        <w:rPr>
-          <w:b w:val="0"/>
-        </w:rPr>
-        <w:t xml:space="preserve"> and scope.</w:t>
-      </w:r>
-    </w:p>
-    <w:p>
-      <w:pPr>
-        <w:spacing w:line="336" w:lineRule="auto" w:after="180"/>
-        <w:shd w:fill="F1F6FC"/>
-      </w:pPr>
-      <w:r>
-        <w:rPr>
-          <w:b w:val="0"/>
-        </w:rPr>
-        <w:t>Every figure and conclusion should point back to the records that support it.</w:t>
-      </w:r>
-    </w:p>
-    <w:p>
-      <w:pPr>
-        <w:pStyle w:val="Heading3"/>
-      </w:pPr>
-      <w:r>
-        <w:t>Practice 2: explain the deciding evidence</w:t>
-      </w:r>
-    </w:p>
-    <w:p>
-      <w:pPr>
-        <w:pStyle w:val="Heading3"/>
-      </w:pPr>
-      <w:r>
-        <w:t>Changed case · predict first</w:t>
-      </w:r>
-    </w:p>
-    <w:p>
-      <w:pPr>
-        <w:spacing w:line="336" w:lineRule="auto" w:after="180"/>
-        <w:shd w:fill="F5F1FB"/>
-      </w:pPr>
-      <w:r>
-        <w:rPr>
-          <w:b w:val="0"/>
-        </w:rPr>
-        <w:t>Changed-case practice: The abstract calls the study a test on ten independent plants. Which conclusion is supported by the supplied facts?</w:t>
-      </w:r>
-    </w:p>
-    <w:p>
-      <w:pPr>
-        <w:spacing w:line="336" w:lineRule="auto" w:after="180"/>
-        <w:shd w:fill="F4F9FC"/>
-      </w:pPr>
-      <w:r>
-        <w:rPr>
-          <w:b w:val="0"/>
-        </w:rPr>
-        <w:t xml:space="preserve">1. We can decide the result without examining the changed </w:t>
-      </w:r>
-      <w:r>
-        <w:rPr>
-          <w:b/>
-        </w:rPr>
-        <w:t>input</w:t>
-      </w:r>
-      <w:r>
-        <w:rPr>
-          <w:b w:val="0"/>
-        </w:rPr>
-        <w:t xml:space="preserve"> or the procedure.</w:t>
-      </w:r>
-    </w:p>
-    <w:p>
-      <w:pPr>
-        <w:spacing w:line="336" w:lineRule="auto" w:after="180"/>
-        <w:shd w:fill="F4F9FC"/>
-      </w:pPr>
-      <w:r>
-        <w:rPr>
-          <w:b w:val="0"/>
-        </w:rPr>
-        <w:t>2. Correct it to five plants with two views each.</w:t>
-      </w:r>
-    </w:p>
-    <w:p>
-      <w:pPr>
-        <w:spacing w:line="336" w:lineRule="auto" w:after="180"/>
-        <w:shd w:fill="F4F9FC"/>
-      </w:pPr>
-      <w:r>
-        <w:rPr>
-          <w:b w:val="0"/>
-        </w:rPr>
-        <w:t xml:space="preserve">3. This one example guarantees correct results for every future </w:t>
-      </w:r>
-      <w:r>
-        <w:rPr>
-          <w:b/>
-        </w:rPr>
-        <w:t>input</w:t>
-      </w:r>
-      <w:r>
-        <w:rPr>
-          <w:b w:val="0"/>
-        </w:rPr>
-        <w:t>.</w:t>
-      </w:r>
-    </w:p>
-    <w:p>
-      <w:pPr>
-        <w:pStyle w:val="Heading3"/>
-      </w:pPr>
-      <w:r>
-        <w:t>My selected conclusion, deciding fact and explanation</w:t>
-      </w:r>
-    </w:p>
-    <w:p>
-      <w:r>
-        <w:t>________________________________________________________________</w:t>
-      </w:r>
-    </w:p>
-    <w:p>
-      <w:r>
-        <w:t>________________________________________________________________</w:t>
-      </w:r>
-    </w:p>
-    <w:p>
-      <w:r>
-        <w:t>________________________________________________________________</w:t>
-      </w:r>
-    </w:p>
-    <w:p>
-      <w:r>
-        <w:t>________________________________________________________________</w:t>
-      </w:r>
-    </w:p>
-    <w:p>
-      <w:r>
-        <w:t>________________________________________________________________</w:t>
-      </w:r>
-    </w:p>
-    <w:p>
-      <w:pPr>
-        <w:pStyle w:val="Heading3"/>
-      </w:pPr>
-      <w:r>
-        <w:t>Hint · try first</w:t>
-      </w:r>
-    </w:p>
-    <w:p>
-      <w:pPr>
-        <w:spacing w:line="336" w:lineRule="auto" w:after="180"/>
-        <w:shd w:fill="F1F6F8"/>
-      </w:pPr>
-      <w:r>
-        <w:rPr>
-          <w:b w:val="0"/>
-        </w:rPr>
-        <w:t>Hint if needed: Use the changed condition and the deciding step in the pictorial trace. The answer must say what follows from those facts.</w:t>
-      </w:r>
-    </w:p>
-    <w:p>
-      <w:pPr>
-        <w:pStyle w:val="Heading3"/>
-      </w:pPr>
-      <w:r>
-        <w:t>Feedback · compare after trying</w:t>
-      </w:r>
-    </w:p>
-    <w:p>
-      <w:pPr>
-        <w:spacing w:line="336" w:lineRule="auto" w:after="180"/>
-        <w:shd w:fill="F1F6FC"/>
-      </w:pPr>
-      <w:r>
-        <w:rPr>
-          <w:b w:val="0"/>
-        </w:rPr>
-        <w:t>After your attempt, compare with the supported explanation: Correct it to five plants with two views each. The source-object count, not the photo count, defines the independent plants.</w:t>
-      </w:r>
-    </w:p>
-    <w:p>
-      <w:pPr>
-        <w:pStyle w:val="Heading3"/>
-      </w:pPr>
-      <w:r>
-        <w:t>Repair a missing building block</w:t>
-      </w:r>
-    </w:p>
-    <w:p>
-      <w:pPr>
-        <w:spacing w:line="336" w:lineRule="auto" w:after="180"/>
-      </w:pPr>
-      <w:r>
-        <w:rPr>
-          <w:b w:val="0"/>
-        </w:rPr>
-        <w:t xml:space="preserve">Review Independent reproduction check (ai-7/33). Goal: Explain the </w:t>
-      </w:r>
-      <w:r>
-        <w:rPr>
-          <w:b/>
-        </w:rPr>
-        <w:t>mechanism</w:t>
-      </w:r>
-      <w:r>
-        <w:rPr>
-          <w:b w:val="0"/>
-        </w:rPr>
-        <w:t xml:space="preserve"> and terminology of independent reproduction check. Short practice: Locate the Q3 scoring disagreement between 5/6 and 4/6.</w:t>
-      </w:r>
-    </w:p>
-    <w:p>
-      <w:pPr>
-        <w:spacing w:line="336" w:lineRule="auto" w:after="180"/>
-      </w:pPr>
-      <w:r>
-        <w:rPr>
-          <w:b w:val="0"/>
-        </w:rPr>
-        <w:t>What should the teams inspect before choosing a score, and what limitation follows if the saved Q3 file is missing?. Return to this week and explain what you changed.</w:t>
-      </w:r>
-    </w:p>
-    <w:p>
-      <w:pPr>
-        <w:spacing w:line="336" w:lineRule="auto" w:after="180"/>
-      </w:pPr>
-      <w:r>
-        <w:rPr>
-          <w:b w:val="0"/>
-        </w:rPr>
-        <w:t xml:space="preserve">Review Writing results and limitations (ai-7/31). Goal: Explain the </w:t>
-      </w:r>
-      <w:r>
-        <w:rPr>
-          <w:b/>
-        </w:rPr>
-        <w:t>mechanism</w:t>
-      </w:r>
-      <w:r>
-        <w:rPr>
-          <w:b w:val="0"/>
-        </w:rPr>
-        <w:t xml:space="preserve"> and terminology of writing results and limitations. Short practice: Compute the supported-answer rates for 9/12 and 10/12.</w:t>
-      </w:r>
-    </w:p>
-    <w:p>
-      <w:pPr>
-        <w:spacing w:line="336" w:lineRule="auto" w:after="180"/>
-      </w:pPr>
-      <w:r>
-        <w:rPr>
-          <w:b w:val="0"/>
-        </w:rPr>
-        <w:t xml:space="preserve">What actual outcome was measured, and why is a claim that every student becomes smarter outside this </w:t>
-      </w:r>
-      <w:r>
-        <w:rPr>
-          <w:b/>
-        </w:rPr>
-        <w:t>evidence</w:t>
-      </w:r>
-      <w:r>
-        <w:rPr>
-          <w:b w:val="0"/>
-        </w:rPr>
-        <w:t>?. Return to this week and explain what you changed.</w:t>
-      </w:r>
-    </w:p>
-    <w:p>
-      <w:pPr>
-        <w:spacing w:line="336" w:lineRule="auto" w:after="180"/>
-      </w:pPr>
-      <w:r>
-        <w:rPr>
-          <w:b w:val="0"/>
-        </w:rPr>
-        <w:t xml:space="preserve">Review Negative results and claim revision (ai-7/28). Goal: Explain the </w:t>
-      </w:r>
-      <w:r>
-        <w:rPr>
-          <w:b/>
-        </w:rPr>
-        <w:t>mechanism</w:t>
-      </w:r>
-      <w:r>
-        <w:rPr>
-          <w:b w:val="0"/>
-        </w:rPr>
-        <w:t xml:space="preserve"> and terminology of negative results and claim revision. Short practice: Does a 6/8 tie support the </w:t>
-      </w:r>
-      <w:r>
-        <w:rPr>
-          <w:b/>
-        </w:rPr>
-        <w:t>prediction</w:t>
-      </w:r>
-      <w:r>
-        <w:rPr>
-          <w:b w:val="0"/>
-        </w:rPr>
-        <w:t xml:space="preserve"> that B scores higher?</w:t>
-      </w:r>
-    </w:p>
-    <w:p>
-      <w:pPr>
-        <w:spacing w:line="336" w:lineRule="auto" w:after="180"/>
-      </w:pPr>
-      <w:r>
-        <w:rPr>
-          <w:b w:val="0"/>
-        </w:rPr>
-        <w:t>Explain why one newly selected favourable demonstration does not replace the original result or prove equivalence.. Return to this week and explain what you changed.</w:t>
-      </w:r>
-    </w:p>
-    <w:p>
-      <w:pPr>
-        <w:pStyle w:val="Heading3"/>
-      </w:pPr>
-      <w:r>
         <w:t>Keep your completed work</w:t>
       </w:r>
     </w:p>
     <w:p>
       <w:pPr>
-        <w:spacing w:line="336" w:lineRule="auto" w:after="180"/>
-      </w:pPr>
-      <w:r>
-        <w:rPr>
-          <w:b w:val="0"/>
-        </w:rPr>
-        <w:t xml:space="preserve">Use Download completed work in the hosted lesson to export your answers, reflections, practice feedback and code-run </w:t>
-      </w:r>
-      <w:r>
-        <w:rPr>
-          <w:b/>
-        </w:rPr>
-        <w:t>evidence</w:t>
-      </w:r>
-      <w:r>
-        <w:rPr>
-          <w:b w:val="0"/>
-        </w:rPr>
-        <w:t>. Open the HTML copy to read or print it.</w:t>
-      </w:r>
-    </w:p>
-    <w:p>
-      <w:pPr>
-        <w:spacing w:line="336" w:lineRule="auto" w:after="180"/>
-      </w:pPr>
-      <w:r>
-        <w:rPr>
-          <w:b w:val="0"/>
-        </w:rPr>
-        <w:t>Drafts stay in this browser when storage is available; clear drafts on a shared device.</w:t>
-      </w:r>
-    </w:p>
-    <w:p>
-      <w:pPr>
         <w:pStyle w:val="Heading1"/>
       </w:pPr>
       <w:r>
-        <w:t>18. Visual concept journey</w:t>
-      </w:r>
-    </w:p>
-    <w:p>
-      <w:r>
-        <w:t>Explain each Final project manuscript graphic using its labels, deciding evidence and relevant limitation.</w:t>
-      </w:r>
-    </w:p>
-    <w:p>
-      <w:pPr>
-        <w:pStyle w:val="Heading3"/>
+        <w:t>18. Reference · Six-picture concept journey</w:t>
+      </w:r>
+    </w:p>
+    <w:p>
+      <w:r>
+        <w:t>Choose the picture that supports the current explanation.</w:t>
+      </w:r>
+    </w:p>
+    <w:p>
+      <w:pPr>
+        <w:pStyle w:val="Heading2"/>
       </w:pPr>
       <w:r>
         <w:t>01. Final project manuscript: the case</w:t>
@@ -3783,7 +4867,7 @@
         <w:drawing>
           <wp:inline xmlns:a="http://schemas.openxmlformats.org/drawingml/2006/main" xmlns:pic="http://schemas.openxmlformats.org/drawingml/2006/picture">
             <wp:extent cx="5486400" cy="2834640"/>
-            <wp:docPr id="3" name="Picture 3" descr="Build a manuscript from claim to record. A capstone manuscript compares two frozen pattern classifiers on ten reserved cases. Supplied facts: A is correct on 7/10; B on 8/10. All cases are indoor, from five plants with two views each."/>
+            <wp:docPr id="6" name="Picture 6" descr="Build a manuscript from claim to record. A capstone manuscript compares two frozen pattern classifiers on ten reserved cases. Supplied facts: A is correct on 7/10; B on 8/10. All cases are indoor, from five plants with two views each."/>
             <wp:cNvGraphicFramePr>
               <a:graphicFrameLocks noChangeAspect="1"/>
             </wp:cNvGraphicFramePr>
@@ -3795,7 +4879,7 @@
                     <pic:cNvPicPr/>
                   </pic:nvPicPr>
                   <pic:blipFill>
-                    <a:blip r:embed="rId11"/>
+                    <a:blip r:embed="rId14"/>
                     <a:stretch>
                       <a:fillRect/>
                     </a:stretch>
@@ -3839,7 +4923,6 @@
     <w:p>
       <w:pPr>
         <w:spacing w:line="336" w:lineRule="auto" w:after="180"/>
-        <w:shd w:fill="F5F1FB"/>
       </w:pPr>
       <w:r>
         <w:rPr>
@@ -3850,7 +4933,7 @@
     </w:p>
     <w:p>
       <w:pPr>
-        <w:pStyle w:val="Heading3"/>
+        <w:pStyle w:val="Heading2"/>
       </w:pPr>
       <w:r>
         <w:t>02. Follow the deciding steps</w:t>
@@ -3861,7 +4944,7 @@
         <w:drawing>
           <wp:inline xmlns:a="http://schemas.openxmlformats.org/drawingml/2006/main" xmlns:pic="http://schemas.openxmlformats.org/drawingml/2006/picture">
             <wp:extent cx="5486400" cy="4005072"/>
-            <wp:docPr id="4" name="Picture 4" descr="State bounded claim: B adds one correct photo on this indoor set. → Describe dependence: Ten photos come from five plants; report the grouping. → Present results: Show 70% and 80% with counts and case-level outcomes. → Preserve limitations: Do not claim outdoor robustness or ten independent plants."/>
+            <wp:docPr id="7" name="Picture 7" descr="State bounded claim: B adds one correct photo on this indoor set. → Describe dependence: Ten photos come from five plants; report the grouping. → Present results: Show 70% and 80% with counts and case-level outcomes. → Preserve limitations: Do not claim outdoor robustness or ten independent plants."/>
             <wp:cNvGraphicFramePr>
               <a:graphicFrameLocks noChangeAspect="1"/>
             </wp:cNvGraphicFramePr>
@@ -3873,7 +4956,7 @@
                     <pic:cNvPicPr/>
                   </pic:nvPicPr>
                   <pic:blipFill>
-                    <a:blip r:embed="rId12"/>
+                    <a:blip r:embed="rId10"/>
                     <a:stretch>
                       <a:fillRect/>
                     </a:stretch>
@@ -3930,7 +5013,6 @@
     <w:p>
       <w:pPr>
         <w:spacing w:line="336" w:lineRule="auto" w:after="180"/>
-        <w:shd w:fill="F5F1FB"/>
       </w:pPr>
       <w:r>
         <w:rPr>
@@ -3953,7 +5035,7 @@
     </w:p>
     <w:p>
       <w:pPr>
-        <w:pStyle w:val="Heading3"/>
+        <w:pStyle w:val="Heading2"/>
       </w:pPr>
       <w:r>
         <w:t>03. Indoor capstone photo outcomes</w:t>
@@ -3964,7 +5046,7 @@
         <w:drawing>
           <wp:inline xmlns:a="http://schemas.openxmlformats.org/drawingml/2006/main" xmlns:pic="http://schemas.openxmlformats.org/drawingml/2006/picture">
             <wp:extent cx="5486400" cy="2834640"/>
-            <wp:docPr id="5" name="Picture 5" descr="Indoor capstone photo outcomes. Units: correct photos out of 10; five plants. A: 7. B: 8."/>
+            <wp:docPr id="8" name="Picture 8" descr="Indoor capstone photo outcomes. Units: correct photos out of 10; five plants. A: 7. B: 8."/>
             <wp:cNvGraphicFramePr>
               <a:graphicFrameLocks noChangeAspect="1"/>
             </wp:cNvGraphicFramePr>
@@ -3973,151 +5055,6 @@
                 <pic:pic>
                   <pic:nvPicPr>
                     <pic:cNvPr id="0" name="academy-story-ai-7-34-03.png"/>
-                    <pic:cNvPicPr/>
-                  </pic:nvPicPr>
-                  <pic:blipFill>
-                    <a:blip r:embed="rId13"/>
-                    <a:stretch>
-                      <a:fillRect/>
-                    </a:stretch>
-                  </pic:blipFill>
-                  <pic:spPr>
-                    <a:xfrm>
-                      <a:off x="0" y="0"/>
-                      <a:ext cx="5486400" cy="2834640"/>
-                    </a:xfrm>
-                    <a:prstGeom prst="rect"/>
-                  </pic:spPr>
-                </pic:pic>
-              </a:graphicData>
-            </a:graphic>
-          </wp:inline>
-        </w:drawing>
-      </w:r>
-    </w:p>
-    <w:p>
-      <w:pPr>
-        <w:spacing w:line="336" w:lineRule="auto" w:after="180"/>
-      </w:pPr>
-      <w:r>
-        <w:rPr>
-          <w:b w:val="0"/>
-        </w:rPr>
-        <w:t>Indoor capstone photo outcomes. Units: correct photos out of 10; five plants. A: 7. B: 8.</w:t>
-      </w:r>
-    </w:p>
-    <w:p>
-      <w:pPr>
-        <w:spacing w:line="336" w:lineRule="auto" w:after="180"/>
-        <w:shd w:fill="F5F1FB"/>
-      </w:pPr>
-      <w:r>
-        <w:rPr>
-          <w:b w:val="0"/>
-        </w:rPr>
-        <w:t>Read the labels and values. Explain the relationship the model shows.</w:t>
-      </w:r>
-    </w:p>
-    <w:p>
-      <w:pPr>
-        <w:pStyle w:val="Heading3"/>
-      </w:pPr>
-      <w:r>
-        <w:t>04. Change one thing. Trace what follows.</w:t>
-      </w:r>
-    </w:p>
-    <w:p>
-      <w:r>
-        <w:drawing>
-          <wp:inline xmlns:a="http://schemas.openxmlformats.org/drawingml/2006/main" xmlns:pic="http://schemas.openxmlformats.org/drawingml/2006/picture">
-            <wp:extent cx="5486400" cy="3026664"/>
-            <wp:docPr id="6" name="Picture 6" descr="Original case: Do not claim outdoor robustness or ten independent plants. Changed condition: The abstract calls the study a test on ten independent plants. Expected result: Correct it to five plants with two views each. Reason: The source-object count, not the photo count, defines the independent plants."/>
-            <wp:cNvGraphicFramePr>
-              <a:graphicFrameLocks noChangeAspect="1"/>
-            </wp:cNvGraphicFramePr>
-            <a:graphic>
-              <a:graphicData uri="http://schemas.openxmlformats.org/drawingml/2006/picture">
-                <pic:pic>
-                  <pic:nvPicPr>
-                    <pic:cNvPr id="0" name="academy-story-ai-7-34-04.png"/>
-                    <pic:cNvPicPr/>
-                  </pic:nvPicPr>
-                  <pic:blipFill>
-                    <a:blip r:embed="rId14"/>
-                    <a:stretch>
-                      <a:fillRect/>
-                    </a:stretch>
-                  </pic:blipFill>
-                  <pic:spPr>
-                    <a:xfrm>
-                      <a:off x="0" y="0"/>
-                      <a:ext cx="5486400" cy="3026664"/>
-                    </a:xfrm>
-                    <a:prstGeom prst="rect"/>
-                  </pic:spPr>
-                </pic:pic>
-              </a:graphicData>
-            </a:graphic>
-          </wp:inline>
-        </w:drawing>
-      </w:r>
-    </w:p>
-    <w:p>
-      <w:pPr>
-        <w:spacing w:line="336" w:lineRule="auto" w:after="180"/>
-      </w:pPr>
-      <w:r>
-        <w:rPr>
-          <w:b w:val="0"/>
-        </w:rPr>
-        <w:t>Original case: Do not claim outdoor robustness or ten independent plants. Changed condition: The abstract calls the study a test on ten independent plants. Expected result: Correct it to five plants with two views each.</w:t>
-      </w:r>
-    </w:p>
-    <w:p>
-      <w:pPr>
-        <w:spacing w:line="336" w:lineRule="auto" w:after="180"/>
-      </w:pPr>
-      <w:r>
-        <w:rPr>
-          <w:b w:val="0"/>
-        </w:rPr>
-        <w:t>Reason: The source-object count, not the photo count, defines the independent plants.</w:t>
-      </w:r>
-    </w:p>
-    <w:p>
-      <w:pPr>
-        <w:spacing w:line="336" w:lineRule="auto" w:after="180"/>
-        <w:shd w:fill="F5F1FB"/>
-      </w:pPr>
-      <w:r>
-        <w:rPr>
-          <w:b w:val="0"/>
-        </w:rPr>
-        <w:t>Predict before checking the worked changed-case result. Name what changed and what the supplied facts allow you to conclude.</w:t>
-      </w:r>
-    </w:p>
-    <w:p>
-      <w:pPr>
-        <w:pStyle w:val="Heading3"/>
-      </w:pPr>
-      <w:r>
-        <w:t>05. Connect the explanation to its limit</w:t>
-      </w:r>
-    </w:p>
-    <w:p>
-      <w:r>
-        <w:drawing>
-          <wp:inline xmlns:a="http://schemas.openxmlformats.org/drawingml/2006/main" xmlns:pic="http://schemas.openxmlformats.org/drawingml/2006/picture">
-            <wp:extent cx="5486400" cy="2834640"/>
-            <wp:docPr id="7" name="Picture 7" descr="A final manuscript aligns question, procedure, evidence and scope. Every figure and conclusion should point back to the records that support it. Limit: No population superiority or significance claim is supplied; dependence and sample coverage need explicit treatment."/>
-            <wp:cNvGraphicFramePr>
-              <a:graphicFrameLocks noChangeAspect="1"/>
-            </wp:cNvGraphicFramePr>
-            <a:graphic>
-              <a:graphicData uri="http://schemas.openxmlformats.org/drawingml/2006/picture">
-                <pic:pic>
-                  <pic:nvPicPr>
-                    <pic:cNvPr id="0" name="academy-story-ai-7-34-05.png"/>
                     <pic:cNvPicPr/>
                   </pic:nvPicPr>
                   <pic:blipFill>
@@ -4148,6 +5085,138 @@
         <w:rPr>
           <w:b w:val="0"/>
         </w:rPr>
+        <w:t>Indoor capstone photo outcomes. Units: correct photos out of 10; five plants. A: 7. B: 8.</w:t>
+      </w:r>
+    </w:p>
+    <w:p>
+      <w:pPr>
+        <w:spacing w:line="336" w:lineRule="auto" w:after="180"/>
+      </w:pPr>
+      <w:r>
+        <w:rPr>
+          <w:b w:val="0"/>
+        </w:rPr>
+        <w:t>Read the labels and values. Explain the relationship the model shows.</w:t>
+      </w:r>
+    </w:p>
+    <w:p>
+      <w:pPr>
+        <w:pStyle w:val="Heading2"/>
+      </w:pPr>
+      <w:r>
+        <w:t>04. Change one thing. Trace what follows.</w:t>
+      </w:r>
+    </w:p>
+    <w:p>
+      <w:r>
+        <w:drawing>
+          <wp:inline xmlns:a="http://schemas.openxmlformats.org/drawingml/2006/main" xmlns:pic="http://schemas.openxmlformats.org/drawingml/2006/picture">
+            <wp:extent cx="5486400" cy="3026664"/>
+            <wp:docPr id="9" name="Picture 9" descr="Original case: Do not claim outdoor robustness or ten independent plants. Changed condition: The abstract calls the study a test on ten independent plants. Expected result: Correct it to five plants with two views each. Reason: Five source plants have two views each; independence requires a justified sampling design."/>
+            <wp:cNvGraphicFramePr>
+              <a:graphicFrameLocks noChangeAspect="1"/>
+            </wp:cNvGraphicFramePr>
+            <a:graphic>
+              <a:graphicData uri="http://schemas.openxmlformats.org/drawingml/2006/picture">
+                <pic:pic>
+                  <pic:nvPicPr>
+                    <pic:cNvPr id="0" name="academy-story-ai-7-34-04.png"/>
+                    <pic:cNvPicPr/>
+                  </pic:nvPicPr>
+                  <pic:blipFill>
+                    <a:blip r:embed="rId11"/>
+                    <a:stretch>
+                      <a:fillRect/>
+                    </a:stretch>
+                  </pic:blipFill>
+                  <pic:spPr>
+                    <a:xfrm>
+                      <a:off x="0" y="0"/>
+                      <a:ext cx="5486400" cy="3026664"/>
+                    </a:xfrm>
+                    <a:prstGeom prst="rect"/>
+                  </pic:spPr>
+                </pic:pic>
+              </a:graphicData>
+            </a:graphic>
+          </wp:inline>
+        </w:drawing>
+      </w:r>
+    </w:p>
+    <w:p>
+      <w:pPr>
+        <w:spacing w:line="336" w:lineRule="auto" w:after="180"/>
+      </w:pPr>
+      <w:r>
+        <w:rPr>
+          <w:b w:val="0"/>
+        </w:rPr>
+        <w:t>Original case: Do not claim outdoor robustness or ten independent plants. Changed condition: The abstract calls the study a test on ten independent plants. Expected result: Correct it to five plants with two views each. Reason: Five source plants have two views each; independence requires a justified sampling design.</w:t>
+      </w:r>
+    </w:p>
+    <w:p>
+      <w:pPr>
+        <w:spacing w:line="336" w:lineRule="auto" w:after="180"/>
+      </w:pPr>
+      <w:r>
+        <w:rPr>
+          <w:b w:val="0"/>
+        </w:rPr>
+        <w:t>Predict before checking the worked changed-case result. Name what changed and what the supplied facts allow you to conclude.</w:t>
+      </w:r>
+    </w:p>
+    <w:p>
+      <w:pPr>
+        <w:pStyle w:val="Heading2"/>
+      </w:pPr>
+      <w:r>
+        <w:t>05. Connect the explanation to its limit</w:t>
+      </w:r>
+    </w:p>
+    <w:p>
+      <w:r>
+        <w:drawing>
+          <wp:inline xmlns:a="http://schemas.openxmlformats.org/drawingml/2006/main" xmlns:pic="http://schemas.openxmlformats.org/drawingml/2006/picture">
+            <wp:extent cx="5486400" cy="2834640"/>
+            <wp:docPr id="10" name="Picture 10" descr="A final manuscript aligns question, procedure, evidence and scope. Every figure and conclusion should point back to the records that support it. Limit: No population superiority or significance claim is supplied; dependence and sample coverage need explicit treatment."/>
+            <wp:cNvGraphicFramePr>
+              <a:graphicFrameLocks noChangeAspect="1"/>
+            </wp:cNvGraphicFramePr>
+            <a:graphic>
+              <a:graphicData uri="http://schemas.openxmlformats.org/drawingml/2006/picture">
+                <pic:pic>
+                  <pic:nvPicPr>
+                    <pic:cNvPr id="0" name="academy-story-ai-7-34-05.png"/>
+                    <pic:cNvPicPr/>
+                  </pic:nvPicPr>
+                  <pic:blipFill>
+                    <a:blip r:embed="rId16"/>
+                    <a:stretch>
+                      <a:fillRect/>
+                    </a:stretch>
+                  </pic:blipFill>
+                  <pic:spPr>
+                    <a:xfrm>
+                      <a:off x="0" y="0"/>
+                      <a:ext cx="5486400" cy="2834640"/>
+                    </a:xfrm>
+                    <a:prstGeom prst="rect"/>
+                  </pic:spPr>
+                </pic:pic>
+              </a:graphicData>
+            </a:graphic>
+          </wp:inline>
+        </w:drawing>
+      </w:r>
+    </w:p>
+    <w:p>
+      <w:pPr>
+        <w:spacing w:line="336" w:lineRule="auto" w:after="180"/>
+      </w:pPr>
+      <w:r>
+        <w:rPr>
+          <w:b w:val="0"/>
+        </w:rPr>
         <w:t xml:space="preserve">A final manuscript aligns question, procedure, </w:t>
       </w:r>
       <w:r>
@@ -4177,7 +5246,6 @@
     <w:p>
       <w:pPr>
         <w:spacing w:line="336" w:lineRule="auto" w:after="180"/>
-        <w:shd w:fill="F5F1FB"/>
       </w:pPr>
       <w:r>
         <w:rPr>
@@ -4188,7 +5256,7 @@
     </w:p>
     <w:p>
       <w:pPr>
-        <w:pStyle w:val="Heading3"/>
+        <w:pStyle w:val="Heading2"/>
       </w:pPr>
       <w:r>
         <w:t>06. Make the idea visible in your project</w:t>
@@ -4199,7 +5267,7 @@
         <w:drawing>
           <wp:inline xmlns:a="http://schemas.openxmlformats.org/drawingml/2006/main" xmlns:pic="http://schemas.openxmlformats.org/drawingml/2006/picture">
             <wp:extent cx="5486400" cy="3681984"/>
-            <wp:docPr id="8" name="Picture 8" descr="For the Reproducible AI Research Study, retain an annotated worked trace and the changed-case reasoning. Connect the claim to its records, units and assumptions so another investigator can challenge or reproduce it. Draw your input, deciding step, result and limit. Supported question: Connect the manuscript’s 7/10 and 8/10 scores to the five-plant grouping. Which abstract claim must be corrected if it says ten independent plants?"/>
+            <wp:docPr id="11" name="Picture 11" descr="For the Reproducible AI Research Study, retain an annotated worked trace and the changed-case reasoning. Connect the claim to its records, units and assumptions so another investigator can challenge or reproduce it. Draw your input, deciding step, result and limit. Supported question: Connect the manuscript’s 7/10 and 8/10 scores to the five-plant grouping. Which abstract claim must be corrected if it says ten independent plants?"/>
             <wp:cNvGraphicFramePr>
               <a:graphicFrameLocks noChangeAspect="1"/>
             </wp:cNvGraphicFramePr>
@@ -4211,7 +5279,7 @@
                     <pic:cNvPicPr/>
                   </pic:nvPicPr>
                   <pic:blipFill>
-                    <a:blip r:embed="rId16"/>
+                    <a:blip r:embed="rId17"/>
                     <a:stretch>
                       <a:fillRect/>
                     </a:stretch>
@@ -4267,7 +5335,6 @@
     <w:p>
       <w:pPr>
         <w:spacing w:line="336" w:lineRule="auto" w:after="180"/>
-        <w:shd w:fill="F5F1FB"/>
       </w:pPr>
       <w:r>
         <w:rPr>
@@ -4286,6 +5353,62 @@
           <w:b w:val="0"/>
         </w:rPr>
         <w:t>.</w:t>
+      </w:r>
+    </w:p>
+    <w:p>
+      <w:pPr>
+        <w:pStyle w:val="Heading2"/>
+      </w:pPr>
+      <w:r>
+        <w:t>Earlier wording, alternatives and picture transcripts · reference / check after trying</w:t>
+      </w:r>
+    </w:p>
+    <w:p>
+      <w:pPr>
+        <w:pStyle w:val="Heading3"/>
+      </w:pPr>
+      <w:r>
+        <w:t>01. Final project manuscript: the case</w:t>
+      </w:r>
+    </w:p>
+    <w:p>
+      <w:pPr>
+        <w:pStyle w:val="Heading3"/>
+      </w:pPr>
+      <w:r>
+        <w:t>02. Follow the deciding steps</w:t>
+      </w:r>
+    </w:p>
+    <w:p>
+      <w:pPr>
+        <w:pStyle w:val="Heading3"/>
+      </w:pPr>
+      <w:r>
+        <w:t>03. Indoor capstone photo outcomes</w:t>
+      </w:r>
+    </w:p>
+    <w:p>
+      <w:pPr>
+        <w:pStyle w:val="Heading3"/>
+      </w:pPr>
+      <w:r>
+        <w:t>04. Change one thing. Trace what follows.</w:t>
+      </w:r>
+    </w:p>
+    <w:p>
+      <w:pPr>
+        <w:pStyle w:val="Heading3"/>
+      </w:pPr>
+      <w:r>
+        <w:t>05. Connect the explanation to its limit</w:t>
+      </w:r>
+    </w:p>
+    <w:p>
+      <w:pPr>
+        <w:pStyle w:val="Heading3"/>
+      </w:pPr>
+      <w:r>
+        <w:t>06. Make the idea visible in your project</w:t>
       </w:r>
     </w:p>
     <w:sectPr>
